--- a/Launcher/Templates/F_ТИПОВИЙ ДОГОВІР ПРЕДСТАВНИК ГО УААСП.docx
+++ b/Launcher/Templates/F_ТИПОВИЙ ДОГОВІР ПРЕДСТАВНИК ГО УААСП.docx
@@ -1,6 +1,6 @@
 
 <file path=word/document.xml><?xml version="1.0" encoding="utf-8"?>
-<w:document xmlns:wpc="http://schemas.microsoft.com/office/word/2010/wordprocessingCanvas" xmlns:cx="http://schemas.microsoft.com/office/drawing/2014/chartex" xmlns:cx1="http://schemas.microsoft.com/office/drawing/2015/9/8/chartex" xmlns:cx2="http://schemas.microsoft.com/office/drawing/2015/10/21/chartex" xmlns:cx3="http://schemas.microsoft.com/office/drawing/2016/5/9/chartex" xmlns:cx4="http://schemas.microsoft.com/office/drawing/2016/5/10/chartex" xmlns:cx5="http://schemas.microsoft.com/office/drawing/2016/5/11/chartex" xmlns:cx6="http://schemas.microsoft.com/office/drawing/2016/5/12/chartex" xmlns:cx7="http://schemas.microsoft.com/office/drawing/2016/5/13/chartex" xmlns:cx8="http://schemas.microsoft.com/office/drawing/2016/5/14/chartex" xmlns:mc="http://schemas.openxmlformats.org/markup-compatibility/2006" xmlns:aink="http://schemas.microsoft.com/office/drawing/2016/ink" xmlns:am3d="http://schemas.microsoft.com/office/drawing/2017/model3d" xmlns:o="urn:schemas-microsoft-com:office:office" xmlns:r="http://schemas.openxmlformats.org/officeDocument/2006/relationships" xmlns:m="http://schemas.openxmlformats.org/officeDocument/2006/math" xmlns:v="urn:schemas-microsoft-com:vml" xmlns:wp14="http://schemas.microsoft.com/office/word/2010/wordprocessingDrawing" xmlns:wp="http://schemas.openxmlformats.org/drawingml/2006/wordprocessingDrawing" xmlns:w10="urn:schemas-microsoft-com:office:word" xmlns:w="http://schemas.openxmlformats.org/wordprocessingml/2006/main" xmlns:w14="http://schemas.microsoft.com/office/word/2010/wordml" xmlns:w15="http://schemas.microsoft.com/office/word/2012/wordml" xmlns:w16cid="http://schemas.microsoft.com/office/word/2016/wordml/cid" xmlns:w16se="http://schemas.microsoft.com/office/word/2015/wordml/symex" xmlns:wpg="http://schemas.microsoft.com/office/word/2010/wordprocessingGroup" xmlns:wpi="http://schemas.microsoft.com/office/word/2010/wordprocessingInk" xmlns:wne="http://schemas.microsoft.com/office/word/2006/wordml" xmlns:wps="http://schemas.microsoft.com/office/word/2010/wordprocessingShape" mc:Ignorable="w14 w15 w16se w16cid wp14">
+<w:document xmlns:wpc="http://schemas.microsoft.com/office/word/2010/wordprocessingCanvas" xmlns:mc="http://schemas.openxmlformats.org/markup-compatibility/2006" xmlns:o="urn:schemas-microsoft-com:office:office" xmlns:r="http://schemas.openxmlformats.org/officeDocument/2006/relationships" xmlns:m="http://schemas.openxmlformats.org/officeDocument/2006/math" xmlns:v="urn:schemas-microsoft-com:vml" xmlns:wp14="http://schemas.microsoft.com/office/word/2010/wordprocessingDrawing" xmlns:wp="http://schemas.openxmlformats.org/drawingml/2006/wordprocessingDrawing" xmlns:w10="urn:schemas-microsoft-com:office:word" xmlns:w="http://schemas.openxmlformats.org/wordprocessingml/2006/main" xmlns:w14="http://schemas.microsoft.com/office/word/2010/wordml" xmlns:w15="http://schemas.microsoft.com/office/word/2012/wordml" xmlns:wpg="http://schemas.microsoft.com/office/word/2010/wordprocessingGroup" xmlns:wpi="http://schemas.microsoft.com/office/word/2010/wordprocessingInk" xmlns:wne="http://schemas.microsoft.com/office/word/2006/wordml" xmlns:wps="http://schemas.microsoft.com/office/word/2010/wordprocessingShape" mc:Ignorable="w14 w15 wp14">
   <w:body>
     <w:p>
       <w:pPr>
@@ -30,46 +30,8 @@
           <w:szCs w:val="28"/>
           <w:lang w:val="uk-UA"/>
         </w:rPr>
-        <w:t>Цивільно-правовий договір</w:t>
-      </w:r>
-      <w:r>
-        <w:rPr>
-          <w:b/>
-          <w:sz w:val="28"/>
-          <w:szCs w:val="28"/>
-          <w:lang w:val="uk-UA"/>
-        </w:rPr>
-        <w:t xml:space="preserve"> № </w:t>
-      </w:r>
-      <w:sdt>
-        <w:sdtPr>
-          <w:rPr>
-            <w:b/>
-            <w:sz w:val="28"/>
-            <w:szCs w:val="28"/>
-            <w:lang w:val="uk-UA"/>
-          </w:rPr>
-          <w:alias w:val="docNumberP"/>
-          <w:tag w:val="docNumberP"/>
-          <w:id w:val="294493211"/>
-          <w:placeholder>
-            <w:docPart w:val="DefaultPlaceholder_-1854013440"/>
-          </w:placeholder>
-          <w:showingPlcHdr/>
-          <w15:appearance w15:val="tags"/>
-          <w:text/>
-        </w:sdtPr>
-        <w:sdtEndPr/>
-        <w:sdtContent>
-          <w:r>
-            <w:rPr>
-              <w:rStyle w:val="ad"/>
-              <w:rFonts w:eastAsiaTheme="minorHAnsi"/>
-            </w:rPr>
-            <w:t>Место для ввода текста.</w:t>
-          </w:r>
-        </w:sdtContent>
-      </w:sdt>
+        <w:t xml:space="preserve">Цивільно-правовий договір </w:t>
+      </w:r>
     </w:p>
     <w:p>
       <w:pPr>
@@ -124,45 +86,44 @@
         <w:rPr>
           <w:lang w:val="uk-UA"/>
         </w:rPr>
-        <w:t xml:space="preserve">                  </w:t>
-      </w:r>
-      <w:r>
-        <w:rPr>
-          <w:lang w:val="uk-UA"/>
-        </w:rPr>
-        <w:t xml:space="preserve">  </w:t>
-      </w:r>
-      <w:sdt>
-        <w:sdtPr>
-          <w:rPr>
-            <w:lang w:val="uk-UA"/>
-          </w:rPr>
-          <w:alias w:val="docDateP"/>
-          <w:tag w:val="docDateP"/>
-          <w:id w:val="-36208614"/>
-          <w:placeholder>
-            <w:docPart w:val="DefaultPlaceholder_-1854013440"/>
-          </w:placeholder>
-          <w:showingPlcHdr/>
-          <w15:appearance w15:val="tags"/>
-          <w:text/>
-        </w:sdtPr>
-        <w:sdtEndPr/>
-        <w:sdtContent>
-          <w:r>
-            <w:rPr>
-              <w:rStyle w:val="ad"/>
-              <w:rFonts w:eastAsiaTheme="minorHAnsi"/>
-            </w:rPr>
-            <w:t>Место для ввода текста.</w:t>
-          </w:r>
-        </w:sdtContent>
-      </w:sdt>
-      <w:r>
-        <w:rPr>
-          <w:lang w:val="uk-UA"/>
-        </w:rPr>
-        <w:t>року</w:t>
+        <w:tab/>
+      </w:r>
+      <w:r>
+        <w:rPr>
+          <w:lang w:val="uk-UA"/>
+        </w:rPr>
+        <w:tab/>
+        <w:t xml:space="preserve">      </w:t>
+      </w:r>
+      <w:r>
+        <w:rPr>
+          <w:lang w:val="uk-UA"/>
+        </w:rPr>
+        <w:tab/>
+      </w:r>
+      <w:r>
+        <w:rPr>
+          <w:lang w:val="uk-UA"/>
+        </w:rPr>
+        <w:t xml:space="preserve">     </w:t>
+      </w:r>
+      <w:r>
+        <w:rPr>
+          <w:lang w:val="uk-UA"/>
+        </w:rPr>
+        <w:t>«___» _________20</w:t>
+      </w:r>
+      <w:r>
+        <w:rPr>
+          <w:lang w:val="uk-UA"/>
+        </w:rPr>
+        <w:t>__</w:t>
+      </w:r>
+      <w:r>
+        <w:rPr>
+          <w:lang w:val="uk-UA"/>
+        </w:rPr>
+        <w:t xml:space="preserve"> року</w:t>
       </w:r>
     </w:p>
     <w:p>
@@ -324,39 +285,12 @@
         </w:rPr>
         <w:t xml:space="preserve">         </w:t>
       </w:r>
-      <w:sdt>
-        <w:sdtPr>
-          <w:rPr>
-            <w:b/>
-            <w:lang w:val="uk-UA"/>
-          </w:rPr>
-          <w:alias w:val="appeal"/>
-          <w:tag w:val="appeal"/>
-          <w:id w:val="-921337126"/>
-          <w:placeholder>
-            <w:docPart w:val="DefaultPlaceholder_-1854013440"/>
-          </w:placeholder>
-          <w:showingPlcHdr/>
-          <w15:appearance w15:val="tags"/>
-          <w:text/>
-        </w:sdtPr>
-        <w:sdtEndPr/>
-        <w:sdtContent>
-          <w:r>
-            <w:rPr>
-              <w:rStyle w:val="ad"/>
-              <w:rFonts w:eastAsiaTheme="minorHAnsi"/>
-            </w:rPr>
-            <w:t>Место для ввода текста.</w:t>
-          </w:r>
-        </w:sdtContent>
-      </w:sdt>
-      <w:r>
-        <w:rPr>
-          <w:b/>
-          <w:lang w:val="uk-UA"/>
-        </w:rPr>
-        <w:t xml:space="preserve"> </w:t>
+      <w:r>
+        <w:rPr>
+          <w:b/>
+          <w:lang w:val="uk-UA"/>
+        </w:rPr>
+        <w:t xml:space="preserve">   </w:t>
       </w:r>
       <w:r>
         <w:rPr>
@@ -364,7 +298,7 @@
           <w:bCs/>
           <w:lang w:val="uk-UA"/>
         </w:rPr>
-        <w:t>України</w:t>
+        <w:t>Громадян</w:t>
       </w:r>
       <w:r>
         <w:rPr>
@@ -372,105 +306,29 @@
           <w:bCs/>
           <w:lang w:val="uk-UA"/>
         </w:rPr>
-        <w:t xml:space="preserve"> </w:t>
-      </w:r>
-      <w:sdt>
-        <w:sdtPr>
-          <w:rPr>
-            <w:b/>
-            <w:bCs/>
-            <w:lang w:val="uk-UA"/>
-          </w:rPr>
-          <w:alias w:val="CstName"/>
-          <w:tag w:val="CstName"/>
-          <w:id w:val="-1733686820"/>
-          <w:placeholder>
-            <w:docPart w:val="DefaultPlaceholder_-1854013440"/>
-          </w:placeholder>
-          <w:showingPlcHdr/>
-          <w15:appearance w15:val="tags"/>
-          <w:text/>
-        </w:sdtPr>
-        <w:sdtEndPr/>
-        <w:sdtContent>
-          <w:r>
-            <w:rPr>
-              <w:rStyle w:val="ad"/>
-              <w:rFonts w:eastAsiaTheme="minorHAnsi"/>
-            </w:rPr>
-            <w:t>Место для ввода текста.</w:t>
-          </w:r>
-        </w:sdtContent>
-      </w:sdt>
-      <w:r>
-        <w:rPr>
-          <w:lang w:val="uk-UA"/>
-        </w:rPr>
-        <w:t xml:space="preserve">, паспорт </w:t>
-      </w:r>
-      <w:sdt>
-        <w:sdtPr>
-          <w:rPr>
-            <w:lang w:val="uk-UA"/>
-          </w:rPr>
-          <w:alias w:val="CstName"/>
-          <w:tag w:val="CstName"/>
-          <w:id w:val="-1898813602"/>
-          <w:placeholder>
-            <w:docPart w:val="DefaultPlaceholder_-1854013440"/>
-          </w:placeholder>
-          <w:showingPlcHdr/>
-          <w15:appearance w15:val="tags"/>
-          <w:text/>
-        </w:sdtPr>
-        <w:sdtEndPr/>
-        <w:sdtContent>
-          <w:r>
-            <w:rPr>
-              <w:rStyle w:val="ad"/>
-              <w:rFonts w:eastAsiaTheme="minorHAnsi"/>
-            </w:rPr>
-            <w:t>Место для ввода текста.</w:t>
-          </w:r>
-        </w:sdtContent>
-      </w:sdt>
-      <w:r>
-        <w:rPr>
-          <w:lang w:val="uk-UA"/>
-        </w:rPr>
-        <w:t xml:space="preserve">, виданий </w:t>
-      </w:r>
-      <w:sdt>
-        <w:sdtPr>
-          <w:rPr>
-            <w:lang w:val="uk-UA"/>
-          </w:rPr>
-          <w:alias w:val="CstPasportIssued"/>
-          <w:tag w:val="CstPasportIssued"/>
-          <w:id w:val="-717734814"/>
-          <w:placeholder>
-            <w:docPart w:val="DefaultPlaceholder_-1854013440"/>
-          </w:placeholder>
-          <w:showingPlcHdr/>
-          <w15:appearance w15:val="tags"/>
-          <w:text/>
-        </w:sdtPr>
-        <w:sdtEndPr/>
-        <w:sdtContent>
-          <w:r>
-            <w:rPr>
-              <w:rStyle w:val="ad"/>
-              <w:rFonts w:eastAsiaTheme="minorHAnsi"/>
-            </w:rPr>
-            <w:t>Место для ввода текста.</w:t>
-          </w:r>
-        </w:sdtContent>
-      </w:sdt>
-      <w:r>
-        <w:rPr>
-          <w:lang w:val="uk-UA"/>
-        </w:rPr>
-        <w:t xml:space="preserve"> </w:t>
+        <w:t>___</w:t>
+      </w:r>
+      <w:r>
+        <w:rPr>
+          <w:b/>
+          <w:bCs/>
+          <w:lang w:val="uk-UA"/>
+        </w:rPr>
+        <w:t xml:space="preserve"> України</w:t>
+      </w:r>
+      <w:r>
+        <w:rPr>
+          <w:b/>
+          <w:bCs/>
+          <w:lang w:val="uk-UA"/>
+        </w:rPr>
+        <w:t xml:space="preserve"> _____________________________</w:t>
+      </w:r>
+      <w:r>
+        <w:rPr>
+          <w:lang w:val="uk-UA"/>
+        </w:rPr>
+        <w:t xml:space="preserve">, паспорт Серія _____                     № ________________ , виданий _______________________________________________від «___» __________________ __________ </w:t>
       </w:r>
       <w:r>
         <w:rPr>
@@ -482,71 +340,25 @@
         <w:rPr>
           <w:lang w:val="uk-UA"/>
         </w:rPr>
-        <w:t>ває за адресою:</w:t>
-      </w:r>
-      <w:sdt>
-        <w:sdtPr>
-          <w:rPr>
-            <w:lang w:val="uk-UA"/>
-          </w:rPr>
-          <w:alias w:val="CstResidentialAddress"/>
-          <w:tag w:val="CstResidentialAddress"/>
-          <w:id w:val="-1114211936"/>
-          <w:placeholder>
-            <w:docPart w:val="DefaultPlaceholder_-1854013440"/>
-          </w:placeholder>
-          <w:showingPlcHdr/>
-          <w15:appearance w15:val="tags"/>
-          <w:text/>
-        </w:sdtPr>
-        <w:sdtEndPr/>
-        <w:sdtContent>
-          <w:r>
-            <w:rPr>
-              <w:rStyle w:val="ad"/>
-              <w:rFonts w:eastAsiaTheme="minorHAnsi"/>
-            </w:rPr>
-            <w:t>Место для ввода текста.</w:t>
-          </w:r>
-        </w:sdtContent>
-      </w:sdt>
+        <w:t>ває за адресою: _________________________</w:t>
+      </w:r>
       <w:r>
         <w:rPr>
           <w:lang w:val="uk-UA"/>
         </w:rPr>
         <w:t xml:space="preserve">, РНОКПП: </w:t>
       </w:r>
-      <w:sdt>
-        <w:sdtPr>
-          <w:rPr>
-            <w:lang w:val="uk-UA"/>
-          </w:rPr>
-          <w:alias w:val="CstINN"/>
-          <w:tag w:val="CstINN"/>
-          <w:id w:val="2098900891"/>
-          <w:placeholder>
-            <w:docPart w:val="DefaultPlaceholder_-1854013440"/>
-          </w:placeholder>
-          <w:showingPlcHdr/>
-          <w15:appearance w15:val="tags"/>
-          <w:text/>
-        </w:sdtPr>
-        <w:sdtEndPr/>
-        <w:sdtContent>
-          <w:r>
-            <w:rPr>
-              <w:rStyle w:val="ad"/>
-              <w:rFonts w:eastAsiaTheme="minorHAnsi"/>
-            </w:rPr>
-            <w:t>Место для ввода текста.</w:t>
-          </w:r>
-        </w:sdtContent>
-      </w:sdt>
-      <w:r>
-        <w:rPr>
-          <w:lang w:val="uk-UA"/>
-        </w:rPr>
-        <w:t xml:space="preserve">(далі – </w:t>
+      <w:r>
+        <w:rPr>
+          <w:lang w:val="uk-UA"/>
+        </w:rPr>
+        <w:t>___________________</w:t>
+      </w:r>
+      <w:r>
+        <w:rPr>
+          <w:lang w:val="uk-UA"/>
+        </w:rPr>
+        <w:t xml:space="preserve"> (далі – </w:t>
       </w:r>
       <w:r>
         <w:rPr>
@@ -637,7 +449,66 @@
         <w:rPr>
           <w:lang w:val="uk-UA"/>
         </w:rPr>
-        <w:t xml:space="preserve"> – юридична або фізична особа, що використовує у своїй діяльності об'єкти авторського права.</w:t>
+        <w:t xml:space="preserve"> – </w:t>
+      </w:r>
+      <w:r>
+        <w:rPr>
+          <w:color w:val="000000"/>
+          <w:shd w:val="clear" w:color="auto" w:fill="FFFFFF"/>
+          <w:lang w:val="uk-UA"/>
+        </w:rPr>
+        <w:t>будь-яка юридична особа, фізична особа, фізична особа - підприємець, яка вчиняє дії, що відповідно до</w:t>
+      </w:r>
+      <w:r>
+        <w:rPr>
+          <w:color w:val="000000"/>
+          <w:shd w:val="clear" w:color="auto" w:fill="FFFFFF"/>
+        </w:rPr>
+        <w:t> </w:t>
+      </w:r>
+      <w:hyperlink r:id="rId7" w:tgtFrame="_blank" w:history="1">
+        <w:r>
+          <w:rPr>
+            <w:rStyle w:val="ad"/>
+            <w:color w:val="auto"/>
+            <w:u w:val="none"/>
+            <w:shd w:val="clear" w:color="auto" w:fill="FFFFFF"/>
+            <w:lang w:val="uk-UA"/>
+          </w:rPr>
+          <w:t xml:space="preserve">Закону </w:t>
+        </w:r>
+        <w:r>
+          <w:rPr>
+            <w:rStyle w:val="ad"/>
+            <w:color w:val="auto"/>
+            <w:u w:val="none"/>
+            <w:shd w:val="clear" w:color="auto" w:fill="FFFFFF"/>
+            <w:lang w:val="uk-UA"/>
+          </w:rPr>
+          <w:t>України</w:t>
+        </w:r>
+      </w:hyperlink>
+      <w:r>
+        <w:rPr>
+          <w:shd w:val="clear" w:color="auto" w:fill="FFFFFF"/>
+        </w:rPr>
+        <w:t> </w:t>
+      </w:r>
+      <w:r>
+        <w:rPr>
+          <w:color w:val="000000"/>
+          <w:shd w:val="clear" w:color="auto" w:fill="FFFFFF"/>
+          <w:lang w:val="uk-UA"/>
+        </w:rPr>
+        <w:t>"Про авторське право і суміжні права" вимагають отримання згоди від суб’єктів авторського права, або яка іншим чином повинна виплатити винагороду чи відрахування правовласникам</w:t>
+      </w:r>
+      <w:r>
+        <w:rPr>
+          <w:color w:val="000000"/>
+          <w:shd w:val="clear" w:color="auto" w:fill="FFFFFF"/>
+          <w:lang w:val="uk-UA"/>
+        </w:rPr>
+        <w:t>.</w:t>
       </w:r>
     </w:p>
     <w:p>
@@ -780,15 +651,267 @@
       </w:r>
       <w:r>
         <w:rPr>
-          <w:lang w:val="uk-UA"/>
-        </w:rPr>
-        <w:t>В порядку, в строк та на умовах, визначених Договором, Виконавець зобов`язується за завданням Замовника надати послуги відповідно до Розділу 4 Договору щодо виявлення Користувачів з метою укладення договорів на право використання об’єктів авторського права в межах Території з Користувачами</w:t>
-      </w:r>
-      <w:r>
-        <w:rPr>
-          <w:lang w:val="uk-UA"/>
-        </w:rPr>
-        <w:t xml:space="preserve">. </w:t>
+          <w:b/>
+          <w:lang w:val="uk-UA"/>
+        </w:rPr>
+        <w:t xml:space="preserve"> </w:t>
+      </w:r>
+      <w:r>
+        <w:rPr>
+          <w:lang w:val="uk-UA"/>
+        </w:rPr>
+        <w:t xml:space="preserve">В порядку, в строк та на умовах, визначених Договором, Виконавець зобов`язується </w:t>
+      </w:r>
+    </w:p>
+    <w:p>
+      <w:pPr>
+        <w:rPr>
+          <w:rFonts w:eastAsia="Calibri"/>
+          <w:lang w:val="uk-UA"/>
+        </w:rPr>
+      </w:pPr>
+      <w:r>
+        <w:rPr>
+          <w:rFonts w:eastAsia="Calibri"/>
+          <w:lang w:val="uk-UA"/>
+        </w:rPr>
+        <w:t>за завданням Замовника</w:t>
+      </w:r>
+      <w:r>
+        <w:rPr>
+          <w:rFonts w:eastAsia="Calibri"/>
+          <w:lang w:val="uk-UA"/>
+        </w:rPr>
+        <w:t>, виконувати наступні обов’язки:</w:t>
+      </w:r>
+    </w:p>
+    <w:p>
+      <w:pPr>
+        <w:jc w:val="both"/>
+        <w:rPr>
+          <w:rFonts w:eastAsia="Calibri"/>
+          <w:lang w:val="uk-UA"/>
+        </w:rPr>
+      </w:pPr>
+      <w:r>
+        <w:rPr>
+          <w:rFonts w:eastAsia="Calibri"/>
+          <w:lang w:val="uk-UA"/>
+        </w:rPr>
+        <w:t xml:space="preserve">          </w:t>
+      </w:r>
+      <w:r>
+        <w:rPr>
+          <w:rFonts w:eastAsia="Calibri"/>
+          <w:lang w:val="uk-UA"/>
+        </w:rPr>
+        <w:t>2.2.1. Надава</w:t>
+      </w:r>
+      <w:r>
+        <w:rPr>
+          <w:rFonts w:eastAsia="Calibri"/>
+          <w:lang w:val="uk-UA"/>
+        </w:rPr>
+        <w:t>ти</w:t>
+      </w:r>
+      <w:r>
+        <w:rPr>
+          <w:rFonts w:eastAsia="Calibri"/>
+          <w:lang w:val="uk-UA"/>
+        </w:rPr>
+        <w:t xml:space="preserve"> послуги відповідно до розділу 4</w:t>
+      </w:r>
+      <w:r>
+        <w:rPr>
+          <w:rFonts w:eastAsia="Calibri"/>
+          <w:lang w:val="uk-UA"/>
+        </w:rPr>
+        <w:t xml:space="preserve"> даного Договору по виявленню Користувачів та укладенню</w:t>
+      </w:r>
+      <w:r>
+        <w:rPr>
+          <w:rFonts w:eastAsia="Calibri"/>
+          <w:lang w:val="uk-UA"/>
+        </w:rPr>
+        <w:t xml:space="preserve"> і супроводженню</w:t>
+      </w:r>
+      <w:r>
+        <w:rPr>
+          <w:rFonts w:eastAsia="Calibri"/>
+          <w:lang w:val="uk-UA"/>
+        </w:rPr>
+        <w:t xml:space="preserve"> ліцензійних договорів в межах Території з такими Користувачами як:</w:t>
+      </w:r>
+    </w:p>
+    <w:p>
+      <w:pPr>
+        <w:widowControl w:val="0"/>
+        <w:jc w:val="both"/>
+        <w:rPr>
+          <w:rFonts w:eastAsia="Calibri"/>
+          <w:lang w:val="uk-UA"/>
+        </w:rPr>
+      </w:pPr>
+      <w:r>
+        <w:rPr>
+          <w:rFonts w:eastAsia="Calibri"/>
+          <w:lang w:val="uk-UA"/>
+        </w:rPr>
+        <w:t xml:space="preserve">          </w:t>
+      </w:r>
+      <w:r>
+        <w:rPr>
+          <w:rFonts w:eastAsia="Calibri"/>
+          <w:lang w:val="uk-UA"/>
+        </w:rPr>
+        <w:t xml:space="preserve">2.2.1.1. дискотеки, клуби, танцювальні майданчики, бари, кафе, ресторани, організатори виставок, організатори показів мод, організатори спортивних змагань, організації аудіо-відео прокату, підприємства та організації торгівлі, організації </w:t>
+      </w:r>
+      <w:proofErr w:type="spellStart"/>
+      <w:r>
+        <w:rPr>
+          <w:rFonts w:eastAsia="Calibri"/>
+          <w:lang w:val="uk-UA"/>
+        </w:rPr>
+        <w:t>теле</w:t>
+      </w:r>
+      <w:proofErr w:type="spellEnd"/>
+      <w:r>
+        <w:rPr>
+          <w:rFonts w:eastAsia="Calibri"/>
+          <w:lang w:val="uk-UA"/>
+        </w:rPr>
+        <w:t xml:space="preserve">  -  та радіомовлення,</w:t>
+      </w:r>
+      <w:r>
+        <w:rPr>
+          <w:rFonts w:eastAsia="Calibri"/>
+          <w:lang w:val="uk-UA"/>
+        </w:rPr>
+        <w:t xml:space="preserve"> </w:t>
+      </w:r>
+      <w:r>
+        <w:rPr>
+          <w:rFonts w:eastAsia="Calibri"/>
+          <w:lang w:val="uk-UA"/>
+        </w:rPr>
+        <w:t>ТВ- та Інтернет – провайдери, мобільні оператори</w:t>
+      </w:r>
+      <w:r>
+        <w:rPr>
+          <w:rFonts w:eastAsia="Calibri"/>
+          <w:lang w:val="uk-UA"/>
+        </w:rPr>
+        <w:t>, музеї, художні галереї, виставкові зали, редакції періодичних видань, видавництва, підприємства і організації у сфері туризму та санаторно-курортні комплекси, підприємства готельного комплексу, транспортні організації, казино, фотоательє, спо</w:t>
+      </w:r>
+      <w:r>
+        <w:rPr>
+          <w:rFonts w:eastAsia="Calibri"/>
+          <w:lang w:val="uk-UA"/>
+        </w:rPr>
+        <w:t xml:space="preserve">ртивно розважальні заклади і </w:t>
+      </w:r>
+      <w:proofErr w:type="spellStart"/>
+      <w:r>
+        <w:rPr>
+          <w:rFonts w:eastAsia="Calibri"/>
+          <w:lang w:val="uk-UA"/>
+        </w:rPr>
+        <w:t>т.п</w:t>
+      </w:r>
+      <w:proofErr w:type="spellEnd"/>
+      <w:r>
+        <w:rPr>
+          <w:rFonts w:eastAsia="Calibri"/>
+          <w:lang w:val="uk-UA"/>
+        </w:rPr>
+        <w:t>.</w:t>
+      </w:r>
+      <w:r>
+        <w:rPr>
+          <w:rFonts w:eastAsia="Calibri"/>
+          <w:lang w:val="uk-UA"/>
+        </w:rPr>
+        <w:t>;</w:t>
+      </w:r>
+    </w:p>
+    <w:p>
+      <w:pPr>
+        <w:widowControl w:val="0"/>
+        <w:jc w:val="both"/>
+        <w:rPr>
+          <w:rFonts w:eastAsia="Calibri"/>
+          <w:lang w:val="uk-UA"/>
+        </w:rPr>
+      </w:pPr>
+      <w:r>
+        <w:rPr>
+          <w:rFonts w:eastAsia="Calibri"/>
+          <w:lang w:val="uk-UA"/>
+        </w:rPr>
+        <w:t xml:space="preserve">          </w:t>
+      </w:r>
+      <w:r>
+        <w:rPr>
+          <w:rFonts w:eastAsia="Calibri"/>
+          <w:lang w:val="uk-UA"/>
+        </w:rPr>
+        <w:t>2.2.1.2. організатори концертно-видовищних заходів, організатори гастрольних заходів, організатори театральних та видови</w:t>
+      </w:r>
+      <w:r>
+        <w:rPr>
+          <w:rFonts w:eastAsia="Calibri"/>
+          <w:lang w:val="uk-UA"/>
+        </w:rPr>
+        <w:t>щних постановок, антреприз</w:t>
+      </w:r>
+      <w:r>
+        <w:rPr>
+          <w:rFonts w:eastAsia="Calibri"/>
+          <w:lang w:val="uk-UA"/>
+        </w:rPr>
+        <w:t>;</w:t>
+      </w:r>
+    </w:p>
+    <w:p>
+      <w:pPr>
+        <w:jc w:val="both"/>
+        <w:rPr>
+          <w:rFonts w:eastAsia="Calibri"/>
+        </w:rPr>
+      </w:pPr>
+      <w:r>
+        <w:rPr>
+          <w:rFonts w:eastAsia="Calibri"/>
+          <w:lang w:val="uk-UA"/>
+        </w:rPr>
+        <w:t xml:space="preserve">          </w:t>
+      </w:r>
+      <w:r>
+        <w:rPr>
+          <w:rFonts w:eastAsia="Calibri"/>
+          <w:lang w:val="uk-UA"/>
+        </w:rPr>
+        <w:t xml:space="preserve">2.2.1.3. </w:t>
+      </w:r>
+      <w:r>
+        <w:rPr>
+          <w:rFonts w:eastAsia="Calibri"/>
+          <w:lang w:val="uk-UA"/>
+        </w:rPr>
+        <w:t>театри, філармонії, цирки</w:t>
+      </w:r>
+      <w:r>
+        <w:rPr>
+          <w:rFonts w:eastAsia="Calibri"/>
+          <w:lang w:val="uk-UA"/>
+        </w:rPr>
+        <w:t>, будинки культури</w:t>
+      </w:r>
+      <w:r>
+        <w:rPr>
+          <w:rFonts w:eastAsia="Calibri"/>
+        </w:rPr>
+        <w:t>.</w:t>
       </w:r>
     </w:p>
     <w:p>
@@ -804,10 +927,24 @@
           <w:b/>
           <w:lang w:val="uk-UA"/>
         </w:rPr>
+        <w:t xml:space="preserve"> </w:t>
+      </w:r>
+      <w:r>
+        <w:rPr>
+          <w:b/>
+          <w:lang w:val="uk-UA"/>
+        </w:rPr>
         <w:t>2.2.</w:t>
       </w:r>
       <w:r>
         <w:rPr>
+          <w:b/>
+          <w:lang w:val="uk-UA"/>
+        </w:rPr>
+        <w:t xml:space="preserve"> </w:t>
+      </w:r>
+      <w:r>
+        <w:rPr>
           <w:lang w:val="uk-UA"/>
         </w:rPr>
         <w:t>Строк надання послу</w:t>
@@ -818,85 +955,38 @@
         </w:rPr>
         <w:t xml:space="preserve">г встановлюється на період з </w:t>
       </w:r>
-      <w:sdt>
-        <w:sdtPr>
-          <w:rPr>
-            <w:lang w:val="uk-UA"/>
-          </w:rPr>
-          <w:alias w:val="docDateBeginP"/>
-          <w:tag w:val="docDateBeginP"/>
-          <w:id w:val="-442843688"/>
-          <w:placeholder>
-            <w:docPart w:val="DefaultPlaceholder_-1854013440"/>
-          </w:placeholder>
-          <w:showingPlcHdr/>
-          <w15:appearance w15:val="tags"/>
-          <w:text/>
-        </w:sdtPr>
-        <w:sdtEndPr/>
-        <w:sdtContent>
-          <w:r>
-            <w:rPr>
-              <w:rStyle w:val="ad"/>
-              <w:rFonts w:eastAsiaTheme="minorHAnsi"/>
-            </w:rPr>
-            <w:t>Место для ввода текста.</w:t>
-          </w:r>
-        </w:sdtContent>
-      </w:sdt>
-      <w:r>
-        <w:rPr>
-          <w:lang w:val="uk-UA"/>
-        </w:rPr>
-        <w:t>року по</w:t>
-      </w:r>
-      <w:r>
-        <w:rPr>
-          <w:lang w:val="uk-UA"/>
-        </w:rPr>
+      <w:r>
+        <w:rPr>
+          <w:lang w:val="uk-UA"/>
+        </w:rPr>
+        <w:t xml:space="preserve">«___» ________ 20___ року по </w:t>
+      </w:r>
+      <w:r>
+        <w:t xml:space="preserve">        </w:t>
+      </w:r>
+      <w:r>
+        <w:rPr>
+          <w:lang w:val="uk-UA"/>
+        </w:rPr>
+        <w:t>«___» _________ 20___ року (включно).</w:t>
+      </w:r>
+    </w:p>
+    <w:p>
+      <w:pPr>
+        <w:ind w:firstLine="567"/>
+        <w:jc w:val="both"/>
+        <w:rPr>
+          <w:lang w:val="uk-UA"/>
+        </w:rPr>
+      </w:pPr>
+      <w:r>
+        <w:rPr>
+          <w:b/>
+          <w:lang w:val="uk-UA"/>
+        </w:rPr>
+        <w:lastRenderedPageBreak/>
         <w:t xml:space="preserve"> </w:t>
       </w:r>
-      <w:sdt>
-        <w:sdtPr>
-          <w:rPr>
-            <w:lang w:val="uk-UA"/>
-          </w:rPr>
-          <w:alias w:val="docDateEndP"/>
-          <w:tag w:val="docDateEndP"/>
-          <w:id w:val="-1458330846"/>
-          <w:placeholder>
-            <w:docPart w:val="DefaultPlaceholder_-1854013440"/>
-          </w:placeholder>
-          <w:showingPlcHdr/>
-          <w15:appearance w15:val="tags"/>
-          <w:text/>
-        </w:sdtPr>
-        <w:sdtEndPr/>
-        <w:sdtContent>
-          <w:r>
-            <w:rPr>
-              <w:rStyle w:val="ad"/>
-              <w:rFonts w:eastAsiaTheme="minorHAnsi"/>
-            </w:rPr>
-            <w:t>Место для ввода текста.</w:t>
-          </w:r>
-        </w:sdtContent>
-      </w:sdt>
-      <w:r>
-        <w:rPr>
-          <w:lang w:val="uk-UA"/>
-        </w:rPr>
-        <w:t xml:space="preserve"> року (включно).</w:t>
-      </w:r>
-    </w:p>
-    <w:p>
-      <w:pPr>
-        <w:ind w:firstLine="567"/>
-        <w:jc w:val="both"/>
-        <w:rPr>
-          <w:lang w:val="uk-UA"/>
-        </w:rPr>
-      </w:pPr>
       <w:r>
         <w:rPr>
           <w:b/>
@@ -1078,7 +1168,6 @@
         <w:rPr>
           <w:lang w:val="uk-UA"/>
         </w:rPr>
-        <w:lastRenderedPageBreak/>
         <w:t>Вимагати від Виконавця збереження конфіденційної інформації, що стала відома Виконавцю під час надання послуг;</w:t>
       </w:r>
     </w:p>
@@ -1499,7 +1588,15 @@
           <w:color w:val="000000"/>
           <w:lang w:val="uk-UA"/>
         </w:rPr>
-        <w:t>з обов’язковою перевіркою достовірності та правильності їх оформлення, розміру авторської винагороди визначеної відповідно до Постанови Кабінету Міністрів України від 18.01.2003 р. № 72 «Про затвердження мінімальних ставок винагороди (роялті) за використання об’єктів авторського права і суміжних прав»;</w:t>
+        <w:t xml:space="preserve">з обов’язковою перевіркою достовірності та правильності їх оформлення, розміру авторської винагороди визначеної відповідно до Постанови Кабінету Міністрів </w:t>
+      </w:r>
+      <w:r>
+        <w:rPr>
+          <w:color w:val="000000"/>
+          <w:lang w:val="uk-UA"/>
+        </w:rPr>
+        <w:lastRenderedPageBreak/>
+        <w:t>України від 18.01.2003 р. № 72 «Про затвердження мінімальних ставок винагороди (роялті) за використання об’єктів авторського права і суміжних прав»;</w:t>
       </w:r>
     </w:p>
     <w:p>
@@ -1516,7 +1613,21 @@
           <w:color w:val="000000"/>
           <w:lang w:val="uk-UA"/>
         </w:rPr>
-        <w:t>4.2.3. Під час укладення між Користувачем та Замовником договору, щодо надання права використання об’єктів авторського права, візувати один із примірників такого Договору;</w:t>
+        <w:t xml:space="preserve">4.2.3. Під час укладення між Користувачем та Замовником договору, щодо надання права </w:t>
+      </w:r>
+      <w:r>
+        <w:rPr>
+          <w:color w:val="000000"/>
+          <w:lang w:val="uk-UA"/>
+        </w:rPr>
+        <w:t xml:space="preserve">на </w:t>
+      </w:r>
+      <w:r>
+        <w:rPr>
+          <w:color w:val="000000"/>
+          <w:lang w:val="uk-UA"/>
+        </w:rPr>
+        <w:t>використання об’єктів авторського права, візувати один із примірників такого Договору;</w:t>
       </w:r>
     </w:p>
     <w:p>
@@ -1582,7 +1693,6 @@
           <w:color w:val="000000"/>
           <w:lang w:val="uk-UA"/>
         </w:rPr>
-        <w:lastRenderedPageBreak/>
         <w:t>4.2.6. Своєчасно вживати заходи щодо поліпшення умов здійснення Супроводження договорів, між Замовником та Користувачем щодо надання права використання об’єктів авторського права;</w:t>
       </w:r>
     </w:p>
@@ -1873,6 +1983,24 @@
         </w:rPr>
         <w:t>.</w:t>
       </w:r>
+    </w:p>
+    <w:p>
+      <w:pPr>
+        <w:ind w:firstLine="851"/>
+        <w:jc w:val="both"/>
+        <w:rPr>
+          <w:lang w:val="uk-UA"/>
+        </w:rPr>
+      </w:pPr>
+    </w:p>
+    <w:p>
+      <w:pPr>
+        <w:ind w:firstLine="851"/>
+        <w:jc w:val="both"/>
+        <w:rPr>
+          <w:lang w:val="uk-UA"/>
+        </w:rPr>
+      </w:pPr>
     </w:p>
     <w:p>
       <w:pPr>
@@ -1899,6 +2027,7 @@
           <w:b/>
           <w:lang w:val="uk-UA"/>
         </w:rPr>
+        <w:lastRenderedPageBreak/>
         <w:t>Фінансові умови та порядок розрахунків</w:t>
       </w:r>
     </w:p>
@@ -1927,6 +2056,13 @@
       </w:r>
       <w:r>
         <w:rPr>
+          <w:b/>
+          <w:lang w:val="uk-UA"/>
+        </w:rPr>
+        <w:t xml:space="preserve"> </w:t>
+      </w:r>
+      <w:r>
+        <w:rPr>
           <w:lang w:val="uk-UA"/>
         </w:rPr>
         <w:t xml:space="preserve">Сторони домовились, що оплата Виконавцю за послуги, зазначені в розділі 4 цього Договору </w:t>
@@ -1953,7 +2089,36 @@
         <w:rPr>
           <w:lang w:val="uk-UA"/>
         </w:rPr>
-        <w:t>та становить:</w:t>
+        <w:t>та становить</w:t>
+      </w:r>
+      <w:r>
+        <w:rPr>
+          <w:lang w:val="uk-UA"/>
+        </w:rPr>
+        <w:t xml:space="preserve"> 500 (п</w:t>
+      </w:r>
+      <w:r>
+        <w:t>`</w:t>
+      </w:r>
+      <w:proofErr w:type="spellStart"/>
+      <w:r>
+        <w:rPr>
+          <w:lang w:val="uk-UA"/>
+        </w:rPr>
+        <w:t>ятсот</w:t>
+      </w:r>
+      <w:proofErr w:type="spellEnd"/>
+      <w:r>
+        <w:rPr>
+          <w:lang w:val="uk-UA"/>
+        </w:rPr>
+        <w:t>) грн. 00 коп. одноразового платежу, а також</w:t>
+      </w:r>
+      <w:r>
+        <w:rPr>
+          <w:lang w:val="uk-UA"/>
+        </w:rPr>
+        <w:t>:</w:t>
       </w:r>
     </w:p>
     <w:p>
@@ -1974,7 +2139,31 @@
         <w:rPr>
           <w:lang w:val="uk-UA"/>
         </w:rPr>
-        <w:t xml:space="preserve">За надані послуги Замовник </w:t>
+        <w:t>За над</w:t>
+      </w:r>
+      <w:r>
+        <w:rPr>
+          <w:lang w:val="uk-UA"/>
+        </w:rPr>
+        <w:t xml:space="preserve">ані послуг, щодо підписання ліцензійних договорів з Користувачами передбаченими </w:t>
+      </w:r>
+      <w:r>
+        <w:rPr>
+          <w:lang w:val="uk-UA"/>
+        </w:rPr>
+        <w:t>підпунктом</w:t>
+      </w:r>
+      <w:r>
+        <w:rPr>
+          <w:lang w:val="uk-UA"/>
+        </w:rPr>
+        <w:t xml:space="preserve"> 2.2.1.1. </w:t>
+      </w:r>
+      <w:r>
+        <w:rPr>
+          <w:lang w:val="uk-UA"/>
+        </w:rPr>
+        <w:t xml:space="preserve">Замовник </w:t>
       </w:r>
       <w:r>
         <w:rPr>
@@ -2000,32 +2189,175 @@
         </w:rPr>
         <w:t xml:space="preserve">плату у розмірі </w:t>
       </w:r>
-      <w:sdt>
-        <w:sdtPr>
-          <w:rPr>
-            <w:lang w:val="uk-UA"/>
-          </w:rPr>
-          <w:alias w:val="firstMonthRate"/>
-          <w:tag w:val="firstMonthRate"/>
-          <w:id w:val="130301731"/>
-          <w:placeholder>
-            <w:docPart w:val="DefaultPlaceholder_-1854013440"/>
-          </w:placeholder>
-          <w:showingPlcHdr/>
-          <w15:appearance w15:val="tags"/>
-          <w:text/>
-        </w:sdtPr>
-        <w:sdtEndPr/>
-        <w:sdtContent>
-          <w:r>
-            <w:rPr>
-              <w:rStyle w:val="ad"/>
-              <w:rFonts w:eastAsiaTheme="minorHAnsi"/>
-            </w:rPr>
-            <w:t>Место для ввода текста.</w:t>
-          </w:r>
-        </w:sdtContent>
-      </w:sdt>
+      <w:r>
+        <w:t>50</w:t>
+      </w:r>
+      <w:r>
+        <w:rPr>
+          <w:lang w:val="uk-UA"/>
+        </w:rPr>
+        <w:t xml:space="preserve"> % (</w:t>
+      </w:r>
+      <w:proofErr w:type="spellStart"/>
+      <w:r>
+        <w:t>п</w:t>
+      </w:r>
+      <w:r>
+        <w:t>`</w:t>
+      </w:r>
+      <w:r>
+        <w:t>ятдесят</w:t>
+      </w:r>
+      <w:proofErr w:type="spellEnd"/>
+      <w:r>
+        <w:t xml:space="preserve"> </w:t>
+      </w:r>
+      <w:r>
+        <w:rPr>
+          <w:lang w:val="uk-UA"/>
+        </w:rPr>
+        <w:t>відсотків</w:t>
+      </w:r>
+      <w:r>
+        <w:rPr>
+          <w:lang w:val="uk-UA"/>
+        </w:rPr>
+        <w:t xml:space="preserve">) </w:t>
+      </w:r>
+      <w:r>
+        <w:rPr>
+          <w:lang w:val="uk-UA"/>
+        </w:rPr>
+        <w:t>одноразово від першого місячного платежу, отриманого Замовником</w:t>
+      </w:r>
+      <w:r>
+        <w:rPr>
+          <w:lang w:val="uk-UA"/>
+        </w:rPr>
+        <w:t xml:space="preserve"> за ліцензійним договором</w:t>
+      </w:r>
+      <w:r>
+        <w:rPr>
+          <w:lang w:val="uk-UA"/>
+        </w:rPr>
+        <w:t xml:space="preserve"> від Користувача, укладеним при посередництві Виконавця від суми, фактично отриманої Замовником на банківський рахунок за ліцензійним договором, укладеним між Користувачем та Замовником при посередництві Виконавця</w:t>
+      </w:r>
+      <w:r>
+        <w:rPr>
+          <w:lang w:val="uk-UA"/>
+        </w:rPr>
+        <w:t xml:space="preserve"> </w:t>
+      </w:r>
+      <w:r>
+        <w:rPr>
+          <w:lang w:val="uk-UA"/>
+        </w:rPr>
+        <w:t>на підставі Актів наданих послуг</w:t>
+      </w:r>
+      <w:r>
+        <w:rPr>
+          <w:lang w:val="uk-UA"/>
+        </w:rPr>
+        <w:t>;</w:t>
+      </w:r>
+    </w:p>
+    <w:p>
+      <w:pPr>
+        <w:jc w:val="both"/>
+        <w:rPr>
+          <w:lang w:val="uk-UA"/>
+        </w:rPr>
+      </w:pPr>
+      <w:r>
+        <w:rPr>
+          <w:lang w:val="uk-UA"/>
+        </w:rPr>
+        <w:t xml:space="preserve">        </w:t>
+      </w:r>
+      <w:r>
+        <w:rPr>
+          <w:lang w:val="uk-UA"/>
+        </w:rPr>
+        <w:t>Б</w:t>
+      </w:r>
+      <w:r>
+        <w:rPr>
+          <w:lang w:val="uk-UA"/>
+        </w:rPr>
+        <w:t xml:space="preserve">)  </w:t>
+      </w:r>
+      <w:r>
+        <w:rPr>
+          <w:lang w:val="uk-UA"/>
+        </w:rPr>
+        <w:t>Починаючи з другого місячного платежу,</w:t>
+      </w:r>
+      <w:r>
+        <w:rPr>
+          <w:lang w:val="uk-UA"/>
+        </w:rPr>
+        <w:t xml:space="preserve"> </w:t>
+      </w:r>
+      <w:r>
+        <w:rPr>
+          <w:lang w:val="uk-UA"/>
+        </w:rPr>
+        <w:t>отриманого Замовником від Користувача за договорами, укладеними при посередництві Виконавця</w:t>
+      </w:r>
+      <w:r>
+        <w:rPr>
+          <w:lang w:val="uk-UA"/>
+        </w:rPr>
+        <w:t xml:space="preserve"> </w:t>
+      </w:r>
+      <w:r>
+        <w:rPr>
+          <w:lang w:val="uk-UA"/>
+        </w:rPr>
+        <w:t>з Користу</w:t>
+      </w:r>
+      <w:r>
+        <w:rPr>
+          <w:lang w:val="uk-UA"/>
+        </w:rPr>
+        <w:t>вачами передбаченими підпунктом 2.2.1.1.</w:t>
+      </w:r>
+      <w:r>
+        <w:rPr>
+          <w:lang w:val="uk-UA"/>
+        </w:rPr>
+        <w:t>,</w:t>
+      </w:r>
+      <w:r>
+        <w:rPr>
+          <w:lang w:val="uk-UA"/>
+        </w:rPr>
+        <w:t xml:space="preserve"> </w:t>
+      </w:r>
+      <w:r>
+        <w:rPr>
+          <w:lang w:val="uk-UA"/>
+        </w:rPr>
+        <w:t xml:space="preserve">Замовник також виплачує Виконавцеві з </w:t>
+      </w:r>
+      <w:r>
+        <w:rPr>
+          <w:lang w:val="uk-UA"/>
+        </w:rPr>
+        <w:t>с</w:t>
+      </w:r>
+      <w:r>
+        <w:rPr>
+          <w:lang w:val="uk-UA"/>
+        </w:rPr>
+        <w:t xml:space="preserve">ум збору за управління майновими авторськими правами </w:t>
+      </w:r>
+      <w:r>
+        <w:rPr>
+          <w:lang w:val="uk-UA"/>
+        </w:rPr>
+        <w:t xml:space="preserve">плату у розмірі 10 </w:t>
+      </w:r>
       <w:r>
         <w:rPr>
           <w:lang w:val="uk-UA"/>
@@ -2033,36 +2365,121 @@
         <w:t>% (</w:t>
       </w:r>
       <w:r>
+        <w:t xml:space="preserve">десять </w:t>
+      </w:r>
+      <w:r>
+        <w:rPr>
+          <w:lang w:val="uk-UA"/>
+        </w:rPr>
+        <w:t>відсотків) від суми, фактично отриманої Замовником на банківський рахунок за ліцензійним договором, укладеним між Користувачем та Замовником при посередництві Виконавця</w:t>
+      </w:r>
+      <w:r>
+        <w:rPr>
+          <w:lang w:val="uk-UA"/>
+        </w:rPr>
+        <w:t xml:space="preserve"> за</w:t>
+      </w:r>
+      <w:r>
+        <w:rPr>
+          <w:lang w:val="uk-UA"/>
+        </w:rPr>
+        <w:t xml:space="preserve"> супроводження договорів з користувачами об’єктів авторського прав, укладених при посередництві Виконавця на</w:t>
+      </w:r>
+      <w:r>
+        <w:rPr>
+          <w:lang w:val="uk-UA"/>
+        </w:rPr>
+        <w:t xml:space="preserve"> підставі Актів наданих послуг;</w:t>
+      </w:r>
+    </w:p>
+    <w:p>
+      <w:pPr>
+        <w:jc w:val="both"/>
+        <w:rPr>
+          <w:lang w:val="uk-UA"/>
+        </w:rPr>
+      </w:pPr>
+      <w:r>
+        <w:rPr>
+          <w:lang w:val="uk-UA"/>
+        </w:rPr>
+        <w:t xml:space="preserve">        </w:t>
+      </w:r>
+      <w:r>
+        <w:rPr>
+          <w:lang w:val="uk-UA"/>
+        </w:rPr>
+        <w:t>В</w:t>
+      </w:r>
+      <w:r>
+        <w:rPr>
+          <w:lang w:val="uk-UA"/>
+        </w:rPr>
+        <w:t xml:space="preserve">) </w:t>
+      </w:r>
+      <w:r>
+        <w:rPr>
+          <w:lang w:val="uk-UA"/>
+        </w:rPr>
+        <w:t>За надані послуги</w:t>
+      </w:r>
+      <w:r>
+        <w:rPr>
+          <w:lang w:val="uk-UA"/>
+        </w:rPr>
         <w:t xml:space="preserve"> </w:t>
       </w:r>
-      <w:sdt>
-        <w:sdtPr>
-          <w:alias w:val="firstMonthRateText"/>
-          <w:tag w:val="firstMonthRateText"/>
-          <w:id w:val="-320819749"/>
-          <w:placeholder>
-            <w:docPart w:val="DefaultPlaceholder_-1854013440"/>
-          </w:placeholder>
-          <w:showingPlcHdr/>
-          <w15:appearance w15:val="tags"/>
-          <w:text/>
-        </w:sdtPr>
-        <w:sdtEndPr/>
-        <w:sdtContent>
-          <w:r>
-            <w:rPr>
-              <w:rStyle w:val="ad"/>
-              <w:rFonts w:eastAsiaTheme="minorHAnsi"/>
-            </w:rPr>
-            <w:t>Место для ввода текста.</w:t>
-          </w:r>
-        </w:sdtContent>
-      </w:sdt>
-      <w:r>
+      <w:r>
+        <w:rPr>
+          <w:lang w:val="uk-UA"/>
+        </w:rPr>
+        <w:t xml:space="preserve">щодо підписання ліцензійних договорів з Користувачами передбаченими підпунктом 2.2.1.2. </w:t>
+      </w:r>
+      <w:r>
+        <w:rPr>
+          <w:lang w:val="uk-UA"/>
+        </w:rPr>
+        <w:t xml:space="preserve">Замовник виплачує Виконавцеві плату </w:t>
+      </w:r>
+      <w:r>
+        <w:rPr>
+          <w:lang w:val="uk-UA"/>
+        </w:rPr>
+        <w:t>у розмірі 5</w:t>
+      </w:r>
+      <w:r>
+        <w:rPr>
+          <w:lang w:val="uk-UA"/>
+        </w:rPr>
         <w:t xml:space="preserve"> </w:t>
       </w:r>
-      <w:bookmarkStart w:id="0" w:name="_GoBack"/>
-      <w:bookmarkEnd w:id="0"/>
+      <w:r>
+        <w:rPr>
+          <w:lang w:val="uk-UA"/>
+        </w:rPr>
+        <w:t>% (</w:t>
+      </w:r>
+      <w:r>
+        <w:rPr>
+          <w:lang w:val="uk-UA"/>
+        </w:rPr>
+        <w:t>п</w:t>
+      </w:r>
+      <w:r>
+        <w:t>`</w:t>
+      </w:r>
+      <w:r>
+        <w:rPr>
+          <w:lang w:val="uk-UA"/>
+        </w:rPr>
+        <w:t>ять</w:t>
+      </w:r>
+      <w:r>
+        <w:rPr>
+          <w:lang w:val="uk-UA"/>
+        </w:rPr>
+        <w:t xml:space="preserve"> </w:t>
+      </w:r>
       <w:r>
         <w:rPr>
           <w:lang w:val="uk-UA"/>
@@ -2073,12 +2490,182 @@
         <w:rPr>
           <w:lang w:val="uk-UA"/>
         </w:rPr>
+        <w:t xml:space="preserve">) від суми, фактично отриманої </w:t>
+      </w:r>
+      <w:r>
+        <w:rPr>
+          <w:lang w:val="uk-UA"/>
+        </w:rPr>
+        <w:t xml:space="preserve">Замовником на банківський рахунок </w:t>
+      </w:r>
+      <w:r>
+        <w:rPr>
+          <w:lang w:val="uk-UA"/>
+        </w:rPr>
+        <w:t>на підставі договорів, укладених</w:t>
+      </w:r>
+      <w:r>
+        <w:rPr>
+          <w:lang w:val="uk-UA"/>
+        </w:rPr>
+        <w:t xml:space="preserve"> </w:t>
+      </w:r>
+      <w:r>
+        <w:rPr>
+          <w:lang w:val="uk-UA"/>
+        </w:rPr>
+        <w:t>з Користув</w:t>
+      </w:r>
+      <w:r>
+        <w:rPr>
+          <w:lang w:val="uk-UA"/>
+        </w:rPr>
+        <w:t>ачем - організатором концертно-видовищних, гастрольних</w:t>
+      </w:r>
+      <w:r>
+        <w:rPr>
+          <w:lang w:val="uk-UA"/>
+        </w:rPr>
+        <w:t xml:space="preserve"> заходів та </w:t>
+      </w:r>
+      <w:r>
+        <w:rPr>
+          <w:lang w:val="uk-UA"/>
+        </w:rPr>
+        <w:t>Замовник</w:t>
+      </w:r>
+      <w:r>
+        <w:rPr>
+          <w:lang w:val="uk-UA"/>
+        </w:rPr>
+        <w:t>ом, укладеного при посередництві</w:t>
+      </w:r>
+      <w:r>
+        <w:rPr>
+          <w:lang w:val="uk-UA"/>
+        </w:rPr>
+        <w:t xml:space="preserve"> Виконавця, супроводження договорів з Користувачами об’єктів авторського та суміжних прав, </w:t>
+      </w:r>
+      <w:r>
+        <w:rPr>
+          <w:lang w:val="uk-UA"/>
+        </w:rPr>
+        <w:t xml:space="preserve">але </w:t>
+      </w:r>
+      <w:r>
+        <w:rPr>
+          <w:lang w:val="uk-UA"/>
+        </w:rPr>
+        <w:t xml:space="preserve">не </w:t>
+      </w:r>
+      <w:r>
+        <w:rPr>
+          <w:lang w:val="uk-UA"/>
+        </w:rPr>
+        <w:t>більше 20 000 (двадцяти тисяч</w:t>
+      </w:r>
+      <w:r>
+        <w:rPr>
+          <w:lang w:val="uk-UA"/>
+        </w:rPr>
+        <w:t xml:space="preserve">) грн. 00 коп. </w:t>
+      </w:r>
+      <w:r>
+        <w:rPr>
+          <w:lang w:val="uk-UA"/>
+        </w:rPr>
+        <w:t>на підставі Актів наданих послуг.</w:t>
+      </w:r>
+    </w:p>
+    <w:p>
+      <w:pPr>
+        <w:jc w:val="both"/>
+        <w:rPr>
+          <w:lang w:val="uk-UA"/>
+        </w:rPr>
+      </w:pPr>
+      <w:r>
+        <w:rPr>
+          <w:lang w:val="uk-UA"/>
+        </w:rPr>
+        <w:t xml:space="preserve">        </w:t>
+      </w:r>
+      <w:r>
+        <w:rPr>
+          <w:lang w:val="uk-UA"/>
+        </w:rPr>
+        <w:t>Г</w:t>
+      </w:r>
+      <w:r>
+        <w:rPr>
+          <w:lang w:val="uk-UA"/>
+        </w:rPr>
         <w:t xml:space="preserve">) </w:t>
       </w:r>
       <w:r>
         <w:rPr>
           <w:lang w:val="uk-UA"/>
         </w:rPr>
+        <w:t xml:space="preserve">За надані послуг, щодо підписання ліцензійних договорів з Користувачами передбаченими підпунктом 2.2.1.3. Замовник </w:t>
+      </w:r>
+      <w:r>
+        <w:rPr>
+          <w:lang w:val="uk-UA"/>
+        </w:rPr>
+        <w:t xml:space="preserve">виплачує Виконавцеві </w:t>
+      </w:r>
+      <w:r>
+        <w:rPr>
+          <w:lang w:val="uk-UA"/>
+        </w:rPr>
+        <w:t>з с</w:t>
+      </w:r>
+      <w:r>
+        <w:rPr>
+          <w:lang w:val="uk-UA"/>
+        </w:rPr>
+        <w:t xml:space="preserve">ум збору за управління майновими авторськими правами </w:t>
+      </w:r>
+      <w:r>
+        <w:rPr>
+          <w:lang w:val="uk-UA"/>
+        </w:rPr>
+        <w:t xml:space="preserve">плату у розмірі </w:t>
+      </w:r>
+      <w:r>
+        <w:t>30</w:t>
+      </w:r>
+      <w:r>
+        <w:rPr>
+          <w:lang w:val="uk-UA"/>
+        </w:rPr>
+        <w:t xml:space="preserve"> % (</w:t>
+      </w:r>
+      <w:r>
+        <w:rPr>
+          <w:lang w:val="uk-UA"/>
+        </w:rPr>
+        <w:t>тридцять</w:t>
+      </w:r>
+      <w:r>
+        <w:t xml:space="preserve"> </w:t>
+      </w:r>
+      <w:r>
+        <w:rPr>
+          <w:lang w:val="uk-UA"/>
+        </w:rPr>
+        <w:t>відсотків</w:t>
+      </w:r>
+      <w:r>
+        <w:rPr>
+          <w:lang w:val="uk-UA"/>
+        </w:rPr>
+        <w:t xml:space="preserve">) </w:t>
+      </w:r>
+      <w:r>
+        <w:rPr>
+          <w:lang w:val="uk-UA"/>
+        </w:rPr>
         <w:t>одноразово від першого місячного платежу, отриманого Замовником</w:t>
       </w:r>
       <w:r>
@@ -2091,552 +2678,261 @@
         <w:rPr>
           <w:lang w:val="uk-UA"/>
         </w:rPr>
-        <w:t xml:space="preserve"> від Користувача </w:t>
-      </w:r>
-      <w:r>
-        <w:rPr>
-          <w:lang w:val="uk-UA"/>
-        </w:rPr>
-        <w:t xml:space="preserve">(згідно типових форм договорів Замовника з буквеними позначеннями: </w:t>
-      </w:r>
-      <w:r>
-        <w:rPr>
-          <w:lang w:val="uk-UA"/>
-        </w:rPr>
-        <w:t>ТЦ, МТЦ, БВ, МБВ, Г, НК, СК, БВК, МА</w:t>
-      </w:r>
-      <w:r>
-        <w:rPr>
-          <w:lang w:val="uk-UA"/>
-        </w:rPr>
-        <w:t>)</w:t>
-      </w:r>
-      <w:r>
-        <w:rPr>
-          <w:lang w:val="uk-UA"/>
-        </w:rPr>
-        <w:t xml:space="preserve">, укладеним при посередництві Виконавця від суми, фактично отриманої Замовником на </w:t>
-      </w:r>
-      <w:r>
-        <w:rPr>
+        <w:t xml:space="preserve"> від Користувача, укладеним при посередництві Виконавця від суми, фактично отриманої Замовником на банківський рахунок за ліцензійним договором, укладеним між Користувачем та Замовником при посередництві Виконавця</w:t>
+      </w:r>
+      <w:r>
+        <w:t>,</w:t>
+      </w:r>
+      <w:r>
+        <w:rPr>
+          <w:lang w:val="uk-UA"/>
+        </w:rPr>
+        <w:t xml:space="preserve"> </w:t>
+      </w:r>
+      <w:r>
+        <w:rPr>
+          <w:lang w:val="uk-UA"/>
+        </w:rPr>
+        <w:t xml:space="preserve">але не </w:t>
+      </w:r>
+      <w:r>
+        <w:rPr>
+          <w:lang w:val="uk-UA"/>
+        </w:rPr>
+        <w:t xml:space="preserve">більше </w:t>
+      </w:r>
+      <w:r>
+        <w:rPr>
+          <w:lang w:val="uk-UA"/>
+        </w:rPr>
+        <w:t>20 000 (двадцяти тисяч</w:t>
+      </w:r>
+      <w:r>
+        <w:rPr>
+          <w:lang w:val="uk-UA"/>
+        </w:rPr>
+        <w:t xml:space="preserve">) грн. 00 коп. </w:t>
+      </w:r>
+      <w:r>
+        <w:rPr>
+          <w:lang w:val="uk-UA"/>
+        </w:rPr>
+        <w:t>на підставі Актів наданих послуг;</w:t>
+      </w:r>
+    </w:p>
+    <w:p>
+      <w:pPr>
+        <w:jc w:val="both"/>
+        <w:rPr>
+          <w:lang w:val="uk-UA"/>
+        </w:rPr>
+      </w:pPr>
+      <w:r>
+        <w:rPr>
+          <w:lang w:val="uk-UA"/>
+        </w:rPr>
+        <w:t xml:space="preserve">        Д) </w:t>
+      </w:r>
+      <w:r>
+        <w:rPr>
+          <w:lang w:val="uk-UA"/>
+        </w:rPr>
+        <w:t>Починаючи з другого місячного платежу,</w:t>
+      </w:r>
+      <w:r>
+        <w:rPr>
+          <w:lang w:val="uk-UA"/>
+        </w:rPr>
+        <w:t xml:space="preserve"> </w:t>
+      </w:r>
+      <w:r>
+        <w:rPr>
+          <w:lang w:val="uk-UA"/>
+        </w:rPr>
+        <w:t>отриманого Замовником від Користувача за договорами, укладеними при посередництві Виконавця</w:t>
+      </w:r>
+      <w:r>
+        <w:rPr>
+          <w:lang w:val="uk-UA"/>
+        </w:rPr>
+        <w:t xml:space="preserve"> </w:t>
+      </w:r>
+      <w:r>
+        <w:rPr>
+          <w:lang w:val="uk-UA"/>
+        </w:rPr>
+        <w:t>з Користувачами передбаченими підпунктом 2.2.1.3.,</w:t>
+      </w:r>
+      <w:r>
+        <w:rPr>
+          <w:lang w:val="uk-UA"/>
+        </w:rPr>
+        <w:t xml:space="preserve"> </w:t>
+      </w:r>
+      <w:r>
+        <w:rPr>
+          <w:lang w:val="uk-UA"/>
+        </w:rPr>
+        <w:t xml:space="preserve">Замовник також виплачує Виконавцеві з </w:t>
+      </w:r>
+      <w:r>
+        <w:rPr>
+          <w:lang w:val="uk-UA"/>
+        </w:rPr>
+        <w:t>с</w:t>
+      </w:r>
+      <w:r>
+        <w:rPr>
+          <w:lang w:val="uk-UA"/>
+        </w:rPr>
+        <w:t xml:space="preserve">ум збору за управління майновими авторськими правами плату у розмірі 5 </w:t>
+      </w:r>
+      <w:r>
+        <w:rPr>
+          <w:lang w:val="uk-UA"/>
+        </w:rPr>
+        <w:t>% (</w:t>
+      </w:r>
+      <w:proofErr w:type="spellStart"/>
+      <w:r>
+        <w:t>п</w:t>
+      </w:r>
+      <w:r>
+        <w:t>`</w:t>
+      </w:r>
+      <w:r>
+        <w:t>ять</w:t>
+      </w:r>
+      <w:proofErr w:type="spellEnd"/>
+      <w:r>
+        <w:t xml:space="preserve"> </w:t>
+      </w:r>
+      <w:r>
+        <w:rPr>
+          <w:lang w:val="uk-UA"/>
+        </w:rPr>
+        <w:t>відсотків) від суми, фактично отриманої Замовником на банківський рахунок за ліцензійним договором, укладеним між Користувачем та Замовником при посередництві Виконавця</w:t>
+      </w:r>
+      <w:r>
+        <w:rPr>
+          <w:lang w:val="uk-UA"/>
+        </w:rPr>
+        <w:t xml:space="preserve"> за</w:t>
+      </w:r>
+      <w:r>
+        <w:rPr>
+          <w:lang w:val="uk-UA"/>
+        </w:rPr>
+        <w:t xml:space="preserve"> супроводження договорів з користувачами об’єктів авторського прав, укладених при посередництві Виконавця на</w:t>
+      </w:r>
+      <w:r>
+        <w:rPr>
+          <w:lang w:val="uk-UA"/>
+        </w:rPr>
+        <w:t xml:space="preserve"> підставі Актів наданих послуг;</w:t>
+      </w:r>
+    </w:p>
+    <w:p>
+      <w:pPr>
+        <w:ind w:firstLine="567"/>
+        <w:jc w:val="both"/>
+        <w:rPr>
+          <w:lang w:val="uk-UA"/>
+        </w:rPr>
+      </w:pPr>
+      <w:r>
+        <w:rPr>
+          <w:lang w:val="uk-UA"/>
+        </w:rPr>
+        <w:t xml:space="preserve">Е) </w:t>
+      </w:r>
+      <w:r>
+        <w:rPr>
+          <w:lang w:val="uk-UA"/>
+        </w:rPr>
+        <w:t xml:space="preserve">За проведення </w:t>
+      </w:r>
+      <w:r>
+        <w:rPr>
+          <w:lang w:val="uk-UA"/>
+        </w:rPr>
+        <w:t xml:space="preserve">Виконавцем </w:t>
+      </w:r>
+      <w:r>
+        <w:rPr>
+          <w:lang w:val="uk-UA"/>
+        </w:rPr>
+        <w:t>одноразового факту фіксації згідно п. 4.2.</w:t>
+      </w:r>
+      <w:r>
+        <w:rPr>
+          <w:lang w:val="uk-UA"/>
+        </w:rPr>
+        <w:t>1</w:t>
+      </w:r>
+      <w:r>
+        <w:rPr>
+          <w:lang w:val="uk-UA"/>
+        </w:rPr>
+        <w:t xml:space="preserve">9. даного Договору, </w:t>
+      </w:r>
+      <w:r>
+        <w:rPr>
+          <w:lang w:val="uk-UA"/>
+        </w:rPr>
+        <w:t>Виконавцю додатково виплачується винагорода у розмірі, погодженому Сторонами шляхом підписання додаткової угоди до даного Договору</w:t>
+      </w:r>
+      <w:r>
+        <w:rPr>
+          <w:lang w:val="uk-UA"/>
+        </w:rPr>
+        <w:t>.</w:t>
+      </w:r>
+    </w:p>
+    <w:p>
+      <w:pPr>
+        <w:ind w:firstLine="567"/>
+        <w:jc w:val="both"/>
+        <w:rPr>
+          <w:lang w:val="uk-UA"/>
+        </w:rPr>
+      </w:pPr>
+      <w:r>
+        <w:rPr>
+          <w:lang w:val="uk-UA"/>
+        </w:rPr>
+        <w:t xml:space="preserve">5.1.1. Виконавець розуміє та погоджується, що з припиненням дії даного Договору, обов’язок Замовника щодо сплати щомісячних/щоквартальних платежів (винагороди Виконавцю), передбачених п. 5.1. Договору, автоматично припиняється. </w:t>
+      </w:r>
+    </w:p>
+    <w:p>
+      <w:pPr>
+        <w:ind w:firstLine="567"/>
+        <w:jc w:val="both"/>
+        <w:rPr>
+          <w:lang w:val="uk-UA"/>
+        </w:rPr>
+      </w:pPr>
+      <w:r>
+        <w:rPr>
+          <w:lang w:val="uk-UA"/>
+        </w:rPr>
+        <w:t>5.1.2. Виконавець розуміє та погоджується, що у випадку затримки виплати Користувачем платежів, передбачених договором (заборгованості), Замовник здійснює оплату послуг Виконавцю лише після сплати заборгованості Користувачем.</w:t>
+      </w:r>
+    </w:p>
+    <w:p>
+      <w:pPr>
+        <w:ind w:firstLine="567"/>
+        <w:jc w:val="both"/>
+        <w:rPr>
+          <w:lang w:val="uk-UA"/>
+        </w:rPr>
+      </w:pPr>
+      <w:r>
+        <w:rPr>
+          <w:b/>
           <w:lang w:val="uk-UA"/>
         </w:rPr>
         <w:lastRenderedPageBreak/>
-        <w:t>банківський рахунок за ліцензійним договором, укладеним між Користувачем та Замовником при посередництві Виконавця</w:t>
-      </w:r>
-      <w:r>
-        <w:rPr>
-          <w:lang w:val="uk-UA"/>
-        </w:rPr>
-        <w:t>;</w:t>
-      </w:r>
-    </w:p>
-    <w:p>
-      <w:pPr>
-        <w:jc w:val="both"/>
-        <w:rPr>
-          <w:lang w:val="uk-UA"/>
-        </w:rPr>
-      </w:pPr>
-      <w:r>
-        <w:rPr>
-          <w:lang w:val="uk-UA"/>
-        </w:rPr>
-        <w:t xml:space="preserve">        </w:t>
-      </w:r>
-      <w:r>
-        <w:rPr>
-          <w:lang w:val="uk-UA"/>
-        </w:rPr>
-        <w:t>Б</w:t>
-      </w:r>
-      <w:r>
-        <w:rPr>
-          <w:lang w:val="uk-UA"/>
-        </w:rPr>
-        <w:t xml:space="preserve">)  </w:t>
-      </w:r>
-      <w:r>
-        <w:rPr>
-          <w:lang w:val="uk-UA"/>
-        </w:rPr>
-        <w:t>Починаючи з другого місячного платежу,</w:t>
-      </w:r>
-      <w:r>
-        <w:rPr>
-          <w:lang w:val="uk-UA"/>
-        </w:rPr>
-        <w:t xml:space="preserve"> </w:t>
-      </w:r>
-      <w:r>
-        <w:rPr>
-          <w:lang w:val="uk-UA"/>
-        </w:rPr>
-        <w:t>отриманого Замовником від Користувача за договорами, укладеними при посередництві Виконавця</w:t>
-      </w:r>
-      <w:r>
-        <w:rPr>
-          <w:lang w:val="uk-UA"/>
-        </w:rPr>
-        <w:t>,</w:t>
-      </w:r>
-      <w:r>
-        <w:rPr>
-          <w:lang w:val="uk-UA"/>
-        </w:rPr>
-        <w:t xml:space="preserve"> </w:t>
-      </w:r>
-      <w:r>
-        <w:rPr>
-          <w:lang w:val="uk-UA"/>
-        </w:rPr>
-        <w:t xml:space="preserve">Замовник також виплачує Виконавцеві з </w:t>
-      </w:r>
-      <w:r>
-        <w:rPr>
-          <w:lang w:val="uk-UA"/>
-        </w:rPr>
-        <w:t>с</w:t>
-      </w:r>
-      <w:r>
-        <w:rPr>
-          <w:lang w:val="uk-UA"/>
-        </w:rPr>
-        <w:t xml:space="preserve">ум збору за управління майновими авторськими правами </w:t>
-      </w:r>
-      <w:r>
-        <w:rPr>
-          <w:lang w:val="uk-UA"/>
-        </w:rPr>
-        <w:t xml:space="preserve">плату у розмірі </w:t>
-      </w:r>
-      <w:sdt>
-        <w:sdtPr>
-          <w:rPr>
-            <w:lang w:val="uk-UA"/>
-          </w:rPr>
-          <w:alias w:val="monthRate"/>
-          <w:tag w:val="monthRate"/>
-          <w:id w:val="54291608"/>
-          <w:placeholder>
-            <w:docPart w:val="DefaultPlaceholder_-1854013440"/>
-          </w:placeholder>
-          <w:showingPlcHdr/>
-          <w15:appearance w15:val="tags"/>
-          <w:text/>
-        </w:sdtPr>
-        <w:sdtEndPr/>
-        <w:sdtContent>
-          <w:r>
-            <w:rPr>
-              <w:rStyle w:val="ad"/>
-              <w:rFonts w:eastAsiaTheme="minorHAnsi"/>
-            </w:rPr>
-            <w:t>Место для ввода текста.</w:t>
-          </w:r>
-        </w:sdtContent>
-      </w:sdt>
-      <w:r>
-        <w:rPr>
-          <w:lang w:val="uk-UA"/>
-        </w:rPr>
-        <w:t>% (</w:t>
-      </w:r>
-      <w:r>
-        <w:t xml:space="preserve"> </w:t>
-      </w:r>
-      <w:sdt>
-        <w:sdtPr>
-          <w:alias w:val="monthRateText"/>
-          <w:tag w:val="monthRateText"/>
-          <w:id w:val="-1030254381"/>
-          <w:placeholder>
-            <w:docPart w:val="DefaultPlaceholder_-1854013440"/>
-          </w:placeholder>
-          <w:showingPlcHdr/>
-          <w15:appearance w15:val="tags"/>
-          <w:text/>
-        </w:sdtPr>
-        <w:sdtEndPr/>
-        <w:sdtContent>
-          <w:r>
-            <w:rPr>
-              <w:rStyle w:val="ad"/>
-              <w:rFonts w:eastAsiaTheme="minorHAnsi"/>
-            </w:rPr>
-            <w:t>Место для ввода текста.</w:t>
-          </w:r>
-        </w:sdtContent>
-      </w:sdt>
-      <w:r>
-        <w:t xml:space="preserve"> </w:t>
-      </w:r>
-      <w:r>
-        <w:rPr>
-          <w:lang w:val="uk-UA"/>
-        </w:rPr>
-        <w:t>відсотків) від суми, фактично отриманої Замовником на банківський рахунок за ліцензійним договором</w:t>
-      </w:r>
-      <w:r>
-        <w:rPr>
-          <w:lang w:val="uk-UA"/>
-        </w:rPr>
-        <w:t xml:space="preserve"> (згідно типових форм договорів Замовника з буквеними позначеннями: </w:t>
-      </w:r>
-      <w:r>
-        <w:rPr>
-          <w:lang w:val="uk-UA"/>
-        </w:rPr>
-        <w:t>ТЦ, МТЦ, БВ, МБВ, Г, НК, СК, БВК, МА</w:t>
-      </w:r>
-      <w:r>
-        <w:rPr>
-          <w:lang w:val="uk-UA"/>
-        </w:rPr>
-        <w:t>)</w:t>
-      </w:r>
-      <w:r>
-        <w:rPr>
-          <w:lang w:val="uk-UA"/>
-        </w:rPr>
-        <w:t>, укладеним між Користувачем та Замовником при посередництві Виконавця</w:t>
-      </w:r>
-      <w:r>
-        <w:rPr>
-          <w:lang w:val="uk-UA"/>
-        </w:rPr>
-        <w:t xml:space="preserve"> за</w:t>
-      </w:r>
-      <w:r>
-        <w:rPr>
-          <w:lang w:val="uk-UA"/>
-        </w:rPr>
-        <w:t xml:space="preserve"> супроводження договорів з користувачами об’єктів авторського прав, укладених при посередництві Виконавця на підставі Актів наданих послуг. </w:t>
-      </w:r>
-    </w:p>
-    <w:p>
-      <w:pPr>
-        <w:jc w:val="both"/>
-        <w:rPr>
-          <w:lang w:val="uk-UA"/>
-        </w:rPr>
-      </w:pPr>
-      <w:r>
-        <w:rPr>
-          <w:lang w:val="uk-UA"/>
-        </w:rPr>
-        <w:t xml:space="preserve">        </w:t>
-      </w:r>
-      <w:r>
-        <w:rPr>
-          <w:lang w:val="uk-UA"/>
-        </w:rPr>
-        <w:t>В</w:t>
-      </w:r>
-      <w:r>
-        <w:rPr>
-          <w:lang w:val="uk-UA"/>
-        </w:rPr>
-        <w:t xml:space="preserve">) </w:t>
-      </w:r>
-      <w:r>
-        <w:rPr>
-          <w:lang w:val="uk-UA"/>
-        </w:rPr>
-        <w:t xml:space="preserve">За надані послуги Замовник виплачує Виконавцеві плату </w:t>
-      </w:r>
-      <w:r>
-        <w:rPr>
-          <w:lang w:val="uk-UA"/>
-        </w:rPr>
-        <w:t xml:space="preserve">у розмірі </w:t>
-      </w:r>
-      <w:sdt>
-        <w:sdtPr>
-          <w:rPr>
-            <w:lang w:val="uk-UA"/>
-          </w:rPr>
-          <w:alias w:val="pfFirstRate"/>
-          <w:tag w:val="pfFirstRate"/>
-          <w:id w:val="-2058849077"/>
-          <w:placeholder>
-            <w:docPart w:val="DefaultPlaceholder_-1854013440"/>
-          </w:placeholder>
-          <w:showingPlcHdr/>
-          <w15:appearance w15:val="tags"/>
-          <w:text/>
-        </w:sdtPr>
-        <w:sdtEndPr/>
-        <w:sdtContent>
-          <w:r>
-            <w:rPr>
-              <w:rStyle w:val="ad"/>
-              <w:rFonts w:eastAsiaTheme="minorHAnsi"/>
-            </w:rPr>
-            <w:t>Место для ввода текста.</w:t>
-          </w:r>
-        </w:sdtContent>
-      </w:sdt>
-      <w:r>
-        <w:rPr>
-          <w:lang w:val="uk-UA"/>
-        </w:rPr>
-        <w:t xml:space="preserve"> </w:t>
-      </w:r>
-      <w:r>
-        <w:rPr>
-          <w:lang w:val="uk-UA"/>
-        </w:rPr>
-        <w:t>% (</w:t>
-      </w:r>
-      <w:r>
-        <w:t xml:space="preserve"> </w:t>
-      </w:r>
-      <w:sdt>
-        <w:sdtPr>
-          <w:alias w:val="pfFirstRateText"/>
-          <w:tag w:val="pfFirstRateText"/>
-          <w:id w:val="-411314663"/>
-          <w:placeholder>
-            <w:docPart w:val="DefaultPlaceholder_-1854013440"/>
-          </w:placeholder>
-          <w:showingPlcHdr/>
-          <w15:appearance w15:val="tags"/>
-          <w:text/>
-        </w:sdtPr>
-        <w:sdtEndPr/>
-        <w:sdtContent>
-          <w:r>
-            <w:rPr>
-              <w:rStyle w:val="ad"/>
-              <w:rFonts w:eastAsiaTheme="minorHAnsi"/>
-            </w:rPr>
-            <w:t>Место для ввода текста.</w:t>
-          </w:r>
-        </w:sdtContent>
-      </w:sdt>
-      <w:r>
-        <w:rPr>
-          <w:lang w:val="uk-UA"/>
-        </w:rPr>
-        <w:t xml:space="preserve"> </w:t>
-      </w:r>
-      <w:r>
-        <w:rPr>
-          <w:lang w:val="uk-UA"/>
-        </w:rPr>
-        <w:t>відсотки</w:t>
-      </w:r>
-      <w:r>
-        <w:rPr>
-          <w:lang w:val="uk-UA"/>
-        </w:rPr>
-        <w:t xml:space="preserve">) від суми, фактично отриманої </w:t>
-      </w:r>
-      <w:r>
-        <w:rPr>
-          <w:lang w:val="uk-UA"/>
-        </w:rPr>
-        <w:t xml:space="preserve">Замовником на банківський рахунок </w:t>
-      </w:r>
-      <w:r>
-        <w:rPr>
-          <w:lang w:val="uk-UA"/>
-        </w:rPr>
-        <w:t xml:space="preserve">на підставі договорів </w:t>
-      </w:r>
-      <w:r>
-        <w:rPr>
-          <w:lang w:val="uk-UA"/>
-        </w:rPr>
-        <w:t>(</w:t>
-      </w:r>
-      <w:r>
-        <w:rPr>
-          <w:lang w:val="uk-UA"/>
-        </w:rPr>
-        <w:t xml:space="preserve">згідно типових форм договорів Замовника з буквеними позначеннями: ОГ, </w:t>
-      </w:r>
-      <w:proofErr w:type="spellStart"/>
-      <w:r>
-        <w:rPr>
-          <w:lang w:val="uk-UA"/>
-        </w:rPr>
-        <w:t>ОГт</w:t>
-      </w:r>
-      <w:proofErr w:type="spellEnd"/>
-      <w:r>
-        <w:rPr>
-          <w:lang w:val="uk-UA"/>
-        </w:rPr>
-        <w:t>), укладеним</w:t>
-      </w:r>
-      <w:r>
-        <w:rPr>
-          <w:lang w:val="uk-UA"/>
-        </w:rPr>
-        <w:t xml:space="preserve"> </w:t>
-      </w:r>
-      <w:r>
-        <w:rPr>
-          <w:lang w:val="uk-UA"/>
-        </w:rPr>
-        <w:t>з Користув</w:t>
-      </w:r>
-      <w:r>
-        <w:rPr>
-          <w:lang w:val="uk-UA"/>
-        </w:rPr>
-        <w:t>ачем - організатором концертно-видовищних, гастрольних</w:t>
-      </w:r>
-      <w:r>
-        <w:rPr>
-          <w:lang w:val="uk-UA"/>
-        </w:rPr>
-        <w:t xml:space="preserve"> заходів та </w:t>
-      </w:r>
-      <w:r>
-        <w:rPr>
-          <w:lang w:val="uk-UA"/>
-        </w:rPr>
-        <w:t>Замовник</w:t>
-      </w:r>
-      <w:r>
-        <w:rPr>
-          <w:lang w:val="uk-UA"/>
-        </w:rPr>
-        <w:t>ом, укладеного при посередництві</w:t>
-      </w:r>
-      <w:r>
-        <w:rPr>
-          <w:lang w:val="uk-UA"/>
-        </w:rPr>
-        <w:t xml:space="preserve"> Виконавця, супроводження договорів з Користувачами об’єктів авторського та суміжних прав, </w:t>
-      </w:r>
-      <w:r>
-        <w:rPr>
-          <w:lang w:val="uk-UA"/>
-        </w:rPr>
-        <w:t>на підставі Актів наданих послуг</w:t>
-      </w:r>
-      <w:r>
-        <w:rPr>
-          <w:lang w:val="uk-UA"/>
-        </w:rPr>
-        <w:t>.</w:t>
-      </w:r>
-    </w:p>
-    <w:p>
-      <w:pPr>
-        <w:jc w:val="both"/>
-        <w:rPr>
-          <w:lang w:val="uk-UA"/>
-        </w:rPr>
-      </w:pPr>
-      <w:r>
-        <w:rPr>
-          <w:lang w:val="uk-UA"/>
-        </w:rPr>
-        <w:t xml:space="preserve">        </w:t>
-      </w:r>
-      <w:r>
-        <w:rPr>
-          <w:lang w:val="uk-UA"/>
-        </w:rPr>
-        <w:t>Г</w:t>
-      </w:r>
-      <w:r>
-        <w:rPr>
-          <w:lang w:val="uk-UA"/>
-        </w:rPr>
-        <w:t xml:space="preserve">) </w:t>
-      </w:r>
-      <w:r>
-        <w:rPr>
-          <w:lang w:val="uk-UA"/>
-        </w:rPr>
-        <w:t xml:space="preserve">За проведення </w:t>
-      </w:r>
-      <w:r>
-        <w:rPr>
-          <w:lang w:val="uk-UA"/>
-        </w:rPr>
-        <w:t xml:space="preserve">Виконавцем </w:t>
-      </w:r>
-      <w:r>
-        <w:rPr>
-          <w:lang w:val="uk-UA"/>
-        </w:rPr>
-        <w:t>одноразового факту фіксації згідно п. 4.2.</w:t>
-      </w:r>
-      <w:r>
-        <w:rPr>
-          <w:lang w:val="uk-UA"/>
-        </w:rPr>
-        <w:t>1</w:t>
-      </w:r>
-      <w:r>
-        <w:rPr>
-          <w:lang w:val="uk-UA"/>
-        </w:rPr>
-        <w:t xml:space="preserve">9. даного Договору, </w:t>
-      </w:r>
-      <w:r>
-        <w:rPr>
-          <w:lang w:val="uk-UA"/>
-        </w:rPr>
-        <w:t>Виконавцю додатково виплачується винагорода у розмірі, погодженому Сторонами шляхом підписання додаткової угоди до даного Договору</w:t>
-      </w:r>
-      <w:r>
-        <w:rPr>
-          <w:lang w:val="uk-UA"/>
-        </w:rPr>
-        <w:t>.</w:t>
-      </w:r>
-    </w:p>
-    <w:p>
-      <w:pPr>
-        <w:ind w:firstLine="567"/>
-        <w:jc w:val="both"/>
-        <w:rPr>
-          <w:lang w:val="uk-UA"/>
-        </w:rPr>
-      </w:pPr>
-      <w:r>
-        <w:rPr>
-          <w:lang w:val="uk-UA"/>
-        </w:rPr>
-        <w:t xml:space="preserve">5.1.1. Виконавець розуміє та погоджується, що з припиненням дії даного Договору, обов’язок Замовника щодо сплати щомісячних/щоквартальних платежів (винагороди Виконавцю), передбачених п. 5.1. Договору, автоматично припиняється. </w:t>
-      </w:r>
-    </w:p>
-    <w:p>
-      <w:pPr>
-        <w:ind w:firstLine="567"/>
-        <w:jc w:val="both"/>
-        <w:rPr>
-          <w:lang w:val="uk-UA"/>
-        </w:rPr>
-      </w:pPr>
-      <w:r>
-        <w:rPr>
-          <w:lang w:val="uk-UA"/>
-        </w:rPr>
-        <w:t>5.1.2. Виконавець розуміє та погоджується, що у випадку затримки виплати Користувачем платежів, передбачених договором (заборгованості), Замовник здійснює оплату послуг Виконавцю лише після сплати заборгованості Користувачем.</w:t>
-      </w:r>
-    </w:p>
-    <w:p>
-      <w:pPr>
-        <w:ind w:firstLine="567"/>
-        <w:jc w:val="both"/>
-        <w:rPr>
-          <w:lang w:val="uk-UA"/>
-        </w:rPr>
-      </w:pPr>
-      <w:r>
-        <w:rPr>
-          <w:b/>
-          <w:lang w:val="uk-UA"/>
-        </w:rPr>
         <w:t>5.2.</w:t>
       </w:r>
       <w:r>
@@ -2915,14 +3211,13 @@
         <w:rPr>
           <w:lang w:val="uk-UA"/>
         </w:rPr>
-        <w:lastRenderedPageBreak/>
         <w:t xml:space="preserve">Цей Договір набирає чинності з </w:t>
       </w:r>
       <w:r>
         <w:rPr>
           <w:lang w:val="uk-UA"/>
         </w:rPr>
-        <w:t xml:space="preserve">моменту його підписання </w:t>
+        <w:t xml:space="preserve">«___» ____________ 20__ р. </w:t>
       </w:r>
       <w:r>
         <w:rPr>
@@ -2938,38 +3233,11 @@
         </w:rPr>
         <w:t xml:space="preserve">до </w:t>
       </w:r>
-      <w:sdt>
-        <w:sdtPr>
-          <w:rPr>
-            <w:shd w:val="clear" w:color="auto" w:fill="FFFFFF"/>
-            <w:lang w:val="uk-UA"/>
-          </w:rPr>
-          <w:alias w:val="docDateEndP"/>
-          <w:tag w:val="docDateEndP"/>
-          <w:id w:val="-519784392"/>
-          <w:placeholder>
-            <w:docPart w:val="DefaultPlaceholder_-1854013440"/>
-          </w:placeholder>
-          <w:showingPlcHdr/>
-          <w15:appearance w15:val="tags"/>
-          <w:text/>
-        </w:sdtPr>
-        <w:sdtEndPr/>
-        <w:sdtContent>
-          <w:r>
-            <w:rPr>
-              <w:rStyle w:val="ad"/>
-              <w:rFonts w:eastAsiaTheme="minorHAnsi"/>
-            </w:rPr>
-            <w:t>Место для ввода текста.</w:t>
-          </w:r>
-        </w:sdtContent>
-      </w:sdt>
-      <w:r>
-        <w:rPr>
-          <w:lang w:val="uk-UA"/>
-        </w:rPr>
-        <w:t xml:space="preserve"> року.</w:t>
+      <w:r>
+        <w:rPr>
+          <w:lang w:val="uk-UA"/>
+        </w:rPr>
+        <w:t>«____» __________________ 20___ року.</w:t>
       </w:r>
       <w:r>
         <w:rPr>
@@ -3166,14 +3434,6 @@
     </w:p>
     <w:p>
       <w:pPr>
-        <w:ind w:left="426"/>
-        <w:rPr>
-          <w:lang w:val="uk-UA"/>
-        </w:rPr>
-      </w:pPr>
-    </w:p>
-    <w:p>
-      <w:pPr>
         <w:numPr>
           <w:ilvl w:val="1"/>
           <w:numId w:val="3"/>
@@ -3250,16 +3510,6 @@
     </w:p>
     <w:p>
       <w:pPr>
-        <w:pStyle w:val="a5"/>
-        <w:ind w:left="540"/>
-        <w:rPr>
-          <w:b/>
-          <w:lang w:val="uk-UA"/>
-        </w:rPr>
-      </w:pPr>
-    </w:p>
-    <w:p>
-      <w:pPr>
         <w:ind w:firstLine="426"/>
         <w:jc w:val="both"/>
         <w:rPr>
@@ -3277,7 +3527,14 @@
         <w:rPr>
           <w:lang w:val="uk-UA"/>
         </w:rPr>
-        <w:t>Підписанням даного Договору суб’єкт персональних даних підтверджує свою згоду на обробку зазначених в даному Договорі персональних даних відповідно до Закону України «Про захист персональних даних» №2297-VI від 01 червня 2010 року у базі персональних даних «Повірені» з метою реалізації цивільно-правових, господарсько-правових, адміністративно-правових відносин та відносин у сфері бухгалтерського обліку, податкові правовідносини відповідно до: Цивільного кодексу України, Господарського кодексу України, Податкового кодексу України, Закону України «Про бухгалтерський облік та фінансову звітність», Закону України «Про банки і банківську діяльність».</w:t>
+        <w:t xml:space="preserve">Підписанням даного Договору суб’єкт персональних даних підтверджує свою згоду на обробку зазначених в даному Договорі персональних даних відповідно до Закону України </w:t>
+      </w:r>
+      <w:r>
+        <w:rPr>
+          <w:lang w:val="uk-UA"/>
+        </w:rPr>
+        <w:lastRenderedPageBreak/>
+        <w:t>«Про захист персональних даних» №2297-VI від 01 червня 2010 року у базі персональних даних «Повірені» з метою реалізації цивільно-правових, господарсько-правових, адміністративно-правових відносин та відносин у сфері бухгалтерського обліку, податкові правовідносини відповідно до: Цивільного кодексу України, Господарського кодексу України, Податкового кодексу України, Закону України «Про бухгалтерський облік та фінансову звітність», Закону України «Про банки і банківську діяльність».</w:t>
       </w:r>
     </w:p>
     <w:p>
@@ -3299,7 +3556,19 @@
         <w:rPr>
           <w:lang w:val="uk-UA"/>
         </w:rPr>
-        <w:t xml:space="preserve">Обробці відповідно до законодавства України про захист персональних даних у базі персональних даних «Повірені» підлягають наступні категорії персональних даних: адреса проживання (реєстрації), </w:t>
+        <w:t>Обробці відповідно до законодавства України про захист персональних даних у б</w:t>
+      </w:r>
+      <w:r>
+        <w:rPr>
+          <w:lang w:val="uk-UA"/>
+        </w:rPr>
+        <w:t>азі персональних даних «Представники</w:t>
+      </w:r>
+      <w:r>
+        <w:rPr>
+          <w:lang w:val="uk-UA"/>
+        </w:rPr>
+        <w:t xml:space="preserve">» підлягають наступні категорії персональних даних: адреса проживання (реєстрації), </w:t>
       </w:r>
       <w:proofErr w:type="spellStart"/>
       <w:r>
@@ -3381,16 +3650,6 @@
         </w:rPr>
         <w:t>Прикінцеві положення</w:t>
       </w:r>
-    </w:p>
-    <w:p>
-      <w:pPr>
-        <w:pStyle w:val="a5"/>
-        <w:ind w:left="540"/>
-        <w:rPr>
-          <w:b/>
-          <w:lang w:val="uk-UA"/>
-        </w:rPr>
-      </w:pPr>
     </w:p>
     <w:p>
       <w:pPr>
@@ -3494,7 +3753,6 @@
         <w:rPr>
           <w:lang w:val="uk-UA"/>
         </w:rPr>
-        <w:lastRenderedPageBreak/>
         <w:t>термін «послуги» використовується у цьому Договорі у розумінні ст.901 Цивільного кодексу України і не може трактуватися у розумінні трудового законодавства України;</w:t>
       </w:r>
     </w:p>
@@ -3625,15 +3883,6 @@
         </w:rPr>
         <w:t>:</w:t>
       </w:r>
-    </w:p>
-    <w:p>
-      <w:pPr>
-        <w:pStyle w:val="a5"/>
-        <w:ind w:left="480"/>
-        <w:rPr>
-          <w:lang w:val="uk-UA"/>
-        </w:rPr>
-      </w:pPr>
     </w:p>
     <w:tbl>
       <w:tblPr>
@@ -3791,101 +4040,126 @@
           </w:p>
           <w:p>
             <w:pPr>
-              <w:rPr>
-                <w:b/>
-                <w:sz w:val="18"/>
-                <w:szCs w:val="18"/>
-                <w:lang w:val="uk-UA"/>
-              </w:rPr>
-            </w:pPr>
-            <w:r>
-              <w:rPr>
-                <w:sz w:val="18"/>
-                <w:szCs w:val="18"/>
-                <w:lang w:val="uk-UA"/>
-              </w:rPr>
-              <w:t xml:space="preserve">    01030, м. Київ, </w:t>
-            </w:r>
-          </w:p>
-          <w:p>
-            <w:pPr>
-              <w:ind w:left="180"/>
-              <w:rPr>
-                <w:b/>
-                <w:sz w:val="18"/>
-                <w:szCs w:val="18"/>
-                <w:lang w:val="uk-UA"/>
-              </w:rPr>
-            </w:pPr>
-            <w:r>
-              <w:rPr>
-                <w:sz w:val="18"/>
-                <w:szCs w:val="18"/>
-                <w:lang w:val="uk-UA"/>
-              </w:rPr>
-              <w:t>вул. Б. Хмельницького,</w:t>
-            </w:r>
-            <w:r>
-              <w:rPr>
-                <w:sz w:val="18"/>
-                <w:szCs w:val="18"/>
-              </w:rPr>
-              <w:t xml:space="preserve"> буд.</w:t>
-            </w:r>
-            <w:r>
-              <w:rPr>
-                <w:sz w:val="18"/>
-                <w:szCs w:val="18"/>
-                <w:lang w:val="uk-UA"/>
-              </w:rPr>
-              <w:t xml:space="preserve"> 41 літера А, прим. 1-3,</w:t>
-            </w:r>
-          </w:p>
-          <w:p>
-            <w:pPr>
-              <w:pStyle w:val="xfmc1"/>
-              <w:shd w:val="clear" w:color="auto" w:fill="FFFFFF"/>
-              <w:spacing w:before="0" w:beforeAutospacing="0" w:after="0" w:afterAutospacing="0"/>
-              <w:ind w:firstLine="176"/>
-              <w:rPr>
-                <w:color w:val="000000"/>
-                <w:sz w:val="16"/>
-                <w:szCs w:val="16"/>
-                <w:lang w:val="ru-RU"/>
-              </w:rPr>
+              <w:ind w:left="207"/>
+              <w:rPr>
+                <w:sz w:val="18"/>
+                <w:szCs w:val="18"/>
+                <w:lang w:val="uk-UA"/>
+              </w:rPr>
+            </w:pPr>
+            <w:bookmarkStart w:id="0" w:name="_GoBack"/>
+            <w:bookmarkEnd w:id="0"/>
+            <w:r>
+              <w:rPr>
+                <w:sz w:val="18"/>
+                <w:szCs w:val="18"/>
+                <w:lang w:val="uk-UA"/>
+              </w:rPr>
+              <w:t>Юридична адреса: 01030, м. Київ, вул. Б. Хмельницького,</w:t>
+            </w:r>
+          </w:p>
+          <w:p>
+            <w:pPr>
+              <w:ind w:left="207"/>
+              <w:rPr>
+                <w:sz w:val="18"/>
+                <w:szCs w:val="18"/>
+                <w:lang w:val="uk-UA"/>
+              </w:rPr>
+            </w:pPr>
+            <w:r>
+              <w:rPr>
+                <w:sz w:val="18"/>
+                <w:szCs w:val="18"/>
+                <w:lang w:val="uk-UA"/>
+              </w:rPr>
+              <w:t>буд. 41 літера А, прим. 1-3,</w:t>
+            </w:r>
+          </w:p>
+          <w:p>
+            <w:pPr>
+              <w:ind w:left="207"/>
+              <w:rPr>
+                <w:sz w:val="18"/>
+                <w:szCs w:val="18"/>
+                <w:lang w:val="uk-UA"/>
+              </w:rPr>
+            </w:pPr>
+            <w:r>
+              <w:rPr>
+                <w:sz w:val="18"/>
+                <w:szCs w:val="18"/>
+                <w:lang w:val="uk-UA"/>
+              </w:rPr>
+              <w:t xml:space="preserve">Фактична адреса: 04053, м. Київ, провулок </w:t>
+            </w:r>
+            <w:proofErr w:type="spellStart"/>
+            <w:r>
+              <w:rPr>
+                <w:sz w:val="18"/>
+                <w:szCs w:val="18"/>
+                <w:lang w:val="uk-UA"/>
+              </w:rPr>
+              <w:t>Киянівський</w:t>
+            </w:r>
+            <w:proofErr w:type="spellEnd"/>
+            <w:r>
+              <w:rPr>
+                <w:sz w:val="18"/>
+                <w:szCs w:val="18"/>
+                <w:lang w:val="uk-UA"/>
+              </w:rPr>
+              <w:t>, будинок 3-7, офіс № 223</w:t>
+            </w:r>
+          </w:p>
+          <w:p>
+            <w:pPr>
+              <w:ind w:left="207"/>
+            </w:pPr>
+            <w:proofErr w:type="spellStart"/>
+            <w:r>
+              <w:rPr>
+                <w:sz w:val="18"/>
+                <w:szCs w:val="18"/>
+                <w:shd w:val="clear" w:color="auto" w:fill="FFFFFF"/>
+                <w:lang w:val="uk-UA"/>
+              </w:rPr>
+              <w:t>тел</w:t>
+            </w:r>
+            <w:proofErr w:type="spellEnd"/>
+            <w:r>
+              <w:rPr>
+                <w:sz w:val="18"/>
+                <w:szCs w:val="18"/>
+                <w:shd w:val="clear" w:color="auto" w:fill="FFFFFF"/>
+                <w:lang w:val="uk-UA"/>
+              </w:rPr>
+              <w:t>.: 044-223-60-40;</w:t>
+            </w:r>
+          </w:p>
+          <w:p>
+            <w:pPr>
+              <w:ind w:left="207"/>
             </w:pPr>
             <w:r>
               <w:rPr>
                 <w:b/>
                 <w:bCs/>
-                <w:color w:val="000000"/>
-                <w:sz w:val="16"/>
-                <w:szCs w:val="16"/>
+                <w:sz w:val="18"/>
+                <w:szCs w:val="18"/>
                 <w:lang w:val="uk-UA"/>
               </w:rPr>
               <w:t>Адреса для листування:</w:t>
             </w:r>
-          </w:p>
-          <w:p>
-            <w:pPr>
-              <w:pStyle w:val="xfmc1"/>
-              <w:shd w:val="clear" w:color="auto" w:fill="FFFFFF"/>
-              <w:spacing w:before="0" w:beforeAutospacing="0" w:after="0" w:afterAutospacing="0"/>
-              <w:ind w:firstLine="176"/>
-              <w:rPr>
-                <w:color w:val="000000"/>
-                <w:sz w:val="16"/>
-                <w:szCs w:val="16"/>
-                <w:lang w:val="ru-RU"/>
-              </w:rPr>
-            </w:pPr>
+            <w:r>
+              <w:t xml:space="preserve"> </w:t>
+            </w:r>
             <w:r>
               <w:rPr>
                 <w:b/>
                 <w:bCs/>
-                <w:color w:val="000000"/>
-                <w:sz w:val="16"/>
-                <w:szCs w:val="16"/>
+                <w:sz w:val="18"/>
+                <w:szCs w:val="18"/>
                 <w:lang w:val="uk-UA"/>
               </w:rPr>
               <w:t>01030, м. Київ, вул. Б. Хмельницького 44, а/с 146</w:t>
@@ -3893,40 +4167,7 @@
           </w:p>
           <w:p>
             <w:pPr>
-              <w:ind w:left="180"/>
-              <w:rPr>
-                <w:b/>
-                <w:sz w:val="18"/>
-                <w:szCs w:val="18"/>
-              </w:rPr>
-            </w:pPr>
-            <w:proofErr w:type="spellStart"/>
-            <w:r>
-              <w:rPr>
-                <w:sz w:val="18"/>
-                <w:szCs w:val="18"/>
-                <w:lang w:val="uk-UA"/>
-              </w:rPr>
-              <w:t>тел</w:t>
-            </w:r>
-            <w:proofErr w:type="spellEnd"/>
-            <w:r>
-              <w:rPr>
-                <w:sz w:val="18"/>
-                <w:szCs w:val="18"/>
-                <w:lang w:val="uk-UA"/>
-              </w:rPr>
-              <w:t>.: (044) 223-60-40;</w:t>
-            </w:r>
-          </w:p>
-          <w:p>
-            <w:pPr>
-              <w:ind w:left="180"/>
-              <w:rPr>
-                <w:b/>
-                <w:sz w:val="18"/>
-                <w:szCs w:val="18"/>
-              </w:rPr>
+              <w:ind w:left="207"/>
             </w:pPr>
             <w:r>
               <w:rPr>
@@ -3939,66 +4180,33 @@
           </w:p>
           <w:p>
             <w:pPr>
-              <w:ind w:left="180"/>
-              <w:rPr>
-                <w:b/>
-                <w:sz w:val="18"/>
-                <w:szCs w:val="18"/>
-                <w:lang w:val="uk-UA"/>
-              </w:rPr>
-            </w:pPr>
-            <w:r>
-              <w:rPr>
-                <w:sz w:val="18"/>
-                <w:szCs w:val="18"/>
-                <w:lang w:val="uk-UA"/>
-              </w:rPr>
-              <w:t>поточний рахунок: 26002053021074</w:t>
-            </w:r>
-          </w:p>
-          <w:p>
-            <w:pPr>
-              <w:ind w:left="180"/>
-              <w:rPr>
-                <w:b/>
-                <w:sz w:val="18"/>
-                <w:szCs w:val="18"/>
-                <w:lang w:val="uk-UA"/>
-              </w:rPr>
-            </w:pPr>
-            <w:r>
-              <w:rPr>
-                <w:sz w:val="18"/>
-                <w:szCs w:val="18"/>
-                <w:lang w:val="uk-UA"/>
-              </w:rPr>
-              <w:t xml:space="preserve">в АТ </w:t>
-            </w:r>
-            <w:r>
-              <w:rPr>
-                <w:sz w:val="18"/>
-                <w:szCs w:val="18"/>
-              </w:rPr>
-              <w:t xml:space="preserve">КБ </w:t>
-            </w:r>
-            <w:r>
-              <w:rPr>
-                <w:sz w:val="18"/>
-                <w:szCs w:val="18"/>
-                <w:lang w:val="uk-UA"/>
-              </w:rPr>
-              <w:t>«Приватбанк»;</w:t>
-            </w:r>
-          </w:p>
-          <w:p>
-            <w:pPr>
-              <w:ind w:left="180"/>
-              <w:rPr>
-                <w:b/>
-                <w:sz w:val="18"/>
-                <w:szCs w:val="18"/>
-                <w:lang w:val="uk-UA"/>
-              </w:rPr>
+              <w:ind w:left="207"/>
+            </w:pPr>
+            <w:r>
+              <w:rPr>
+                <w:sz w:val="18"/>
+                <w:szCs w:val="18"/>
+                <w:lang w:val="uk-UA"/>
+              </w:rPr>
+              <w:t>IBAN UA763218420000026002053021074</w:t>
+            </w:r>
+          </w:p>
+          <w:p>
+            <w:pPr>
+              <w:ind w:left="207"/>
+            </w:pPr>
+            <w:r>
+              <w:rPr>
+                <w:sz w:val="18"/>
+                <w:szCs w:val="18"/>
+                <w:lang w:val="uk-UA"/>
+              </w:rPr>
+              <w:t>в АТ КБ «Приватбанк»;</w:t>
+            </w:r>
+          </w:p>
+          <w:p>
+            <w:pPr>
+              <w:ind w:left="207"/>
             </w:pPr>
             <w:r>
               <w:rPr>
@@ -4010,97 +4218,40 @@
             </w:r>
           </w:p>
           <w:p>
-            <w:pPr>
-              <w:rPr>
-                <w:b/>
-                <w:sz w:val="18"/>
-                <w:szCs w:val="18"/>
-              </w:rPr>
-            </w:pPr>
-            <w:r>
-              <w:rPr>
-                <w:sz w:val="18"/>
-                <w:szCs w:val="18"/>
-                <w:lang w:val="uk-UA"/>
-              </w:rPr>
-              <w:t xml:space="preserve">    </w:t>
-            </w:r>
-            <w:proofErr w:type="spellStart"/>
-            <w:r>
-              <w:rPr>
-                <w:sz w:val="18"/>
-                <w:szCs w:val="18"/>
-              </w:rPr>
-              <w:t>Організаціямає</w:t>
-            </w:r>
-            <w:proofErr w:type="spellEnd"/>
-            <w:r>
-              <w:rPr>
-                <w:sz w:val="18"/>
-                <w:szCs w:val="18"/>
-              </w:rPr>
-              <w:t xml:space="preserve"> статус </w:t>
-            </w:r>
-            <w:proofErr w:type="spellStart"/>
-            <w:r>
-              <w:rPr>
-                <w:sz w:val="18"/>
-                <w:szCs w:val="18"/>
-              </w:rPr>
-              <w:t>неприбуткової</w:t>
-            </w:r>
-            <w:proofErr w:type="spellEnd"/>
-            <w:r>
-              <w:rPr>
-                <w:sz w:val="18"/>
-                <w:szCs w:val="18"/>
-              </w:rPr>
-              <w:t xml:space="preserve"> за </w:t>
-            </w:r>
-            <w:proofErr w:type="spellStart"/>
-            <w:r>
-              <w:rPr>
-                <w:sz w:val="18"/>
-                <w:szCs w:val="18"/>
-              </w:rPr>
-              <w:t>ознакою</w:t>
-            </w:r>
-            <w:proofErr w:type="spellEnd"/>
-          </w:p>
-          <w:p>
-            <w:pPr>
-              <w:rPr>
-                <w:b/>
-                <w:sz w:val="18"/>
-                <w:szCs w:val="18"/>
-                <w:lang w:val="uk-UA"/>
-              </w:rPr>
-            </w:pPr>
-            <w:r>
-              <w:rPr>
-                <w:sz w:val="18"/>
-                <w:szCs w:val="18"/>
-                <w:lang w:val="uk-UA"/>
-              </w:rPr>
-              <w:t xml:space="preserve">    </w:t>
-            </w:r>
-            <w:proofErr w:type="spellStart"/>
-            <w:r>
-              <w:rPr>
-                <w:sz w:val="18"/>
-                <w:szCs w:val="18"/>
-              </w:rPr>
-              <w:t>Неприбутковості</w:t>
-            </w:r>
-            <w:proofErr w:type="spellEnd"/>
-            <w:r>
-              <w:rPr>
-                <w:sz w:val="18"/>
-                <w:szCs w:val="18"/>
-                <w:lang w:val="uk-UA"/>
-              </w:rPr>
-              <w:t xml:space="preserve"> 0032</w:t>
-            </w:r>
+            <w:r>
+              <w:rPr>
+                <w:sz w:val="18"/>
+                <w:szCs w:val="18"/>
+                <w:lang w:val="uk-UA"/>
+              </w:rPr>
+              <w:t>     Організація має статус неприбуткової за ознакою</w:t>
+            </w:r>
+          </w:p>
+          <w:p>
+            <w:r>
+              <w:rPr>
+                <w:sz w:val="18"/>
+                <w:szCs w:val="18"/>
+                <w:lang w:val="uk-UA"/>
+              </w:rPr>
+              <w:t>     неприбутковості 0032</w:t>
+            </w:r>
+          </w:p>
+          <w:p>
+            <w:pPr>
+              <w:ind w:left="207"/>
+            </w:pPr>
+            <w:hyperlink r:id="rId8" w:history="1">
+              <w:r>
+                <w:rPr>
+                  <w:rStyle w:val="ad"/>
+                  <w:sz w:val="18"/>
+                  <w:szCs w:val="18"/>
+                  <w:lang w:val="uk-UA"/>
+                </w:rPr>
+                <w:t>http://uacrr.org.ua</w:t>
+              </w:r>
+            </w:hyperlink>
           </w:p>
           <w:p>
             <w:pPr>
@@ -4234,46 +4385,50 @@
           <w:tcPr>
             <w:tcW w:w="4912" w:type="dxa"/>
           </w:tcPr>
-          <w:sdt>
-            <w:sdtPr>
-              <w:rPr>
-                <w:b/>
-                <w:sz w:val="18"/>
-                <w:szCs w:val="18"/>
-                <w:lang w:val="uk-UA"/>
-              </w:rPr>
-              <w:alias w:val="CstName"/>
-              <w:tag w:val="CstName"/>
-              <w:id w:val="-2024383002"/>
-              <w:placeholder>
-                <w:docPart w:val="DefaultPlaceholder_-1854013440"/>
-              </w:placeholder>
-              <w:showingPlcHdr/>
-              <w15:appearance w15:val="tags"/>
-              <w:text/>
-            </w:sdtPr>
-            <w:sdtEndPr/>
-            <w:sdtContent>
-              <w:p>
-                <w:pPr>
-                  <w:jc w:val="both"/>
-                  <w:rPr>
-                    <w:b/>
-                    <w:sz w:val="18"/>
-                    <w:szCs w:val="18"/>
-                    <w:lang w:val="uk-UA"/>
-                  </w:rPr>
-                </w:pPr>
-                <w:r>
-                  <w:rPr>
-                    <w:rStyle w:val="ad"/>
-                    <w:rFonts w:eastAsiaTheme="minorHAnsi"/>
-                  </w:rPr>
-                  <w:t>Место для ввода текста.</w:t>
-                </w:r>
-              </w:p>
-            </w:sdtContent>
-          </w:sdt>
+          <w:p>
+            <w:pPr>
+              <w:jc w:val="center"/>
+              <w:rPr>
+                <w:b/>
+                <w:sz w:val="18"/>
+                <w:szCs w:val="18"/>
+              </w:rPr>
+            </w:pPr>
+            <w:r>
+              <w:rPr>
+                <w:b/>
+                <w:sz w:val="18"/>
+                <w:szCs w:val="18"/>
+              </w:rPr>
+              <w:lastRenderedPageBreak/>
+              <w:t>_______________________________</w:t>
+            </w:r>
+          </w:p>
+          <w:p>
+            <w:pPr>
+              <w:jc w:val="center"/>
+              <w:rPr>
+                <w:sz w:val="18"/>
+                <w:szCs w:val="18"/>
+                <w:lang w:val="uk-UA"/>
+              </w:rPr>
+            </w:pPr>
+            <w:r>
+              <w:rPr>
+                <w:sz w:val="18"/>
+                <w:szCs w:val="18"/>
+              </w:rPr>
+              <w:t>(</w:t>
+            </w:r>
+            <w:r>
+              <w:rPr>
+                <w:sz w:val="18"/>
+                <w:szCs w:val="18"/>
+                <w:lang w:val="uk-UA"/>
+              </w:rPr>
+              <w:t>ПІБ)</w:t>
+            </w:r>
+          </w:p>
           <w:p>
             <w:pPr>
               <w:jc w:val="both"/>
@@ -4295,6 +4450,17 @@
                 <w:lang w:val="uk-UA"/>
               </w:rPr>
             </w:pPr>
+          </w:p>
+          <w:p>
+            <w:pPr>
+              <w:jc w:val="both"/>
+              <w:rPr>
+                <w:b/>
+                <w:sz w:val="18"/>
+                <w:szCs w:val="18"/>
+                <w:lang w:val="uk-UA"/>
+              </w:rPr>
+            </w:pPr>
             <w:r>
               <w:rPr>
                 <w:b/>
@@ -4314,41 +4480,13 @@
                 <w:lang w:val="uk-UA"/>
               </w:rPr>
             </w:pPr>
-            <w:sdt>
-              <w:sdtPr>
-                <w:rPr>
-                  <w:sz w:val="18"/>
-                  <w:szCs w:val="18"/>
-                  <w:lang w:val="uk-UA"/>
-                </w:rPr>
-                <w:alias w:val="CstResidentialAddress"/>
-                <w:tag w:val="CstResidentialAddress"/>
-                <w:id w:val="694418085"/>
-                <w:placeholder>
-                  <w:docPart w:val="DefaultPlaceholder_-1854013440"/>
-                </w:placeholder>
-                <w:showingPlcHdr/>
-                <w15:appearance w15:val="tags"/>
-                <w:text/>
-              </w:sdtPr>
-              <w:sdtEndPr/>
-              <w:sdtContent>
-                <w:r>
-                  <w:rPr>
-                    <w:rStyle w:val="ad"/>
-                    <w:rFonts w:eastAsiaTheme="minorHAnsi"/>
-                  </w:rPr>
-                  <w:t>Место для ввода текста.</w:t>
-                </w:r>
-              </w:sdtContent>
-            </w:sdt>
-            <w:r>
-              <w:rPr>
-                <w:sz w:val="18"/>
-                <w:szCs w:val="18"/>
-                <w:lang w:val="uk-UA"/>
-              </w:rPr>
-              <w:t>,</w:t>
+            <w:r>
+              <w:rPr>
+                <w:sz w:val="18"/>
+                <w:szCs w:val="18"/>
+                <w:lang w:val="uk-UA"/>
+              </w:rPr>
+              <w:t>_____________________________________,</w:t>
             </w:r>
             <w:r>
               <w:rPr>
@@ -4358,6 +4496,22 @@
               </w:rPr>
               <w:t xml:space="preserve"> </w:t>
             </w:r>
+            <w:r>
+              <w:rPr>
+                <w:sz w:val="18"/>
+                <w:szCs w:val="18"/>
+                <w:lang w:val="uk-UA"/>
+              </w:rPr>
+              <w:t xml:space="preserve">паспорт Серія _______ № ______________, виданий ____________________________________ від «___» ________________ ______ </w:t>
+            </w:r>
+            <w:r>
+              <w:rPr>
+                <w:sz w:val="18"/>
+                <w:szCs w:val="18"/>
+                <w:lang w:val="uk-UA"/>
+              </w:rPr>
+              <w:t xml:space="preserve">р., </w:t>
+            </w:r>
           </w:p>
           <w:p>
             <w:pPr>
@@ -4374,52 +4528,83 @@
                 <w:szCs w:val="18"/>
                 <w:lang w:val="uk-UA"/>
               </w:rPr>
-              <w:t>п</w:t>
-            </w:r>
-            <w:r>
-              <w:rPr>
-                <w:sz w:val="18"/>
-                <w:szCs w:val="18"/>
-                <w:lang w:val="uk-UA"/>
-              </w:rPr>
-              <w:t>аспорт</w:t>
-            </w:r>
-            <w:r>
-              <w:rPr>
-                <w:sz w:val="18"/>
-                <w:szCs w:val="18"/>
-                <w:lang w:val="uk-UA"/>
-              </w:rPr>
-              <w:t xml:space="preserve"> </w:t>
-            </w:r>
-            <w:sdt>
-              <w:sdtPr>
-                <w:rPr>
-                  <w:sz w:val="18"/>
-                  <w:szCs w:val="18"/>
-                  <w:lang w:val="uk-UA"/>
-                </w:rPr>
-                <w:alias w:val="cstPasport"/>
-                <w:tag w:val="cstPasport"/>
-                <w:id w:val="-480080460"/>
-                <w:placeholder>
-                  <w:docPart w:val="DefaultPlaceholder_-1854013440"/>
-                </w:placeholder>
-                <w:showingPlcHdr/>
-                <w15:appearance w15:val="tags"/>
-                <w:text/>
-              </w:sdtPr>
-              <w:sdtEndPr/>
-              <w:sdtContent>
-                <w:r>
-                  <w:rPr>
-                    <w:rStyle w:val="ad"/>
-                    <w:rFonts w:eastAsiaTheme="minorHAnsi"/>
-                  </w:rPr>
-                  <w:t>Место для ввода текста.</w:t>
-                </w:r>
-              </w:sdtContent>
-            </w:sdt>
+              <w:t>РНОКПП</w:t>
+            </w:r>
+            <w:r>
+              <w:rPr>
+                <w:sz w:val="18"/>
+                <w:szCs w:val="18"/>
+                <w:lang w:val="uk-UA"/>
+              </w:rPr>
+              <w:t xml:space="preserve">: </w:t>
+            </w:r>
+            <w:r>
+              <w:rPr>
+                <w:sz w:val="18"/>
+                <w:szCs w:val="18"/>
+                <w:lang w:val="uk-UA"/>
+              </w:rPr>
+              <w:t>___________________</w:t>
+            </w:r>
+          </w:p>
+          <w:p>
+            <w:pPr>
+              <w:jc w:val="both"/>
+              <w:rPr>
+                <w:b/>
+                <w:sz w:val="18"/>
+                <w:szCs w:val="18"/>
+                <w:lang w:val="uk-UA"/>
+              </w:rPr>
+            </w:pPr>
+            <w:r>
+              <w:rPr>
+                <w:b/>
+                <w:sz w:val="18"/>
+                <w:szCs w:val="18"/>
+                <w:lang w:val="uk-UA"/>
+              </w:rPr>
+              <w:t>Банківські реквізити карткового</w:t>
+            </w:r>
+          </w:p>
+          <w:p>
+            <w:pPr>
+              <w:jc w:val="both"/>
+              <w:rPr>
+                <w:b/>
+                <w:sz w:val="18"/>
+                <w:szCs w:val="18"/>
+                <w:lang w:val="uk-UA"/>
+              </w:rPr>
+            </w:pPr>
+            <w:r>
+              <w:rPr>
+                <w:b/>
+                <w:sz w:val="18"/>
+                <w:szCs w:val="18"/>
+                <w:lang w:val="uk-UA"/>
+              </w:rPr>
+              <w:t>рахунку:</w:t>
+            </w:r>
+          </w:p>
+          <w:p>
+            <w:pPr>
+              <w:jc w:val="both"/>
+              <w:rPr>
+                <w:sz w:val="18"/>
+                <w:szCs w:val="18"/>
+                <w:lang w:val="uk-UA"/>
+              </w:rPr>
+            </w:pPr>
+            <w:r>
+              <w:rPr>
+                <w:b/>
+                <w:sz w:val="18"/>
+                <w:szCs w:val="18"/>
+                <w:lang w:val="uk-UA"/>
+              </w:rPr>
+              <w:t>Банк: ___________________________</w:t>
+            </w:r>
             <w:r>
               <w:rPr>
                 <w:sz w:val="18"/>
@@ -4444,43 +4629,7 @@
                 <w:szCs w:val="18"/>
                 <w:lang w:val="uk-UA"/>
               </w:rPr>
-              <w:t xml:space="preserve">виданий </w:t>
-            </w:r>
-            <w:sdt>
-              <w:sdtPr>
-                <w:rPr>
-                  <w:sz w:val="18"/>
-                  <w:szCs w:val="18"/>
-                  <w:lang w:val="uk-UA"/>
-                </w:rPr>
-                <w:alias w:val="CstPasportIssued"/>
-                <w:tag w:val="CstPasportIssued"/>
-                <w:id w:val="-2078504746"/>
-                <w:placeholder>
-                  <w:docPart w:val="DefaultPlaceholder_-1854013440"/>
-                </w:placeholder>
-                <w:showingPlcHdr/>
-                <w15:appearance w15:val="tags"/>
-                <w:text/>
-              </w:sdtPr>
-              <w:sdtEndPr/>
-              <w:sdtContent>
-                <w:r>
-                  <w:rPr>
-                    <w:rStyle w:val="ad"/>
-                    <w:rFonts w:eastAsiaTheme="minorHAnsi"/>
-                  </w:rPr>
-                  <w:t>Место для ввода текста.</w:t>
-                </w:r>
-              </w:sdtContent>
-            </w:sdt>
-            <w:r>
-              <w:rPr>
-                <w:sz w:val="18"/>
-                <w:szCs w:val="18"/>
-                <w:lang w:val="uk-UA"/>
-              </w:rPr>
-              <w:t xml:space="preserve">р., </w:t>
+              <w:t>МФО: ___________________________</w:t>
             </w:r>
           </w:p>
           <w:p>
@@ -4498,246 +4647,21 @@
                 <w:szCs w:val="18"/>
                 <w:lang w:val="uk-UA"/>
               </w:rPr>
-              <w:t>РНОКПП</w:t>
-            </w:r>
-            <w:r>
-              <w:rPr>
-                <w:sz w:val="18"/>
-                <w:szCs w:val="18"/>
-                <w:lang w:val="uk-UA"/>
-              </w:rPr>
-              <w:t xml:space="preserve">: </w:t>
-            </w:r>
-            <w:sdt>
-              <w:sdtPr>
-                <w:rPr>
-                  <w:sz w:val="18"/>
-                  <w:szCs w:val="18"/>
-                  <w:lang w:val="uk-UA"/>
-                </w:rPr>
-                <w:alias w:val="CstINN"/>
-                <w:tag w:val="CstINN"/>
-                <w:id w:val="188809505"/>
-                <w:placeholder>
-                  <w:docPart w:val="DefaultPlaceholder_-1854013440"/>
-                </w:placeholder>
-                <w:showingPlcHdr/>
-                <w15:appearance w15:val="tags"/>
-                <w:text/>
-              </w:sdtPr>
-              <w:sdtEndPr/>
-              <w:sdtContent>
-                <w:r>
-                  <w:rPr>
-                    <w:rStyle w:val="ad"/>
-                    <w:rFonts w:eastAsiaTheme="minorHAnsi"/>
-                  </w:rPr>
-                  <w:t>Место для ввода текста.</w:t>
-                </w:r>
-              </w:sdtContent>
-            </w:sdt>
+              <w:t>ЄДРПОУ</w:t>
+            </w:r>
+            <w:r>
+              <w:rPr>
+                <w:sz w:val="18"/>
+                <w:szCs w:val="18"/>
+                <w:lang w:val="uk-UA"/>
+              </w:rPr>
+              <w:t>: ___________________________</w:t>
+            </w:r>
           </w:p>
           <w:p>
             <w:pPr>
               <w:jc w:val="both"/>
               <w:rPr>
-                <w:b/>
-                <w:sz w:val="18"/>
-                <w:szCs w:val="18"/>
-                <w:lang w:val="uk-UA"/>
-              </w:rPr>
-            </w:pPr>
-            <w:r>
-              <w:rPr>
-                <w:b/>
-                <w:sz w:val="18"/>
-                <w:szCs w:val="18"/>
-                <w:lang w:val="uk-UA"/>
-              </w:rPr>
-              <w:t>Банківські реквізити карткового</w:t>
-            </w:r>
-          </w:p>
-          <w:p>
-            <w:pPr>
-              <w:jc w:val="both"/>
-              <w:rPr>
-                <w:b/>
-                <w:sz w:val="18"/>
-                <w:szCs w:val="18"/>
-                <w:lang w:val="uk-UA"/>
-              </w:rPr>
-            </w:pPr>
-            <w:r>
-              <w:rPr>
-                <w:b/>
-                <w:sz w:val="18"/>
-                <w:szCs w:val="18"/>
-                <w:lang w:val="uk-UA"/>
-              </w:rPr>
-              <w:t>рахунку:</w:t>
-            </w:r>
-          </w:p>
-          <w:p>
-            <w:pPr>
-              <w:jc w:val="both"/>
-              <w:rPr>
-                <w:sz w:val="18"/>
-                <w:szCs w:val="18"/>
-                <w:lang w:val="uk-UA"/>
-              </w:rPr>
-            </w:pPr>
-            <w:r>
-              <w:rPr>
-                <w:b/>
-                <w:sz w:val="18"/>
-                <w:szCs w:val="18"/>
-                <w:lang w:val="uk-UA"/>
-              </w:rPr>
-              <w:t>Банк:</w:t>
-            </w:r>
-            <w:r>
-              <w:rPr>
-                <w:b/>
-                <w:sz w:val="18"/>
-                <w:szCs w:val="18"/>
-                <w:lang w:val="uk-UA"/>
-              </w:rPr>
-              <w:t xml:space="preserve"> </w:t>
-            </w:r>
-            <w:sdt>
-              <w:sdtPr>
-                <w:rPr>
-                  <w:b/>
-                  <w:sz w:val="18"/>
-                  <w:szCs w:val="18"/>
-                  <w:lang w:val="uk-UA"/>
-                </w:rPr>
-                <w:alias w:val="CstBankName"/>
-                <w:tag w:val="CstBankName"/>
-                <w:id w:val="636459401"/>
-                <w:placeholder>
-                  <w:docPart w:val="DefaultPlaceholder_-1854013440"/>
-                </w:placeholder>
-                <w:showingPlcHdr/>
-                <w15:appearance w15:val="tags"/>
-                <w:text/>
-              </w:sdtPr>
-              <w:sdtEndPr/>
-              <w:sdtContent>
-                <w:r>
-                  <w:rPr>
-                    <w:rStyle w:val="ad"/>
-                    <w:rFonts w:eastAsiaTheme="minorHAnsi"/>
-                  </w:rPr>
-                  <w:t>Место для ввода текста.</w:t>
-                </w:r>
-              </w:sdtContent>
-            </w:sdt>
-            <w:r>
-              <w:rPr>
-                <w:sz w:val="18"/>
-                <w:szCs w:val="18"/>
-                <w:lang w:val="uk-UA"/>
-              </w:rPr>
-              <w:t xml:space="preserve">, </w:t>
-            </w:r>
-          </w:p>
-          <w:p>
-            <w:pPr>
-              <w:jc w:val="both"/>
-              <w:rPr>
-                <w:sz w:val="18"/>
-                <w:szCs w:val="18"/>
-                <w:lang w:val="uk-UA"/>
-              </w:rPr>
-            </w:pPr>
-            <w:r>
-              <w:rPr>
-                <w:sz w:val="18"/>
-                <w:szCs w:val="18"/>
-                <w:lang w:val="uk-UA"/>
-              </w:rPr>
-              <w:t xml:space="preserve">МФО: </w:t>
-            </w:r>
-            <w:sdt>
-              <w:sdtPr>
-                <w:rPr>
-                  <w:sz w:val="18"/>
-                  <w:szCs w:val="18"/>
-                  <w:lang w:val="uk-UA"/>
-                </w:rPr>
-                <w:alias w:val="CstBankMFO"/>
-                <w:tag w:val="CstBankMFO"/>
-                <w:id w:val="735982476"/>
-                <w:placeholder>
-                  <w:docPart w:val="DefaultPlaceholder_-1854013440"/>
-                </w:placeholder>
-                <w:showingPlcHdr/>
-                <w15:appearance w15:val="tags"/>
-                <w:text/>
-              </w:sdtPr>
-              <w:sdtEndPr/>
-              <w:sdtContent>
-                <w:r>
-                  <w:rPr>
-                    <w:rStyle w:val="ad"/>
-                    <w:rFonts w:eastAsiaTheme="minorHAnsi"/>
-                  </w:rPr>
-                  <w:t>Место для ввода текста.</w:t>
-                </w:r>
-              </w:sdtContent>
-            </w:sdt>
-          </w:p>
-          <w:p>
-            <w:pPr>
-              <w:jc w:val="both"/>
-              <w:rPr>
-                <w:sz w:val="18"/>
-                <w:szCs w:val="18"/>
-                <w:lang w:val="uk-UA"/>
-              </w:rPr>
-            </w:pPr>
-            <w:r>
-              <w:rPr>
-                <w:sz w:val="18"/>
-                <w:szCs w:val="18"/>
-                <w:lang w:val="uk-UA"/>
-              </w:rPr>
-              <w:t xml:space="preserve">ОКПО: </w:t>
-            </w:r>
-            <w:sdt>
-              <w:sdtPr>
-                <w:rPr>
-                  <w:sz w:val="18"/>
-                  <w:szCs w:val="18"/>
-                  <w:lang w:val="uk-UA"/>
-                </w:rPr>
-                <w:alias w:val="CstBankEDRPOU"/>
-                <w:tag w:val="CstBankEDRPOU"/>
-                <w:id w:val="1229110943"/>
-                <w:placeholder>
-                  <w:docPart w:val="DefaultPlaceholder_-1854013440"/>
-                </w:placeholder>
-                <w:showingPlcHdr/>
-                <w15:appearance w15:val="tags"/>
-                <w:text/>
-              </w:sdtPr>
-              <w:sdtEndPr/>
-              <w:sdtContent>
-                <w:r>
-                  <w:rPr>
-                    <w:rStyle w:val="ad"/>
-                    <w:rFonts w:eastAsiaTheme="minorHAnsi"/>
-                  </w:rPr>
-                  <w:t>Место для ввода текста.</w:t>
-                </w:r>
-              </w:sdtContent>
-            </w:sdt>
-          </w:p>
-          <w:p>
-            <w:pPr>
-              <w:jc w:val="both"/>
-              <w:rPr>
                 <w:sz w:val="18"/>
                 <w:szCs w:val="18"/>
                 <w:lang w:val="uk-UA"/>
@@ -4757,36 +4681,8 @@
                 <w:szCs w:val="18"/>
                 <w:lang w:val="uk-UA"/>
               </w:rPr>
-              <w:t xml:space="preserve">ртковий рахунок : </w:t>
-            </w:r>
-            <w:sdt>
-              <w:sdtPr>
-                <w:rPr>
-                  <w:sz w:val="18"/>
-                  <w:szCs w:val="18"/>
-                  <w:lang w:val="uk-UA"/>
-                </w:rPr>
-                <w:alias w:val="CstAcc"/>
-                <w:tag w:val="CstAcc"/>
-                <w:id w:val="84816347"/>
-                <w:placeholder>
-                  <w:docPart w:val="DefaultPlaceholder_-1854013440"/>
-                </w:placeholder>
-                <w:showingPlcHdr/>
-                <w15:appearance w15:val="tags"/>
-                <w:text/>
-              </w:sdtPr>
-              <w:sdtEndPr/>
-              <w:sdtContent>
-                <w:r>
-                  <w:rPr>
-                    <w:rStyle w:val="ad"/>
-                    <w:rFonts w:eastAsiaTheme="minorHAnsi"/>
-                  </w:rPr>
-                  <w:t>Место для ввода текста.</w:t>
-                </w:r>
-              </w:sdtContent>
-            </w:sdt>
+              <w:t>ртковий рахунок : _______________________</w:t>
+            </w:r>
           </w:p>
           <w:p>
             <w:pPr>
@@ -4837,36 +4733,8 @@
                 <w:szCs w:val="18"/>
                 <w:lang w:val="uk-UA"/>
               </w:rPr>
-              <w:t xml:space="preserve">.: </w:t>
-            </w:r>
-            <w:sdt>
-              <w:sdtPr>
-                <w:rPr>
-                  <w:sz w:val="18"/>
-                  <w:szCs w:val="18"/>
-                  <w:lang w:val="uk-UA"/>
-                </w:rPr>
-                <w:alias w:val="CstPhone"/>
-                <w:tag w:val="CstPhone"/>
-                <w:id w:val="-700242773"/>
-                <w:placeholder>
-                  <w:docPart w:val="DefaultPlaceholder_-1854013440"/>
-                </w:placeholder>
-                <w:showingPlcHdr/>
-                <w15:appearance w15:val="tags"/>
-                <w:text/>
-              </w:sdtPr>
-              <w:sdtEndPr/>
-              <w:sdtContent>
-                <w:r>
-                  <w:rPr>
-                    <w:rStyle w:val="ad"/>
-                    <w:rFonts w:eastAsiaTheme="minorHAnsi"/>
-                  </w:rPr>
-                  <w:t>Место для ввода текста.</w:t>
-                </w:r>
-              </w:sdtContent>
-            </w:sdt>
+              <w:t>.: ___________________________________</w:t>
+            </w:r>
           </w:p>
           <w:p>
             <w:pPr>
@@ -4940,16 +4808,16 @@
         <w:jc w:val="right"/>
         <w:rPr>
           <w:b/>
-          <w:sz w:val="22"/>
-          <w:szCs w:val="22"/>
-          <w:lang w:val="uk-UA"/>
-        </w:rPr>
-      </w:pPr>
-      <w:r>
-        <w:rPr>
-          <w:b/>
-          <w:sz w:val="22"/>
-          <w:szCs w:val="22"/>
+          <w:sz w:val="20"/>
+          <w:szCs w:val="20"/>
+          <w:lang w:val="uk-UA"/>
+        </w:rPr>
+      </w:pPr>
+      <w:r>
+        <w:rPr>
+          <w:b/>
+          <w:sz w:val="20"/>
+          <w:szCs w:val="20"/>
           <w:lang w:val="uk-UA"/>
         </w:rPr>
         <w:lastRenderedPageBreak/>
@@ -4961,16 +4829,16 @@
         <w:jc w:val="right"/>
         <w:rPr>
           <w:b/>
-          <w:sz w:val="22"/>
-          <w:szCs w:val="22"/>
-          <w:lang w:val="uk-UA"/>
-        </w:rPr>
-      </w:pPr>
-      <w:r>
-        <w:rPr>
-          <w:b/>
-          <w:sz w:val="22"/>
-          <w:szCs w:val="22"/>
+          <w:sz w:val="20"/>
+          <w:szCs w:val="20"/>
+          <w:lang w:val="uk-UA"/>
+        </w:rPr>
+      </w:pPr>
+      <w:r>
+        <w:rPr>
+          <w:b/>
+          <w:sz w:val="20"/>
+          <w:szCs w:val="20"/>
           <w:lang w:val="uk-UA"/>
         </w:rPr>
         <w:t xml:space="preserve">До Цивільно-правового договору </w:t>
@@ -4981,246 +4849,217 @@
         <w:jc w:val="right"/>
         <w:rPr>
           <w:b/>
-          <w:sz w:val="22"/>
-          <w:szCs w:val="22"/>
-          <w:lang w:val="uk-UA"/>
-        </w:rPr>
-      </w:pPr>
-      <w:r>
-        <w:rPr>
-          <w:b/>
-          <w:sz w:val="22"/>
-          <w:szCs w:val="22"/>
-          <w:lang w:val="uk-UA"/>
-        </w:rPr>
-        <w:t>від «</w:t>
-      </w:r>
-      <w:r>
-        <w:rPr>
-          <w:b/>
-          <w:sz w:val="22"/>
-          <w:szCs w:val="22"/>
-          <w:lang w:val="uk-UA"/>
+          <w:sz w:val="20"/>
+          <w:szCs w:val="20"/>
+          <w:lang w:val="uk-UA"/>
+        </w:rPr>
+      </w:pPr>
+      <w:r>
+        <w:rPr>
+          <w:b/>
+          <w:sz w:val="20"/>
+          <w:szCs w:val="20"/>
+          <w:lang w:val="uk-UA"/>
+        </w:rPr>
+        <w:t>від «___» _______ 20____ р.</w:t>
+      </w:r>
+    </w:p>
+    <w:p>
+      <w:pPr>
+        <w:jc w:val="center"/>
+        <w:rPr>
+          <w:b/>
+          <w:sz w:val="20"/>
+          <w:szCs w:val="20"/>
+          <w:lang w:val="uk-UA" w:eastAsia="ar-SA"/>
+        </w:rPr>
+      </w:pPr>
+      <w:r>
+        <w:rPr>
+          <w:b/>
+          <w:sz w:val="20"/>
+          <w:szCs w:val="20"/>
+          <w:lang w:val="uk-UA" w:eastAsia="ar-SA"/>
+        </w:rPr>
+        <w:t>АКТ</w:t>
+      </w:r>
+    </w:p>
+    <w:p>
+      <w:pPr>
+        <w:jc w:val="center"/>
+        <w:rPr>
+          <w:b/>
+          <w:sz w:val="20"/>
+          <w:szCs w:val="20"/>
+          <w:lang w:val="uk-UA" w:eastAsia="ar-SA"/>
+        </w:rPr>
+      </w:pPr>
+      <w:r>
+        <w:rPr>
+          <w:b/>
+          <w:sz w:val="20"/>
+          <w:szCs w:val="20"/>
+          <w:lang w:val="uk-UA" w:eastAsia="ar-SA"/>
+        </w:rPr>
+        <w:t>наданих послуг</w:t>
+      </w:r>
+    </w:p>
+    <w:p>
+      <w:pPr>
+        <w:jc w:val="center"/>
+        <w:rPr>
+          <w:sz w:val="20"/>
+          <w:szCs w:val="20"/>
+          <w:lang w:val="uk-UA" w:eastAsia="ar-SA"/>
+        </w:rPr>
+      </w:pPr>
+      <w:r>
+        <w:rPr>
+          <w:b/>
+          <w:sz w:val="20"/>
+          <w:szCs w:val="20"/>
+          <w:lang w:val="uk-UA" w:eastAsia="ar-SA"/>
+        </w:rPr>
+        <w:t>(далі – Акт)</w:t>
+      </w:r>
+    </w:p>
+    <w:p>
+      <w:pPr>
+        <w:spacing w:line="276" w:lineRule="auto"/>
+        <w:jc w:val="both"/>
+        <w:rPr>
+          <w:b/>
+          <w:sz w:val="20"/>
+          <w:szCs w:val="20"/>
+          <w:lang w:val="uk-UA" w:eastAsia="ar-SA"/>
+        </w:rPr>
+      </w:pPr>
+      <w:r>
+        <w:rPr>
+          <w:b/>
+          <w:sz w:val="20"/>
+          <w:szCs w:val="20"/>
+          <w:lang w:val="uk-UA" w:eastAsia="ar-SA"/>
+        </w:rPr>
+        <w:t>м. Київ</w:t>
+      </w:r>
+      <w:r>
+        <w:rPr>
+          <w:b/>
+          <w:sz w:val="20"/>
+          <w:szCs w:val="20"/>
+          <w:lang w:val="uk-UA" w:eastAsia="ar-SA"/>
+        </w:rPr>
+        <w:tab/>
+      </w:r>
+      <w:r>
+        <w:rPr>
+          <w:b/>
+          <w:sz w:val="20"/>
+          <w:szCs w:val="20"/>
+          <w:lang w:val="uk-UA" w:eastAsia="ar-SA"/>
+        </w:rPr>
+        <w:tab/>
+      </w:r>
+      <w:r>
+        <w:rPr>
+          <w:b/>
+          <w:sz w:val="20"/>
+          <w:szCs w:val="20"/>
+          <w:lang w:val="uk-UA" w:eastAsia="ar-SA"/>
+        </w:rPr>
+        <w:tab/>
+      </w:r>
+      <w:r>
+        <w:rPr>
+          <w:b/>
+          <w:sz w:val="20"/>
+          <w:szCs w:val="20"/>
+          <w:lang w:val="uk-UA" w:eastAsia="ar-SA"/>
+        </w:rPr>
+        <w:tab/>
+      </w:r>
+      <w:r>
+        <w:rPr>
+          <w:b/>
+          <w:sz w:val="20"/>
+          <w:szCs w:val="20"/>
+          <w:lang w:val="uk-UA" w:eastAsia="ar-SA"/>
+        </w:rPr>
+        <w:tab/>
+      </w:r>
+      <w:r>
+        <w:rPr>
+          <w:b/>
+          <w:sz w:val="20"/>
+          <w:szCs w:val="20"/>
+          <w:lang w:val="uk-UA" w:eastAsia="ar-SA"/>
+        </w:rPr>
+        <w:tab/>
+        <w:t xml:space="preserve">                            </w:t>
+      </w:r>
+      <w:r>
+        <w:rPr>
+          <w:b/>
+          <w:sz w:val="20"/>
+          <w:szCs w:val="20"/>
+          <w:lang w:val="uk-UA" w:eastAsia="ar-SA"/>
+        </w:rPr>
+        <w:t xml:space="preserve">                            </w:t>
+      </w:r>
+      <w:r>
+        <w:rPr>
+          <w:b/>
+          <w:sz w:val="20"/>
+          <w:szCs w:val="20"/>
+          <w:lang w:val="uk-UA" w:eastAsia="ar-SA"/>
+        </w:rPr>
+        <w:t xml:space="preserve"> «___» _________20</w:t>
+      </w:r>
+      <w:r>
+        <w:rPr>
+          <w:b/>
+          <w:sz w:val="20"/>
+          <w:szCs w:val="20"/>
+          <w:lang w:eastAsia="ar-SA"/>
         </w:rPr>
         <w:t>___</w:t>
       </w:r>
       <w:r>
         <w:rPr>
           <w:b/>
-          <w:sz w:val="22"/>
-          <w:szCs w:val="22"/>
-          <w:lang w:val="uk-UA"/>
-        </w:rPr>
-        <w:t xml:space="preserve">» </w:t>
-      </w:r>
-      <w:r>
-        <w:rPr>
-          <w:b/>
-          <w:sz w:val="22"/>
-          <w:szCs w:val="22"/>
-          <w:lang w:val="uk-UA"/>
-        </w:rPr>
-        <w:t>_______ 20____</w:t>
-      </w:r>
-      <w:r>
-        <w:rPr>
-          <w:b/>
-          <w:sz w:val="22"/>
-          <w:szCs w:val="22"/>
-          <w:lang w:val="uk-UA"/>
-        </w:rPr>
-        <w:t xml:space="preserve"> р.</w:t>
+          <w:sz w:val="20"/>
+          <w:szCs w:val="20"/>
+          <w:lang w:val="uk-UA" w:eastAsia="ar-SA"/>
+        </w:rPr>
+        <w:t xml:space="preserve"> року</w:t>
       </w:r>
     </w:p>
     <w:p>
       <w:pPr>
         <w:spacing w:line="276" w:lineRule="auto"/>
-        <w:jc w:val="center"/>
-        <w:rPr>
-          <w:b/>
-          <w:sz w:val="22"/>
-          <w:szCs w:val="22"/>
+        <w:jc w:val="both"/>
+        <w:rPr>
+          <w:sz w:val="20"/>
+          <w:szCs w:val="20"/>
           <w:lang w:val="uk-UA" w:eastAsia="ar-SA"/>
         </w:rPr>
       </w:pPr>
       <w:r>
         <w:rPr>
-          <w:b/>
-          <w:sz w:val="22"/>
-          <w:szCs w:val="22"/>
+          <w:sz w:val="20"/>
+          <w:szCs w:val="20"/>
           <w:lang w:val="uk-UA" w:eastAsia="ar-SA"/>
         </w:rPr>
-        <w:t>АКТ</w:t>
-      </w:r>
-    </w:p>
-    <w:p>
-      <w:pPr>
-        <w:spacing w:line="276" w:lineRule="auto"/>
-        <w:jc w:val="center"/>
-        <w:rPr>
-          <w:b/>
-          <w:sz w:val="22"/>
-          <w:szCs w:val="22"/>
-          <w:lang w:val="uk-UA" w:eastAsia="ar-SA"/>
-        </w:rPr>
-      </w:pPr>
-      <w:r>
-        <w:rPr>
-          <w:b/>
-          <w:sz w:val="22"/>
-          <w:szCs w:val="22"/>
-          <w:lang w:val="uk-UA" w:eastAsia="ar-SA"/>
-        </w:rPr>
-        <w:t>наданих послуг</w:t>
-      </w:r>
-    </w:p>
-    <w:p>
-      <w:pPr>
-        <w:spacing w:line="276" w:lineRule="auto"/>
-        <w:jc w:val="center"/>
-        <w:rPr>
-          <w:sz w:val="22"/>
-          <w:szCs w:val="22"/>
-          <w:lang w:val="uk-UA" w:eastAsia="ar-SA"/>
-        </w:rPr>
-      </w:pPr>
-      <w:r>
-        <w:rPr>
-          <w:b/>
-          <w:sz w:val="22"/>
-          <w:szCs w:val="22"/>
-          <w:lang w:val="uk-UA" w:eastAsia="ar-SA"/>
-        </w:rPr>
-        <w:t>(далі – Акт)</w:t>
-      </w:r>
-    </w:p>
-    <w:p>
-      <w:pPr>
-        <w:spacing w:line="276" w:lineRule="auto"/>
-        <w:jc w:val="both"/>
-        <w:rPr>
-          <w:b/>
-          <w:sz w:val="22"/>
-          <w:szCs w:val="22"/>
-          <w:lang w:val="uk-UA" w:eastAsia="ar-SA"/>
-        </w:rPr>
-      </w:pPr>
-      <w:r>
-        <w:rPr>
-          <w:b/>
-          <w:sz w:val="22"/>
-          <w:szCs w:val="22"/>
-          <w:lang w:val="uk-UA" w:eastAsia="ar-SA"/>
-        </w:rPr>
-        <w:t>м. Київ</w:t>
-      </w:r>
-      <w:r>
-        <w:rPr>
-          <w:b/>
-          <w:sz w:val="22"/>
-          <w:szCs w:val="22"/>
-          <w:lang w:val="uk-UA" w:eastAsia="ar-SA"/>
-        </w:rPr>
         <w:tab/>
-      </w:r>
-      <w:r>
-        <w:rPr>
-          <w:b/>
-          <w:sz w:val="22"/>
-          <w:szCs w:val="22"/>
-          <w:lang w:val="uk-UA" w:eastAsia="ar-SA"/>
-        </w:rPr>
-        <w:tab/>
-      </w:r>
-      <w:r>
-        <w:rPr>
-          <w:b/>
-          <w:sz w:val="22"/>
-          <w:szCs w:val="22"/>
-          <w:lang w:val="uk-UA" w:eastAsia="ar-SA"/>
-        </w:rPr>
-        <w:tab/>
-      </w:r>
-      <w:r>
-        <w:rPr>
-          <w:b/>
-          <w:sz w:val="22"/>
-          <w:szCs w:val="22"/>
-          <w:lang w:val="uk-UA" w:eastAsia="ar-SA"/>
-        </w:rPr>
-        <w:tab/>
-      </w:r>
-      <w:r>
-        <w:rPr>
-          <w:b/>
-          <w:sz w:val="22"/>
-          <w:szCs w:val="22"/>
-          <w:lang w:val="uk-UA" w:eastAsia="ar-SA"/>
-        </w:rPr>
-        <w:tab/>
-      </w:r>
-      <w:r>
-        <w:rPr>
-          <w:b/>
-          <w:sz w:val="22"/>
-          <w:szCs w:val="22"/>
-          <w:lang w:val="uk-UA" w:eastAsia="ar-SA"/>
-        </w:rPr>
-        <w:tab/>
-        <w:t xml:space="preserve">                             «___» _________20</w:t>
-      </w:r>
-      <w:r>
-        <w:rPr>
-          <w:b/>
-          <w:sz w:val="22"/>
-          <w:szCs w:val="22"/>
-          <w:lang w:eastAsia="ar-SA"/>
-        </w:rPr>
-        <w:t>___</w:t>
-      </w:r>
-      <w:r>
-        <w:rPr>
-          <w:b/>
-          <w:sz w:val="22"/>
-          <w:szCs w:val="22"/>
-          <w:lang w:val="uk-UA" w:eastAsia="ar-SA"/>
-        </w:rPr>
-        <w:t xml:space="preserve"> року</w:t>
-      </w:r>
-    </w:p>
-    <w:p>
-      <w:pPr>
-        <w:spacing w:line="276" w:lineRule="auto"/>
-        <w:jc w:val="both"/>
-        <w:rPr>
-          <w:sz w:val="22"/>
-          <w:szCs w:val="22"/>
-          <w:lang w:val="uk-UA" w:eastAsia="ar-SA"/>
-        </w:rPr>
-      </w:pPr>
-      <w:r>
-        <w:rPr>
-          <w:sz w:val="22"/>
-          <w:szCs w:val="22"/>
-          <w:lang w:val="uk-UA" w:eastAsia="ar-SA"/>
-        </w:rPr>
-        <w:tab/>
-        <w:t xml:space="preserve">Цей Акт складено на виконання п. 2.3. та розділу 5 Цивільно-правового договору від ___________ року, укладеного </w:t>
-      </w:r>
-      <w:r>
-        <w:rPr>
-          <w:sz w:val="22"/>
-          <w:szCs w:val="22"/>
-          <w:lang w:val="uk-UA" w:eastAsia="ar-SA"/>
-        </w:rPr>
-        <w:t xml:space="preserve">між </w:t>
+        <w:t xml:space="preserve">Цей Акт складено на виконання п. 2.3. та розділу 5 Цивільно-правового договору від ___________ року, укладеного між </w:t>
       </w:r>
       <w:r>
         <w:rPr>
           <w:rFonts w:ascii="Times New Roman CYR" w:hAnsi="Times New Roman CYR" w:cs="Times New Roman CYR"/>
           <w:b/>
-          <w:sz w:val="22"/>
-          <w:szCs w:val="22"/>
+          <w:sz w:val="20"/>
+          <w:szCs w:val="20"/>
           <w:lang w:val="uk-UA"/>
         </w:rPr>
         <w:t>Громадською організацією «Українська агенція з авторських та суміжних прав» (далі – Замовник)</w:t>
@@ -5228,16 +5067,16 @@
       <w:r>
         <w:rPr>
           <w:rFonts w:ascii="Times New Roman CYR" w:hAnsi="Times New Roman CYR" w:cs="Times New Roman CYR"/>
-          <w:sz w:val="22"/>
-          <w:szCs w:val="22"/>
+          <w:sz w:val="20"/>
+          <w:szCs w:val="20"/>
           <w:lang w:val="uk-UA"/>
         </w:rPr>
         <w:t xml:space="preserve">, </w:t>
       </w:r>
       <w:r>
         <w:rPr>
-          <w:sz w:val="22"/>
-          <w:szCs w:val="22"/>
+          <w:sz w:val="20"/>
+          <w:szCs w:val="20"/>
           <w:lang w:val="uk-UA"/>
         </w:rPr>
         <w:t>в особі</w:t>
@@ -5246,8 +5085,8 @@
         <w:rPr>
           <w:b/>
           <w:color w:val="000000"/>
-          <w:sz w:val="22"/>
-          <w:szCs w:val="22"/>
+          <w:sz w:val="20"/>
+          <w:szCs w:val="20"/>
           <w:shd w:val="clear" w:color="auto" w:fill="FFFFFF"/>
           <w:lang w:val="uk-UA"/>
         </w:rPr>
@@ -5258,8 +5097,8 @@
           <w:b/>
           <w:bCs/>
           <w:color w:val="000000"/>
-          <w:sz w:val="22"/>
-          <w:szCs w:val="22"/>
+          <w:sz w:val="20"/>
+          <w:szCs w:val="20"/>
           <w:shd w:val="clear" w:color="auto" w:fill="FFFFFF"/>
           <w:lang w:val="uk-UA"/>
         </w:rPr>
@@ -5268,8 +5107,8 @@
       <w:r>
         <w:rPr>
           <w:color w:val="000000"/>
-          <w:sz w:val="22"/>
-          <w:szCs w:val="22"/>
+          <w:sz w:val="20"/>
+          <w:szCs w:val="20"/>
           <w:shd w:val="clear" w:color="auto" w:fill="FFFFFF"/>
         </w:rPr>
         <w:t> </w:t>
@@ -5277,8 +5116,8 @@
       <w:r>
         <w:rPr>
           <w:color w:val="000000"/>
-          <w:sz w:val="22"/>
-          <w:szCs w:val="22"/>
+          <w:sz w:val="20"/>
+          <w:szCs w:val="20"/>
           <w:shd w:val="clear" w:color="auto" w:fill="FFFFFF"/>
           <w:lang w:val="uk-UA"/>
         </w:rPr>
@@ -5287,8 +5126,8 @@
       <w:r>
         <w:rPr>
           <w:color w:val="000000"/>
-          <w:sz w:val="22"/>
-          <w:szCs w:val="22"/>
+          <w:sz w:val="20"/>
+          <w:szCs w:val="20"/>
           <w:shd w:val="clear" w:color="auto" w:fill="FFFFFF"/>
         </w:rPr>
         <w:t> </w:t>
@@ -5297,16 +5136,16 @@
         <w:rPr>
           <w:b/>
           <w:color w:val="000000"/>
-          <w:sz w:val="22"/>
-          <w:szCs w:val="22"/>
+          <w:sz w:val="20"/>
+          <w:szCs w:val="20"/>
           <w:shd w:val="clear" w:color="auto" w:fill="FFFFFF"/>
         </w:rPr>
         <w:t>_________________________________</w:t>
       </w:r>
       <w:r>
         <w:rPr>
-          <w:sz w:val="22"/>
-          <w:szCs w:val="22"/>
+          <w:sz w:val="20"/>
+          <w:szCs w:val="20"/>
           <w:lang w:val="uk-UA"/>
         </w:rPr>
         <w:t>, з однієї</w:t>
@@ -5314,27 +5153,19 @@
       <w:r>
         <w:rPr>
           <w:rFonts w:ascii="Times New Roman CYR" w:hAnsi="Times New Roman CYR" w:cs="Times New Roman CYR"/>
-          <w:sz w:val="22"/>
-          <w:szCs w:val="22"/>
+          <w:sz w:val="20"/>
+          <w:szCs w:val="20"/>
           <w:lang w:val="uk-UA"/>
         </w:rPr>
         <w:t xml:space="preserve"> сторони</w:t>
       </w:r>
       <w:r>
         <w:rPr>
-          <w:sz w:val="22"/>
-          <w:szCs w:val="22"/>
+          <w:sz w:val="20"/>
+          <w:szCs w:val="20"/>
           <w:lang w:val="uk-UA" w:eastAsia="ar-SA"/>
         </w:rPr>
-        <w:t>, та</w:t>
-      </w:r>
-      <w:r>
-        <w:rPr>
-          <w:sz w:val="22"/>
-          <w:szCs w:val="22"/>
-          <w:lang w:val="uk-UA" w:eastAsia="ar-SA"/>
-        </w:rPr>
-        <w:t xml:space="preserve"> </w:t>
+        <w:t xml:space="preserve">, та </w:t>
       </w:r>
     </w:p>
     <w:p>
@@ -5343,14 +5174,16 @@
         <w:ind w:firstLine="708"/>
         <w:jc w:val="both"/>
         <w:rPr>
-          <w:sz w:val="22"/>
-          <w:szCs w:val="22"/>
+          <w:sz w:val="20"/>
+          <w:szCs w:val="20"/>
           <w:lang w:val="uk-UA" w:eastAsia="ar-SA"/>
         </w:rPr>
       </w:pPr>
       <w:r>
         <w:rPr>
           <w:noProof/>
+          <w:sz w:val="20"/>
+          <w:szCs w:val="20"/>
           <w:lang w:val="uk-UA" w:eastAsia="uk-UA"/>
         </w:rPr>
         <mc:AlternateContent>
@@ -5448,7 +5281,7 @@
               </wp:anchor>
             </w:drawing>
           </mc:Choice>
-          <mc:Fallback>
+          <mc:Fallback xmlns:w16se="http://schemas.microsoft.com/office/word/2015/wordml/symex" xmlns:w16cid="http://schemas.microsoft.com/office/word/2016/wordml/cid" xmlns:am3d="http://schemas.microsoft.com/office/drawing/2017/model3d" xmlns:aink="http://schemas.microsoft.com/office/drawing/2016/ink" xmlns:cx8="http://schemas.microsoft.com/office/drawing/2016/5/14/chartex" xmlns:cx7="http://schemas.microsoft.com/office/drawing/2016/5/13/chartex" xmlns:cx6="http://schemas.microsoft.com/office/drawing/2016/5/12/chartex" xmlns:cx5="http://schemas.microsoft.com/office/drawing/2016/5/11/chartex" xmlns:cx4="http://schemas.microsoft.com/office/drawing/2016/5/10/chartex" xmlns:cx3="http://schemas.microsoft.com/office/drawing/2016/5/9/chartex" xmlns:cx2="http://schemas.microsoft.com/office/drawing/2015/10/21/chartex" xmlns:cx1="http://schemas.microsoft.com/office/drawing/2015/9/8/chartex" xmlns:cx="http://schemas.microsoft.com/office/drawing/2014/chartex">
             <w:pict>
               <v:shapetype id="_x0000_t202" coordsize="21600,21600" o:spt="202" path="m,l,21600r21600,l21600,xe">
                 <v:stroke joinstyle="miter"/>
@@ -5500,32 +5333,24 @@
         <w:rPr>
           <w:b/>
           <w:bCs/>
-          <w:sz w:val="22"/>
-          <w:szCs w:val="22"/>
+          <w:sz w:val="20"/>
+          <w:szCs w:val="20"/>
           <w:lang w:val="uk-UA"/>
         </w:rPr>
         <w:t>Громадян___ України ____________________</w:t>
       </w:r>
       <w:r>
         <w:rPr>
-          <w:sz w:val="22"/>
-          <w:szCs w:val="22"/>
-          <w:lang w:val="uk-UA"/>
-        </w:rPr>
-        <w:t>, паспорт Серія ____ № ________, виданий __________________від _______________, що діє згідно з законами України та проживає за адресою: __________________, РНОКПП: _____________</w:t>
-      </w:r>
-      <w:r>
-        <w:rPr>
-          <w:sz w:val="22"/>
-          <w:szCs w:val="22"/>
-          <w:lang w:val="uk-UA"/>
-        </w:rPr>
-        <w:t>, з іншої сторони</w:t>
-      </w:r>
-      <w:r>
-        <w:rPr>
-          <w:sz w:val="22"/>
-          <w:szCs w:val="22"/>
+          <w:sz w:val="20"/>
+          <w:szCs w:val="20"/>
+          <w:lang w:val="uk-UA"/>
+        </w:rPr>
+        <w:t>, паспорт Серія ____ № ________, виданий __________________від _______________, що діє згідно з законами України та проживає за адресою: __________________, РНОКПП: _____________, з іншої сторони</w:t>
+      </w:r>
+      <w:r>
+        <w:rPr>
+          <w:sz w:val="20"/>
+          <w:szCs w:val="20"/>
           <w:lang w:val="uk-UA" w:eastAsia="ar-SA"/>
         </w:rPr>
         <w:t>, що в подальшому іменуються Сторони, а кожна окремо – Сторона, уклали цей Акт про наступне:</w:t>
@@ -5541,15 +5366,15 @@
         <w:spacing w:line="276" w:lineRule="auto"/>
         <w:jc w:val="both"/>
         <w:rPr>
-          <w:sz w:val="22"/>
-          <w:szCs w:val="22"/>
+          <w:sz w:val="20"/>
+          <w:szCs w:val="20"/>
           <w:lang w:val="uk-UA" w:eastAsia="ar-SA"/>
         </w:rPr>
       </w:pPr>
       <w:r>
         <w:rPr>
-          <w:sz w:val="22"/>
-          <w:szCs w:val="22"/>
+          <w:sz w:val="20"/>
+          <w:szCs w:val="20"/>
           <w:lang w:val="uk-UA" w:eastAsia="ar-SA"/>
         </w:rPr>
         <w:t>Виконавець виконав послуги, визначені розділом 4 Договору, а саме:</w:t>
@@ -5561,27 +5386,15 @@
         <w:spacing w:line="276" w:lineRule="auto"/>
         <w:jc w:val="both"/>
         <w:rPr>
+          <w:sz w:val="20"/>
+          <w:szCs w:val="20"/>
           <w:lang w:val="uk-UA" w:eastAsia="ar-SA"/>
         </w:rPr>
       </w:pPr>
       <w:r>
         <w:rPr>
-          <w:lang w:val="uk-UA" w:eastAsia="ar-SA"/>
-        </w:rPr>
-        <w:t>-</w:t>
-      </w:r>
-    </w:p>
-    <w:p>
-      <w:pPr>
-        <w:pStyle w:val="a5"/>
-        <w:spacing w:line="276" w:lineRule="auto"/>
-        <w:jc w:val="both"/>
-        <w:rPr>
-          <w:lang w:val="uk-UA" w:eastAsia="ar-SA"/>
-        </w:rPr>
-      </w:pPr>
-      <w:r>
-        <w:rPr>
+          <w:sz w:val="20"/>
+          <w:szCs w:val="20"/>
           <w:lang w:val="uk-UA" w:eastAsia="ar-SA"/>
         </w:rPr>
         <w:t>-</w:t>
@@ -5597,23 +5410,23 @@
         <w:spacing w:line="276" w:lineRule="auto"/>
         <w:jc w:val="both"/>
         <w:rPr>
-          <w:sz w:val="22"/>
-          <w:szCs w:val="22"/>
-          <w:lang w:val="uk-UA"/>
-        </w:rPr>
-      </w:pPr>
-      <w:r>
-        <w:rPr>
-          <w:sz w:val="22"/>
-          <w:szCs w:val="22"/>
+          <w:sz w:val="20"/>
+          <w:szCs w:val="20"/>
+          <w:lang w:val="uk-UA"/>
+        </w:rPr>
+      </w:pPr>
+      <w:r>
+        <w:rPr>
+          <w:sz w:val="20"/>
+          <w:szCs w:val="20"/>
           <w:lang w:val="uk-UA" w:eastAsia="ar-SA"/>
         </w:rPr>
         <w:t>Загальна сума оплати за надані Виконавцем послуги, передбачені розділом 4 Договору складає</w:t>
       </w:r>
       <w:r>
         <w:rPr>
-          <w:sz w:val="22"/>
-          <w:szCs w:val="22"/>
+          <w:sz w:val="20"/>
+          <w:szCs w:val="20"/>
           <w:lang w:val="uk-UA"/>
         </w:rPr>
         <w:t>_____ (___________________) грн. ____ коп., з розрахунку:</w:t>
@@ -5635,21 +5448,23 @@
         <w:tblLook w:val="01E0" w:firstRow="1" w:lastRow="1" w:firstColumn="1" w:lastColumn="1" w:noHBand="0" w:noVBand="0"/>
       </w:tblPr>
       <w:tblGrid>
+        <w:gridCol w:w="567"/>
+        <w:gridCol w:w="709"/>
+        <w:gridCol w:w="709"/>
+        <w:gridCol w:w="709"/>
+        <w:gridCol w:w="850"/>
+        <w:gridCol w:w="992"/>
         <w:gridCol w:w="851"/>
         <w:gridCol w:w="850"/>
         <w:gridCol w:w="851"/>
         <w:gridCol w:w="850"/>
         <w:gridCol w:w="851"/>
-        <w:gridCol w:w="1134"/>
-        <w:gridCol w:w="992"/>
-        <w:gridCol w:w="1134"/>
-        <w:gridCol w:w="1134"/>
-        <w:gridCol w:w="992"/>
+        <w:gridCol w:w="850"/>
       </w:tblGrid>
       <w:tr>
         <w:tc>
           <w:tcPr>
-            <w:tcW w:w="851" w:type="dxa"/>
+            <w:tcW w:w="567" w:type="dxa"/>
             <w:vAlign w:val="center"/>
           </w:tcPr>
           <w:p>
@@ -5680,6 +5495,104 @@
                 <w:lang w:val="uk-UA"/>
               </w:rPr>
               <w:t>п/п</w:t>
+            </w:r>
+          </w:p>
+        </w:tc>
+        <w:tc>
+          <w:tcPr>
+            <w:tcW w:w="709" w:type="dxa"/>
+            <w:vAlign w:val="center"/>
+          </w:tcPr>
+          <w:p>
+            <w:pPr>
+              <w:ind w:left="20" w:right="175"/>
+              <w:jc w:val="center"/>
+              <w:rPr>
+                <w:b/>
+                <w:sz w:val="18"/>
+                <w:szCs w:val="18"/>
+                <w:lang w:val="uk-UA"/>
+              </w:rPr>
+            </w:pPr>
+            <w:r>
+              <w:rPr>
+                <w:b/>
+                <w:sz w:val="18"/>
+                <w:szCs w:val="18"/>
+                <w:lang w:val="uk-UA"/>
+              </w:rPr>
+              <w:t xml:space="preserve">Назва </w:t>
+            </w:r>
+            <w:r>
+              <w:rPr>
+                <w:b/>
+                <w:sz w:val="16"/>
+                <w:szCs w:val="18"/>
+                <w:lang w:val="uk-UA"/>
+              </w:rPr>
+              <w:t>користувача</w:t>
+            </w:r>
+          </w:p>
+        </w:tc>
+        <w:tc>
+          <w:tcPr>
+            <w:tcW w:w="709" w:type="dxa"/>
+            <w:vAlign w:val="center"/>
+          </w:tcPr>
+          <w:p>
+            <w:pPr>
+              <w:jc w:val="center"/>
+              <w:rPr>
+                <w:b/>
+                <w:sz w:val="18"/>
+                <w:szCs w:val="18"/>
+                <w:lang w:val="uk-UA"/>
+              </w:rPr>
+            </w:pPr>
+            <w:r>
+              <w:rPr>
+                <w:b/>
+                <w:sz w:val="18"/>
+                <w:szCs w:val="18"/>
+                <w:lang w:val="uk-UA"/>
+              </w:rPr>
+              <w:t xml:space="preserve">Код </w:t>
+            </w:r>
+            <w:r>
+              <w:rPr>
+                <w:b/>
+                <w:sz w:val="16"/>
+                <w:szCs w:val="18"/>
+                <w:lang w:val="uk-UA"/>
+              </w:rPr>
+              <w:t>ЄДРПОУ</w:t>
+            </w:r>
+          </w:p>
+        </w:tc>
+        <w:tc>
+          <w:tcPr>
+            <w:tcW w:w="709" w:type="dxa"/>
+            <w:vAlign w:val="center"/>
+          </w:tcPr>
+          <w:p>
+            <w:pPr>
+              <w:ind w:left="45" w:right="42"/>
+              <w:jc w:val="center"/>
+              <w:rPr>
+                <w:b/>
+                <w:sz w:val="18"/>
+                <w:szCs w:val="18"/>
+                <w:lang w:val="uk-UA"/>
+              </w:rPr>
+            </w:pPr>
+            <w:r>
+              <w:rPr>
+                <w:b/>
+                <w:sz w:val="18"/>
+                <w:szCs w:val="18"/>
+                <w:lang w:val="uk-UA"/>
+              </w:rPr>
+              <w:t>№ договору</w:t>
             </w:r>
           </w:p>
         </w:tc>
@@ -5690,7 +5603,10 @@
           </w:tcPr>
           <w:p>
             <w:pPr>
-              <w:ind w:left="20" w:right="175"/>
+              <w:tabs>
+                <w:tab w:val="left" w:pos="1542"/>
+              </w:tabs>
+              <w:ind w:right="175"/>
               <w:jc w:val="center"/>
               <w:rPr>
                 <w:b/>
@@ -5706,16 +5622,61 @@
                 <w:szCs w:val="18"/>
                 <w:lang w:val="uk-UA"/>
               </w:rPr>
-              <w:t xml:space="preserve">Назва </w:t>
-            </w:r>
-            <w:r>
-              <w:rPr>
-                <w:b/>
-                <w:sz w:val="16"/>
-                <w:szCs w:val="18"/>
-                <w:lang w:val="uk-UA"/>
-              </w:rPr>
-              <w:t>користувача</w:t>
+              <w:t>Надходження коштів, грн.</w:t>
+            </w:r>
+          </w:p>
+        </w:tc>
+        <w:tc>
+          <w:tcPr>
+            <w:tcW w:w="992" w:type="dxa"/>
+            <w:vAlign w:val="center"/>
+          </w:tcPr>
+          <w:p>
+            <w:pPr>
+              <w:ind w:right="163"/>
+              <w:jc w:val="center"/>
+              <w:rPr>
+                <w:b/>
+                <w:sz w:val="18"/>
+                <w:szCs w:val="18"/>
+                <w:lang w:val="uk-UA"/>
+              </w:rPr>
+            </w:pPr>
+            <w:r>
+              <w:rPr>
+                <w:b/>
+                <w:sz w:val="18"/>
+                <w:szCs w:val="18"/>
+                <w:lang w:val="uk-UA"/>
+              </w:rPr>
+              <w:t>Відсот</w:t>
+            </w:r>
+            <w:r>
+              <w:rPr>
+                <w:b/>
+                <w:sz w:val="18"/>
+                <w:szCs w:val="18"/>
+                <w:lang w:val="uk-UA"/>
+              </w:rPr>
+              <w:t xml:space="preserve">ок та плата Виконавця, згідно      підпункту А) </w:t>
+            </w:r>
+            <w:r>
+              <w:rPr>
+                <w:b/>
+                <w:sz w:val="18"/>
+                <w:szCs w:val="18"/>
+                <w:lang w:val="uk-UA"/>
+              </w:rPr>
+              <w:t>п. 5.1. Договору</w:t>
+            </w:r>
+            <w:r>
+              <w:rPr>
+                <w:b/>
+                <w:sz w:val="18"/>
+                <w:szCs w:val="18"/>
+                <w:lang w:val="uk-UA"/>
+              </w:rPr>
+              <w:t xml:space="preserve"> (% та грн.)</w:t>
             </w:r>
           </w:p>
         </w:tc>
@@ -5726,6 +5687,7 @@
           </w:tcPr>
           <w:p>
             <w:pPr>
+              <w:ind w:right="163"/>
               <w:jc w:val="center"/>
               <w:rPr>
                 <w:b/>
@@ -5741,16 +5703,43 @@
                 <w:szCs w:val="18"/>
                 <w:lang w:val="uk-UA"/>
               </w:rPr>
-              <w:t xml:space="preserve">Код </w:t>
-            </w:r>
-            <w:r>
-              <w:rPr>
-                <w:b/>
-                <w:sz w:val="16"/>
-                <w:szCs w:val="18"/>
-                <w:lang w:val="uk-UA"/>
-              </w:rPr>
-              <w:t>ЄДРПОУ</w:t>
+              <w:t xml:space="preserve">Відсоток та плата Виконавця згідно підпункту Б) </w:t>
+            </w:r>
+            <w:r>
+              <w:rPr>
+                <w:b/>
+                <w:sz w:val="18"/>
+                <w:szCs w:val="18"/>
+                <w:lang w:val="uk-UA"/>
+              </w:rPr>
+              <w:t xml:space="preserve">п. 5.1. Договору, </w:t>
+            </w:r>
+            <w:r>
+              <w:rPr>
+                <w:b/>
+                <w:sz w:val="18"/>
+                <w:szCs w:val="18"/>
+                <w:lang w:val="uk-UA"/>
+              </w:rPr>
+              <w:t xml:space="preserve">(% та </w:t>
+            </w:r>
+            <w:r>
+              <w:rPr>
+                <w:b/>
+                <w:sz w:val="18"/>
+                <w:szCs w:val="18"/>
+                <w:lang w:val="uk-UA"/>
+              </w:rPr>
+              <w:t>грн.</w:t>
+            </w:r>
+            <w:r>
+              <w:rPr>
+                <w:b/>
+                <w:sz w:val="18"/>
+                <w:szCs w:val="18"/>
+                <w:lang w:val="uk-UA"/>
+              </w:rPr>
+              <w:t>)</w:t>
             </w:r>
           </w:p>
         </w:tc>
@@ -5761,7 +5750,7 @@
           </w:tcPr>
           <w:p>
             <w:pPr>
-              <w:ind w:left="45" w:right="42"/>
+              <w:ind w:right="-82"/>
               <w:jc w:val="center"/>
               <w:rPr>
                 <w:b/>
@@ -5770,14 +5759,43 @@
                 <w:lang w:val="uk-UA"/>
               </w:rPr>
             </w:pPr>
-            <w:r>
-              <w:rPr>
-                <w:b/>
-                <w:sz w:val="18"/>
-                <w:szCs w:val="18"/>
-                <w:lang w:val="uk-UA"/>
-              </w:rPr>
-              <w:t>№ договору</w:t>
+            <w:proofErr w:type="spellStart"/>
+            <w:r>
+              <w:rPr>
+                <w:b/>
+                <w:sz w:val="18"/>
+                <w:szCs w:val="18"/>
+                <w:lang w:val="uk-UA"/>
+              </w:rPr>
+              <w:t>Відсотокта</w:t>
+            </w:r>
+            <w:proofErr w:type="spellEnd"/>
+            <w:r>
+              <w:rPr>
+                <w:b/>
+                <w:sz w:val="18"/>
+                <w:szCs w:val="18"/>
+                <w:lang w:val="uk-UA"/>
+              </w:rPr>
+              <w:t xml:space="preserve"> плата Виконавця згідно підпункту В) </w:t>
+            </w:r>
+            <w:r>
+              <w:rPr>
+                <w:b/>
+                <w:sz w:val="18"/>
+                <w:szCs w:val="18"/>
+                <w:lang w:val="uk-UA"/>
+              </w:rPr>
+              <w:t>п. 5.1. Договору, грн.</w:t>
+            </w:r>
+            <w:r>
+              <w:rPr>
+                <w:b/>
+                <w:sz w:val="18"/>
+                <w:szCs w:val="18"/>
+                <w:lang w:val="uk-UA"/>
+              </w:rPr>
+              <w:t xml:space="preserve"> (% та грн.)</w:t>
             </w:r>
           </w:p>
         </w:tc>
@@ -5788,10 +5806,7 @@
           </w:tcPr>
           <w:p>
             <w:pPr>
-              <w:tabs>
-                <w:tab w:val="left" w:pos="1542"/>
-              </w:tabs>
-              <w:ind w:right="175"/>
+              <w:ind w:right="-82"/>
               <w:jc w:val="center"/>
               <w:rPr>
                 <w:b/>
@@ -5807,18 +5822,36 @@
                 <w:szCs w:val="18"/>
                 <w:lang w:val="uk-UA"/>
               </w:rPr>
-              <w:t>Надходження коштів, грн.</w:t>
+              <w:t xml:space="preserve">Відсоток та плата Виконавця згідно підпункту Г) </w:t>
+            </w:r>
+            <w:r>
+              <w:rPr>
+                <w:b/>
+                <w:sz w:val="18"/>
+                <w:szCs w:val="18"/>
+                <w:lang w:val="uk-UA"/>
+              </w:rPr>
+              <w:t>п. 5.1. Договору, грн.</w:t>
+            </w:r>
+            <w:r>
+              <w:rPr>
+                <w:b/>
+                <w:sz w:val="18"/>
+                <w:szCs w:val="18"/>
+                <w:lang w:val="uk-UA"/>
+              </w:rPr>
+              <w:t xml:space="preserve"> (% та грн.)</w:t>
             </w:r>
           </w:p>
         </w:tc>
         <w:tc>
           <w:tcPr>
-            <w:tcW w:w="1134" w:type="dxa"/>
+            <w:tcW w:w="850" w:type="dxa"/>
             <w:vAlign w:val="center"/>
           </w:tcPr>
           <w:p>
             <w:pPr>
-              <w:ind w:right="163"/>
+              <w:ind w:right="-82"/>
               <w:jc w:val="center"/>
               <w:rPr>
                 <w:b/>
@@ -5834,36 +5867,36 @@
                 <w:szCs w:val="18"/>
                 <w:lang w:val="uk-UA"/>
               </w:rPr>
-              <w:t>Відсот</w:t>
-            </w:r>
-            <w:r>
-              <w:rPr>
-                <w:b/>
-                <w:sz w:val="18"/>
-                <w:szCs w:val="18"/>
-                <w:lang w:val="uk-UA"/>
-              </w:rPr>
-              <w:t xml:space="preserve">ок Виконавця, згідно      підпункту А) </w:t>
-            </w:r>
-            <w:r>
-              <w:rPr>
-                <w:b/>
-                <w:sz w:val="18"/>
-                <w:szCs w:val="18"/>
-                <w:lang w:val="uk-UA"/>
-              </w:rPr>
-              <w:t>п. 5.1. Договору</w:t>
+              <w:t xml:space="preserve">Відсоток та плата Виконавця згідно підпункту Г) </w:t>
+            </w:r>
+            <w:r>
+              <w:rPr>
+                <w:b/>
+                <w:sz w:val="18"/>
+                <w:szCs w:val="18"/>
+                <w:lang w:val="uk-UA"/>
+              </w:rPr>
+              <w:t>п. 5.1. Договору, грн</w:t>
+            </w:r>
+            <w:r>
+              <w:rPr>
+                <w:b/>
+                <w:sz w:val="18"/>
+                <w:szCs w:val="18"/>
+                <w:lang w:val="uk-UA"/>
+              </w:rPr>
+              <w:t>. (% та грн.)</w:t>
             </w:r>
           </w:p>
         </w:tc>
         <w:tc>
           <w:tcPr>
-            <w:tcW w:w="992" w:type="dxa"/>
+            <w:tcW w:w="851" w:type="dxa"/>
             <w:vAlign w:val="center"/>
           </w:tcPr>
           <w:p>
             <w:pPr>
-              <w:ind w:right="163"/>
+              <w:ind w:right="-82"/>
               <w:jc w:val="center"/>
               <w:rPr>
                 <w:b/>
@@ -5879,94 +5912,31 @@
                 <w:szCs w:val="18"/>
                 <w:lang w:val="uk-UA"/>
               </w:rPr>
-              <w:t xml:space="preserve">Відсоток Виконавця згідно підпункту Б) </w:t>
-            </w:r>
-            <w:r>
-              <w:rPr>
-                <w:b/>
-                <w:sz w:val="18"/>
-                <w:szCs w:val="18"/>
-                <w:lang w:val="uk-UA"/>
-              </w:rPr>
-              <w:t>п. 5.1. Договору, грн.</w:t>
+              <w:t xml:space="preserve">Плата Виконавця, згідно      підпункту Е) п. 5.1. </w:t>
+            </w:r>
+            <w:r>
+              <w:rPr>
+                <w:b/>
+                <w:sz w:val="18"/>
+                <w:szCs w:val="18"/>
+                <w:lang w:val="uk-UA"/>
+              </w:rPr>
+              <w:t>Договору</w:t>
+            </w:r>
+            <w:r>
+              <w:rPr>
+                <w:b/>
+                <w:sz w:val="18"/>
+                <w:szCs w:val="18"/>
+                <w:lang w:val="uk-UA"/>
+              </w:rPr>
+              <w:t xml:space="preserve"> (грн.)</w:t>
             </w:r>
           </w:p>
         </w:tc>
         <w:tc>
           <w:tcPr>
-            <w:tcW w:w="1134" w:type="dxa"/>
-            <w:vAlign w:val="center"/>
-          </w:tcPr>
-          <w:p>
-            <w:pPr>
-              <w:ind w:right="-82"/>
-              <w:jc w:val="center"/>
-              <w:rPr>
-                <w:b/>
-                <w:sz w:val="18"/>
-                <w:szCs w:val="18"/>
-                <w:lang w:val="uk-UA"/>
-              </w:rPr>
-            </w:pPr>
-            <w:r>
-              <w:rPr>
-                <w:b/>
-                <w:sz w:val="18"/>
-                <w:szCs w:val="18"/>
-                <w:lang w:val="uk-UA"/>
-              </w:rPr>
-              <w:t xml:space="preserve">Відсоток Виконавця згідно підпункту В) </w:t>
-            </w:r>
-            <w:r>
-              <w:rPr>
-                <w:b/>
-                <w:sz w:val="18"/>
-                <w:szCs w:val="18"/>
-                <w:lang w:val="uk-UA"/>
-              </w:rPr>
-              <w:t>п. 5.1. Договору, грн.</w:t>
-            </w:r>
-          </w:p>
-        </w:tc>
-        <w:tc>
-          <w:tcPr>
-            <w:tcW w:w="1134" w:type="dxa"/>
-            <w:vAlign w:val="center"/>
-          </w:tcPr>
-          <w:p>
-            <w:pPr>
-              <w:ind w:right="-82"/>
-              <w:jc w:val="center"/>
-              <w:rPr>
-                <w:b/>
-                <w:sz w:val="18"/>
-                <w:szCs w:val="18"/>
-                <w:lang w:val="uk-UA"/>
-              </w:rPr>
-            </w:pPr>
-            <w:r>
-              <w:rPr>
-                <w:b/>
-                <w:sz w:val="18"/>
-                <w:szCs w:val="18"/>
-                <w:lang w:val="uk-UA"/>
-              </w:rPr>
-              <w:t xml:space="preserve">Плата Виконавця, згідно      підпункту Г) п. 5.1. </w:t>
-            </w:r>
-            <w:r>
-              <w:rPr>
-                <w:b/>
-                <w:sz w:val="18"/>
-                <w:szCs w:val="18"/>
-                <w:lang w:val="uk-UA"/>
-              </w:rPr>
-              <w:t>Договору</w:t>
-            </w:r>
-          </w:p>
-        </w:tc>
-        <w:tc>
-          <w:tcPr>
-            <w:tcW w:w="992" w:type="dxa"/>
+            <w:tcW w:w="850" w:type="dxa"/>
             <w:vAlign w:val="center"/>
           </w:tcPr>
           <w:p>
@@ -5995,7 +5965,7 @@
       <w:tr>
         <w:tc>
           <w:tcPr>
-            <w:tcW w:w="851" w:type="dxa"/>
+            <w:tcW w:w="567" w:type="dxa"/>
           </w:tcPr>
           <w:p>
             <w:pPr>
@@ -6015,7 +5985,71 @@
         </w:tc>
         <w:tc>
           <w:tcPr>
+            <w:tcW w:w="709" w:type="dxa"/>
+          </w:tcPr>
+          <w:p>
+            <w:pPr>
+              <w:ind w:left="180" w:right="175"/>
+              <w:jc w:val="center"/>
+              <w:rPr>
+                <w:sz w:val="20"/>
+                <w:szCs w:val="20"/>
+                <w:lang w:val="uk-UA"/>
+              </w:rPr>
+            </w:pPr>
+          </w:p>
+        </w:tc>
+        <w:tc>
+          <w:tcPr>
+            <w:tcW w:w="709" w:type="dxa"/>
+          </w:tcPr>
+          <w:p>
+            <w:pPr>
+              <w:ind w:left="180" w:right="175"/>
+              <w:jc w:val="center"/>
+              <w:rPr>
+                <w:sz w:val="20"/>
+                <w:szCs w:val="20"/>
+                <w:lang w:val="uk-UA"/>
+              </w:rPr>
+            </w:pPr>
+          </w:p>
+        </w:tc>
+        <w:tc>
+          <w:tcPr>
+            <w:tcW w:w="709" w:type="dxa"/>
+          </w:tcPr>
+          <w:p>
+            <w:pPr>
+              <w:ind w:left="180" w:right="175"/>
+              <w:jc w:val="center"/>
+              <w:rPr>
+                <w:sz w:val="20"/>
+                <w:szCs w:val="20"/>
+                <w:lang w:val="uk-UA"/>
+              </w:rPr>
+            </w:pPr>
+          </w:p>
+        </w:tc>
+        <w:tc>
+          <w:tcPr>
             <w:tcW w:w="850" w:type="dxa"/>
+          </w:tcPr>
+          <w:p>
+            <w:pPr>
+              <w:ind w:left="180" w:right="175"/>
+              <w:jc w:val="center"/>
+              <w:rPr>
+                <w:sz w:val="20"/>
+                <w:szCs w:val="20"/>
+                <w:lang w:val="uk-UA"/>
+              </w:rPr>
+            </w:pPr>
+          </w:p>
+        </w:tc>
+        <w:tc>
+          <w:tcPr>
+            <w:tcW w:w="992" w:type="dxa"/>
           </w:tcPr>
           <w:p>
             <w:pPr>
@@ -6079,7 +6113,7 @@
         </w:tc>
         <w:tc>
           <w:tcPr>
-            <w:tcW w:w="1134" w:type="dxa"/>
+            <w:tcW w:w="850" w:type="dxa"/>
           </w:tcPr>
           <w:p>
             <w:pPr>
@@ -6095,7 +6129,7 @@
         </w:tc>
         <w:tc>
           <w:tcPr>
-            <w:tcW w:w="992" w:type="dxa"/>
+            <w:tcW w:w="851" w:type="dxa"/>
           </w:tcPr>
           <w:p>
             <w:pPr>
@@ -6111,39 +6145,7 @@
         </w:tc>
         <w:tc>
           <w:tcPr>
-            <w:tcW w:w="1134" w:type="dxa"/>
-          </w:tcPr>
-          <w:p>
-            <w:pPr>
-              <w:ind w:left="180" w:right="175"/>
-              <w:jc w:val="center"/>
-              <w:rPr>
-                <w:sz w:val="20"/>
-                <w:szCs w:val="20"/>
-                <w:lang w:val="uk-UA"/>
-              </w:rPr>
-            </w:pPr>
-          </w:p>
-        </w:tc>
-        <w:tc>
-          <w:tcPr>
-            <w:tcW w:w="1134" w:type="dxa"/>
-          </w:tcPr>
-          <w:p>
-            <w:pPr>
-              <w:ind w:left="180" w:right="175"/>
-              <w:jc w:val="center"/>
-              <w:rPr>
-                <w:sz w:val="20"/>
-                <w:szCs w:val="20"/>
-                <w:lang w:val="uk-UA"/>
-              </w:rPr>
-            </w:pPr>
-          </w:p>
-        </w:tc>
-        <w:tc>
-          <w:tcPr>
-            <w:tcW w:w="992" w:type="dxa"/>
+            <w:tcW w:w="850" w:type="dxa"/>
           </w:tcPr>
           <w:p>
             <w:pPr>
@@ -6161,7 +6163,7 @@
       <w:tr>
         <w:tc>
           <w:tcPr>
-            <w:tcW w:w="851" w:type="dxa"/>
+            <w:tcW w:w="567" w:type="dxa"/>
           </w:tcPr>
           <w:p>
             <w:pPr>
@@ -6181,7 +6183,71 @@
         </w:tc>
         <w:tc>
           <w:tcPr>
+            <w:tcW w:w="709" w:type="dxa"/>
+          </w:tcPr>
+          <w:p>
+            <w:pPr>
+              <w:ind w:left="180" w:right="175"/>
+              <w:jc w:val="center"/>
+              <w:rPr>
+                <w:sz w:val="20"/>
+                <w:szCs w:val="20"/>
+                <w:lang w:val="uk-UA"/>
+              </w:rPr>
+            </w:pPr>
+          </w:p>
+        </w:tc>
+        <w:tc>
+          <w:tcPr>
+            <w:tcW w:w="709" w:type="dxa"/>
+          </w:tcPr>
+          <w:p>
+            <w:pPr>
+              <w:ind w:left="180" w:right="175"/>
+              <w:jc w:val="center"/>
+              <w:rPr>
+                <w:sz w:val="20"/>
+                <w:szCs w:val="20"/>
+                <w:lang w:val="uk-UA"/>
+              </w:rPr>
+            </w:pPr>
+          </w:p>
+        </w:tc>
+        <w:tc>
+          <w:tcPr>
+            <w:tcW w:w="709" w:type="dxa"/>
+          </w:tcPr>
+          <w:p>
+            <w:pPr>
+              <w:ind w:left="180" w:right="175"/>
+              <w:jc w:val="center"/>
+              <w:rPr>
+                <w:sz w:val="20"/>
+                <w:szCs w:val="20"/>
+                <w:lang w:val="uk-UA"/>
+              </w:rPr>
+            </w:pPr>
+          </w:p>
+        </w:tc>
+        <w:tc>
+          <w:tcPr>
             <w:tcW w:w="850" w:type="dxa"/>
+          </w:tcPr>
+          <w:p>
+            <w:pPr>
+              <w:ind w:left="180" w:right="175"/>
+              <w:jc w:val="center"/>
+              <w:rPr>
+                <w:sz w:val="20"/>
+                <w:szCs w:val="20"/>
+                <w:lang w:val="uk-UA"/>
+              </w:rPr>
+            </w:pPr>
+          </w:p>
+        </w:tc>
+        <w:tc>
+          <w:tcPr>
+            <w:tcW w:w="992" w:type="dxa"/>
           </w:tcPr>
           <w:p>
             <w:pPr>
@@ -6245,7 +6311,7 @@
         </w:tc>
         <w:tc>
           <w:tcPr>
-            <w:tcW w:w="1134" w:type="dxa"/>
+            <w:tcW w:w="850" w:type="dxa"/>
           </w:tcPr>
           <w:p>
             <w:pPr>
@@ -6261,7 +6327,7 @@
         </w:tc>
         <w:tc>
           <w:tcPr>
-            <w:tcW w:w="992" w:type="dxa"/>
+            <w:tcW w:w="851" w:type="dxa"/>
           </w:tcPr>
           <w:p>
             <w:pPr>
@@ -6277,39 +6343,7 @@
         </w:tc>
         <w:tc>
           <w:tcPr>
-            <w:tcW w:w="1134" w:type="dxa"/>
-          </w:tcPr>
-          <w:p>
-            <w:pPr>
-              <w:ind w:left="180" w:right="175"/>
-              <w:jc w:val="center"/>
-              <w:rPr>
-                <w:sz w:val="20"/>
-                <w:szCs w:val="20"/>
-                <w:lang w:val="uk-UA"/>
-              </w:rPr>
-            </w:pPr>
-          </w:p>
-        </w:tc>
-        <w:tc>
-          <w:tcPr>
-            <w:tcW w:w="1134" w:type="dxa"/>
-          </w:tcPr>
-          <w:p>
-            <w:pPr>
-              <w:ind w:left="180" w:right="175"/>
-              <w:jc w:val="center"/>
-              <w:rPr>
-                <w:sz w:val="20"/>
-                <w:szCs w:val="20"/>
-                <w:lang w:val="uk-UA"/>
-              </w:rPr>
-            </w:pPr>
-          </w:p>
-        </w:tc>
-        <w:tc>
-          <w:tcPr>
-            <w:tcW w:w="992" w:type="dxa"/>
+            <w:tcW w:w="850" w:type="dxa"/>
           </w:tcPr>
           <w:p>
             <w:pPr>
@@ -6327,7 +6361,7 @@
       <w:tr>
         <w:tc>
           <w:tcPr>
-            <w:tcW w:w="851" w:type="dxa"/>
+            <w:tcW w:w="567" w:type="dxa"/>
           </w:tcPr>
           <w:p>
             <w:pPr>
@@ -6347,7 +6381,71 @@
         </w:tc>
         <w:tc>
           <w:tcPr>
+            <w:tcW w:w="709" w:type="dxa"/>
+          </w:tcPr>
+          <w:p>
+            <w:pPr>
+              <w:ind w:left="180" w:right="175"/>
+              <w:jc w:val="center"/>
+              <w:rPr>
+                <w:sz w:val="20"/>
+                <w:szCs w:val="20"/>
+                <w:lang w:val="uk-UA"/>
+              </w:rPr>
+            </w:pPr>
+          </w:p>
+        </w:tc>
+        <w:tc>
+          <w:tcPr>
+            <w:tcW w:w="709" w:type="dxa"/>
+          </w:tcPr>
+          <w:p>
+            <w:pPr>
+              <w:ind w:left="180" w:right="175"/>
+              <w:jc w:val="center"/>
+              <w:rPr>
+                <w:sz w:val="20"/>
+                <w:szCs w:val="20"/>
+                <w:lang w:val="uk-UA"/>
+              </w:rPr>
+            </w:pPr>
+          </w:p>
+        </w:tc>
+        <w:tc>
+          <w:tcPr>
+            <w:tcW w:w="709" w:type="dxa"/>
+          </w:tcPr>
+          <w:p>
+            <w:pPr>
+              <w:ind w:left="180" w:right="175"/>
+              <w:jc w:val="center"/>
+              <w:rPr>
+                <w:sz w:val="20"/>
+                <w:szCs w:val="20"/>
+                <w:lang w:val="uk-UA"/>
+              </w:rPr>
+            </w:pPr>
+          </w:p>
+        </w:tc>
+        <w:tc>
+          <w:tcPr>
             <w:tcW w:w="850" w:type="dxa"/>
+          </w:tcPr>
+          <w:p>
+            <w:pPr>
+              <w:ind w:left="180" w:right="175"/>
+              <w:jc w:val="center"/>
+              <w:rPr>
+                <w:sz w:val="20"/>
+                <w:szCs w:val="20"/>
+                <w:lang w:val="uk-UA"/>
+              </w:rPr>
+            </w:pPr>
+          </w:p>
+        </w:tc>
+        <w:tc>
+          <w:tcPr>
+            <w:tcW w:w="992" w:type="dxa"/>
           </w:tcPr>
           <w:p>
             <w:pPr>
@@ -6411,7 +6509,7 @@
         </w:tc>
         <w:tc>
           <w:tcPr>
-            <w:tcW w:w="1134" w:type="dxa"/>
+            <w:tcW w:w="850" w:type="dxa"/>
           </w:tcPr>
           <w:p>
             <w:pPr>
@@ -6427,7 +6525,7 @@
         </w:tc>
         <w:tc>
           <w:tcPr>
-            <w:tcW w:w="992" w:type="dxa"/>
+            <w:tcW w:w="851" w:type="dxa"/>
           </w:tcPr>
           <w:p>
             <w:pPr>
@@ -6443,39 +6541,7 @@
         </w:tc>
         <w:tc>
           <w:tcPr>
-            <w:tcW w:w="1134" w:type="dxa"/>
-          </w:tcPr>
-          <w:p>
-            <w:pPr>
-              <w:ind w:left="180" w:right="175"/>
-              <w:jc w:val="center"/>
-              <w:rPr>
-                <w:sz w:val="20"/>
-                <w:szCs w:val="20"/>
-                <w:lang w:val="uk-UA"/>
-              </w:rPr>
-            </w:pPr>
-          </w:p>
-        </w:tc>
-        <w:tc>
-          <w:tcPr>
-            <w:tcW w:w="1134" w:type="dxa"/>
-          </w:tcPr>
-          <w:p>
-            <w:pPr>
-              <w:ind w:left="180" w:right="175"/>
-              <w:jc w:val="center"/>
-              <w:rPr>
-                <w:sz w:val="20"/>
-                <w:szCs w:val="20"/>
-                <w:lang w:val="uk-UA"/>
-              </w:rPr>
-            </w:pPr>
-          </w:p>
-        </w:tc>
-        <w:tc>
-          <w:tcPr>
-            <w:tcW w:w="992" w:type="dxa"/>
+            <w:tcW w:w="850" w:type="dxa"/>
           </w:tcPr>
           <w:p>
             <w:pPr>
@@ -6493,7 +6559,7 @@
       <w:tr>
         <w:tc>
           <w:tcPr>
-            <w:tcW w:w="3402" w:type="dxa"/>
+            <w:tcW w:w="2694" w:type="dxa"/>
             <w:gridSpan w:val="4"/>
             <w:tcBorders>
               <w:left w:val="nil"/>
@@ -6525,7 +6591,7 @@
         </w:tc>
         <w:tc>
           <w:tcPr>
-            <w:tcW w:w="851" w:type="dxa"/>
+            <w:tcW w:w="850" w:type="dxa"/>
           </w:tcPr>
           <w:p>
             <w:pPr>
@@ -6537,30 +6603,6 @@
                 <w:lang w:val="uk-UA"/>
               </w:rPr>
             </w:pPr>
-          </w:p>
-        </w:tc>
-        <w:tc>
-          <w:tcPr>
-            <w:tcW w:w="1134" w:type="dxa"/>
-          </w:tcPr>
-          <w:p>
-            <w:pPr>
-              <w:ind w:left="180" w:right="175"/>
-              <w:jc w:val="center"/>
-              <w:rPr>
-                <w:sz w:val="20"/>
-                <w:szCs w:val="20"/>
-                <w:lang w:val="uk-UA"/>
-              </w:rPr>
-            </w:pPr>
-            <w:r>
-              <w:rPr>
-                <w:sz w:val="20"/>
-                <w:szCs w:val="20"/>
-                <w:lang w:val="uk-UA"/>
-              </w:rPr>
-              <w:t xml:space="preserve"> -</w:t>
-            </w:r>
           </w:p>
         </w:tc>
         <w:tc>
@@ -6569,7 +6611,7 @@
           </w:tcPr>
           <w:p>
             <w:pPr>
-              <w:ind w:right="175"/>
+              <w:ind w:left="180" w:right="175"/>
               <w:jc w:val="center"/>
               <w:rPr>
                 <w:sz w:val="20"/>
@@ -6577,15 +6619,23 @@
                 <w:lang w:val="uk-UA"/>
               </w:rPr>
             </w:pPr>
+            <w:r>
+              <w:rPr>
+                <w:sz w:val="20"/>
+                <w:szCs w:val="20"/>
+                <w:lang w:val="uk-UA"/>
+              </w:rPr>
+              <w:t xml:space="preserve"> -</w:t>
+            </w:r>
           </w:p>
         </w:tc>
         <w:tc>
           <w:tcPr>
-            <w:tcW w:w="1134" w:type="dxa"/>
+            <w:tcW w:w="851" w:type="dxa"/>
           </w:tcPr>
           <w:p>
             <w:pPr>
-              <w:ind w:left="180" w:right="175"/>
+              <w:ind w:right="175"/>
               <w:jc w:val="center"/>
               <w:rPr>
                 <w:sz w:val="20"/>
@@ -6597,7 +6647,7 @@
         </w:tc>
         <w:tc>
           <w:tcPr>
-            <w:tcW w:w="1134" w:type="dxa"/>
+            <w:tcW w:w="850" w:type="dxa"/>
           </w:tcPr>
           <w:p>
             <w:pPr>
@@ -6613,7 +6663,55 @@
         </w:tc>
         <w:tc>
           <w:tcPr>
-            <w:tcW w:w="992" w:type="dxa"/>
+            <w:tcW w:w="851" w:type="dxa"/>
+          </w:tcPr>
+          <w:p>
+            <w:pPr>
+              <w:ind w:left="180" w:right="175"/>
+              <w:jc w:val="center"/>
+              <w:rPr>
+                <w:sz w:val="20"/>
+                <w:szCs w:val="20"/>
+                <w:lang w:val="uk-UA"/>
+              </w:rPr>
+            </w:pPr>
+          </w:p>
+        </w:tc>
+        <w:tc>
+          <w:tcPr>
+            <w:tcW w:w="850" w:type="dxa"/>
+          </w:tcPr>
+          <w:p>
+            <w:pPr>
+              <w:ind w:left="180" w:right="175"/>
+              <w:jc w:val="center"/>
+              <w:rPr>
+                <w:sz w:val="20"/>
+                <w:szCs w:val="20"/>
+                <w:lang w:val="uk-UA"/>
+              </w:rPr>
+            </w:pPr>
+          </w:p>
+        </w:tc>
+        <w:tc>
+          <w:tcPr>
+            <w:tcW w:w="851" w:type="dxa"/>
+          </w:tcPr>
+          <w:p>
+            <w:pPr>
+              <w:ind w:left="180" w:right="175"/>
+              <w:jc w:val="center"/>
+              <w:rPr>
+                <w:sz w:val="20"/>
+                <w:szCs w:val="20"/>
+                <w:lang w:val="uk-UA"/>
+              </w:rPr>
+            </w:pPr>
+          </w:p>
+        </w:tc>
+        <w:tc>
+          <w:tcPr>
+            <w:tcW w:w="850" w:type="dxa"/>
           </w:tcPr>
           <w:p>
             <w:pPr>
@@ -6682,7 +6780,15 @@
           <w:szCs w:val="22"/>
           <w:lang w:val="uk-UA"/>
         </w:rPr>
-        <w:t>робіт, ціні та обсягу відсутні.</w:t>
+        <w:t>послуг</w:t>
+      </w:r>
+      <w:r>
+        <w:rPr>
+          <w:sz w:val="22"/>
+          <w:szCs w:val="22"/>
+          <w:lang w:val="uk-UA"/>
+        </w:rPr>
+        <w:t>, ціні та обсягу відсутні.</w:t>
       </w:r>
     </w:p>
     <w:p>
@@ -6738,16 +6844,16 @@
               <w:jc w:val="center"/>
               <w:rPr>
                 <w:b/>
-                <w:sz w:val="18"/>
-                <w:szCs w:val="18"/>
-                <w:lang w:val="uk-UA"/>
-              </w:rPr>
-            </w:pPr>
-            <w:r>
-              <w:rPr>
-                <w:b/>
-                <w:sz w:val="18"/>
-                <w:szCs w:val="18"/>
+                <w:sz w:val="16"/>
+                <w:szCs w:val="16"/>
+                <w:lang w:val="uk-UA"/>
+              </w:rPr>
+            </w:pPr>
+            <w:r>
+              <w:rPr>
+                <w:b/>
+                <w:sz w:val="16"/>
+                <w:szCs w:val="16"/>
                 <w:lang w:val="uk-UA"/>
               </w:rPr>
               <w:t>Замовник:</w:t>
@@ -6764,16 +6870,16 @@
               <w:jc w:val="center"/>
               <w:rPr>
                 <w:b/>
-                <w:sz w:val="18"/>
-                <w:szCs w:val="18"/>
-                <w:lang w:val="uk-UA"/>
-              </w:rPr>
-            </w:pPr>
-            <w:r>
-              <w:rPr>
-                <w:b/>
-                <w:sz w:val="18"/>
-                <w:szCs w:val="18"/>
+                <w:sz w:val="16"/>
+                <w:szCs w:val="16"/>
+                <w:lang w:val="uk-UA"/>
+              </w:rPr>
+            </w:pPr>
+            <w:r>
+              <w:rPr>
+                <w:b/>
+                <w:sz w:val="16"/>
+                <w:szCs w:val="16"/>
                 <w:lang w:val="uk-UA"/>
               </w:rPr>
               <w:t>Виконавець:</w:t>
@@ -6792,16 +6898,16 @@
               <w:jc w:val="center"/>
               <w:rPr>
                 <w:b/>
-                <w:sz w:val="18"/>
-                <w:szCs w:val="18"/>
-                <w:lang w:val="uk-UA"/>
-              </w:rPr>
-            </w:pPr>
-            <w:r>
-              <w:rPr>
-                <w:b/>
-                <w:sz w:val="18"/>
-                <w:szCs w:val="18"/>
+                <w:sz w:val="16"/>
+                <w:szCs w:val="16"/>
+                <w:lang w:val="uk-UA"/>
+              </w:rPr>
+            </w:pPr>
+            <w:r>
+              <w:rPr>
+                <w:b/>
+                <w:sz w:val="16"/>
+                <w:szCs w:val="16"/>
                 <w:lang w:val="uk-UA"/>
               </w:rPr>
               <w:t>Громадська організація</w:t>
@@ -6813,16 +6919,16 @@
               <w:jc w:val="center"/>
               <w:rPr>
                 <w:b/>
-                <w:sz w:val="18"/>
-                <w:szCs w:val="18"/>
-                <w:lang w:val="uk-UA"/>
-              </w:rPr>
-            </w:pPr>
-            <w:r>
-              <w:rPr>
-                <w:b/>
-                <w:sz w:val="18"/>
-                <w:szCs w:val="18"/>
+                <w:sz w:val="16"/>
+                <w:szCs w:val="16"/>
+                <w:lang w:val="uk-UA"/>
+              </w:rPr>
+            </w:pPr>
+            <w:r>
+              <w:rPr>
+                <w:b/>
+                <w:sz w:val="16"/>
+                <w:szCs w:val="16"/>
                 <w:lang w:val="uk-UA"/>
               </w:rPr>
               <w:t xml:space="preserve"> «Українська агенція з авторських</w:t>
@@ -6834,16 +6940,16 @@
               <w:jc w:val="center"/>
               <w:rPr>
                 <w:b/>
-                <w:sz w:val="18"/>
-                <w:szCs w:val="18"/>
-                <w:lang w:val="uk-UA"/>
-              </w:rPr>
-            </w:pPr>
-            <w:r>
-              <w:rPr>
-                <w:b/>
-                <w:sz w:val="18"/>
-                <w:szCs w:val="18"/>
+                <w:sz w:val="16"/>
+                <w:szCs w:val="16"/>
+                <w:lang w:val="uk-UA"/>
+              </w:rPr>
+            </w:pPr>
+            <w:r>
+              <w:rPr>
+                <w:b/>
+                <w:sz w:val="16"/>
+                <w:szCs w:val="16"/>
                 <w:lang w:val="uk-UA"/>
               </w:rPr>
               <w:t>та суміжних прав»</w:t>
@@ -6854,25 +6960,25 @@
               <w:ind w:left="180"/>
               <w:rPr>
                 <w:b/>
-                <w:sz w:val="18"/>
-                <w:szCs w:val="18"/>
-                <w:lang w:val="uk-UA"/>
-              </w:rPr>
-            </w:pPr>
-          </w:p>
-          <w:p>
-            <w:pPr>
-              <w:rPr>
-                <w:b/>
-                <w:sz w:val="18"/>
-                <w:szCs w:val="18"/>
-                <w:lang w:val="uk-UA"/>
-              </w:rPr>
-            </w:pPr>
-            <w:r>
-              <w:rPr>
-                <w:sz w:val="18"/>
-                <w:szCs w:val="18"/>
+                <w:sz w:val="16"/>
+                <w:szCs w:val="16"/>
+                <w:lang w:val="uk-UA"/>
+              </w:rPr>
+            </w:pPr>
+          </w:p>
+          <w:p>
+            <w:pPr>
+              <w:rPr>
+                <w:b/>
+                <w:sz w:val="16"/>
+                <w:szCs w:val="16"/>
+                <w:lang w:val="uk-UA"/>
+              </w:rPr>
+            </w:pPr>
+            <w:r>
+              <w:rPr>
+                <w:sz w:val="16"/>
+                <w:szCs w:val="16"/>
                 <w:lang w:val="uk-UA"/>
               </w:rPr>
               <w:t xml:space="preserve">    01030, м. Київ, </w:t>
@@ -6883,30 +6989,30 @@
               <w:ind w:left="180"/>
               <w:rPr>
                 <w:b/>
-                <w:sz w:val="18"/>
-                <w:szCs w:val="18"/>
-                <w:lang w:val="uk-UA"/>
-              </w:rPr>
-            </w:pPr>
-            <w:r>
-              <w:rPr>
-                <w:sz w:val="18"/>
-                <w:szCs w:val="18"/>
+                <w:sz w:val="16"/>
+                <w:szCs w:val="16"/>
+                <w:lang w:val="uk-UA"/>
+              </w:rPr>
+            </w:pPr>
+            <w:r>
+              <w:rPr>
+                <w:sz w:val="16"/>
+                <w:szCs w:val="16"/>
                 <w:lang w:val="uk-UA"/>
               </w:rPr>
               <w:t>вул. Б. Хмельницького,</w:t>
             </w:r>
             <w:r>
               <w:rPr>
-                <w:sz w:val="18"/>
-                <w:szCs w:val="18"/>
+                <w:sz w:val="16"/>
+                <w:szCs w:val="16"/>
               </w:rPr>
               <w:t xml:space="preserve"> буд.</w:t>
             </w:r>
             <w:r>
               <w:rPr>
-                <w:sz w:val="18"/>
-                <w:szCs w:val="18"/>
+                <w:sz w:val="16"/>
+                <w:szCs w:val="16"/>
                 <w:lang w:val="uk-UA"/>
               </w:rPr>
               <w:t xml:space="preserve"> 41 літера А, прим. 1-3,</w:t>
@@ -6967,15 +7073,15 @@
               <w:ind w:left="180"/>
               <w:rPr>
                 <w:b/>
-                <w:sz w:val="18"/>
-                <w:szCs w:val="18"/>
+                <w:sz w:val="16"/>
+                <w:szCs w:val="16"/>
               </w:rPr>
             </w:pPr>
             <w:proofErr w:type="spellStart"/>
             <w:r>
               <w:rPr>
-                <w:sz w:val="18"/>
-                <w:szCs w:val="18"/>
+                <w:sz w:val="16"/>
+                <w:szCs w:val="16"/>
                 <w:lang w:val="uk-UA"/>
               </w:rPr>
               <w:t>тел</w:t>
@@ -6983,8 +7089,8 @@
             <w:proofErr w:type="spellEnd"/>
             <w:r>
               <w:rPr>
-                <w:sz w:val="18"/>
-                <w:szCs w:val="18"/>
+                <w:sz w:val="16"/>
+                <w:szCs w:val="16"/>
                 <w:lang w:val="uk-UA"/>
               </w:rPr>
               <w:t>.: (044) 223-60-40;</w:t>
@@ -6995,14 +7101,14 @@
               <w:ind w:left="180"/>
               <w:rPr>
                 <w:b/>
-                <w:sz w:val="18"/>
-                <w:szCs w:val="18"/>
-              </w:rPr>
-            </w:pPr>
-            <w:r>
-              <w:rPr>
-                <w:sz w:val="18"/>
-                <w:szCs w:val="18"/>
+                <w:sz w:val="16"/>
+                <w:szCs w:val="16"/>
+              </w:rPr>
+            </w:pPr>
+            <w:r>
+              <w:rPr>
+                <w:sz w:val="16"/>
+                <w:szCs w:val="16"/>
                 <w:lang w:val="uk-UA"/>
               </w:rPr>
               <w:t>код ЄДРПОУ: 39939650;</w:t>
@@ -7013,15 +7119,15 @@
               <w:ind w:left="180"/>
               <w:rPr>
                 <w:b/>
-                <w:sz w:val="18"/>
-                <w:szCs w:val="18"/>
-                <w:lang w:val="uk-UA"/>
-              </w:rPr>
-            </w:pPr>
-            <w:r>
-              <w:rPr>
-                <w:sz w:val="18"/>
-                <w:szCs w:val="18"/>
+                <w:sz w:val="16"/>
+                <w:szCs w:val="16"/>
+                <w:lang w:val="uk-UA"/>
+              </w:rPr>
+            </w:pPr>
+            <w:r>
+              <w:rPr>
+                <w:sz w:val="16"/>
+                <w:szCs w:val="16"/>
                 <w:lang w:val="uk-UA"/>
               </w:rPr>
               <w:t>поточний рахунок: 26002053021074</w:t>
@@ -7032,30 +7138,30 @@
               <w:ind w:left="180"/>
               <w:rPr>
                 <w:b/>
-                <w:sz w:val="18"/>
-                <w:szCs w:val="18"/>
-                <w:lang w:val="uk-UA"/>
-              </w:rPr>
-            </w:pPr>
-            <w:r>
-              <w:rPr>
-                <w:sz w:val="18"/>
-                <w:szCs w:val="18"/>
+                <w:sz w:val="16"/>
+                <w:szCs w:val="16"/>
+                <w:lang w:val="uk-UA"/>
+              </w:rPr>
+            </w:pPr>
+            <w:r>
+              <w:rPr>
+                <w:sz w:val="16"/>
+                <w:szCs w:val="16"/>
                 <w:lang w:val="uk-UA"/>
               </w:rPr>
               <w:t xml:space="preserve">в АТ </w:t>
             </w:r>
             <w:r>
               <w:rPr>
-                <w:sz w:val="18"/>
-                <w:szCs w:val="18"/>
+                <w:sz w:val="16"/>
+                <w:szCs w:val="16"/>
               </w:rPr>
               <w:t xml:space="preserve">КБ </w:t>
             </w:r>
             <w:r>
               <w:rPr>
-                <w:sz w:val="18"/>
-                <w:szCs w:val="18"/>
+                <w:sz w:val="16"/>
+                <w:szCs w:val="16"/>
                 <w:lang w:val="uk-UA"/>
               </w:rPr>
               <w:t>«Приватбанк»;</w:t>
@@ -7066,15 +7172,15 @@
               <w:ind w:left="180"/>
               <w:rPr>
                 <w:b/>
-                <w:sz w:val="18"/>
-                <w:szCs w:val="18"/>
-                <w:lang w:val="uk-UA"/>
-              </w:rPr>
-            </w:pPr>
-            <w:r>
-              <w:rPr>
-                <w:sz w:val="18"/>
-                <w:szCs w:val="18"/>
+                <w:sz w:val="16"/>
+                <w:szCs w:val="16"/>
+                <w:lang w:val="uk-UA"/>
+              </w:rPr>
+            </w:pPr>
+            <w:r>
+              <w:rPr>
+                <w:sz w:val="16"/>
+                <w:szCs w:val="16"/>
                 <w:lang w:val="uk-UA"/>
               </w:rPr>
               <w:t>МФО 321842</w:t>
@@ -7084,14 +7190,14 @@
             <w:pPr>
               <w:rPr>
                 <w:b/>
-                <w:sz w:val="18"/>
-                <w:szCs w:val="18"/>
-              </w:rPr>
-            </w:pPr>
-            <w:r>
-              <w:rPr>
-                <w:sz w:val="18"/>
-                <w:szCs w:val="18"/>
+                <w:sz w:val="16"/>
+                <w:szCs w:val="16"/>
+              </w:rPr>
+            </w:pPr>
+            <w:r>
+              <w:rPr>
+                <w:sz w:val="16"/>
+                <w:szCs w:val="16"/>
                 <w:lang w:val="uk-UA"/>
               </w:rPr>
               <w:t xml:space="preserve">    </w:t>
@@ -7099,40 +7205,40 @@
             <w:proofErr w:type="spellStart"/>
             <w:r>
               <w:rPr>
-                <w:sz w:val="18"/>
-                <w:szCs w:val="18"/>
+                <w:sz w:val="16"/>
+                <w:szCs w:val="16"/>
               </w:rPr>
               <w:t>Організаціямає</w:t>
             </w:r>
             <w:proofErr w:type="spellEnd"/>
             <w:r>
               <w:rPr>
-                <w:sz w:val="18"/>
-                <w:szCs w:val="18"/>
+                <w:sz w:val="16"/>
+                <w:szCs w:val="16"/>
               </w:rPr>
               <w:t xml:space="preserve"> статус </w:t>
             </w:r>
             <w:proofErr w:type="spellStart"/>
             <w:r>
               <w:rPr>
-                <w:sz w:val="18"/>
-                <w:szCs w:val="18"/>
+                <w:sz w:val="16"/>
+                <w:szCs w:val="16"/>
               </w:rPr>
               <w:t>неприбуткової</w:t>
             </w:r>
             <w:proofErr w:type="spellEnd"/>
             <w:r>
               <w:rPr>
-                <w:sz w:val="18"/>
-                <w:szCs w:val="18"/>
+                <w:sz w:val="16"/>
+                <w:szCs w:val="16"/>
               </w:rPr>
               <w:t xml:space="preserve"> за </w:t>
             </w:r>
             <w:proofErr w:type="spellStart"/>
             <w:r>
               <w:rPr>
-                <w:sz w:val="18"/>
-                <w:szCs w:val="18"/>
+                <w:sz w:val="16"/>
+                <w:szCs w:val="16"/>
               </w:rPr>
               <w:t>ознакою</w:t>
             </w:r>
@@ -7142,15 +7248,15 @@
             <w:pPr>
               <w:rPr>
                 <w:b/>
-                <w:sz w:val="18"/>
-                <w:szCs w:val="18"/>
-                <w:lang w:val="uk-UA"/>
-              </w:rPr>
-            </w:pPr>
-            <w:r>
-              <w:rPr>
-                <w:sz w:val="18"/>
-                <w:szCs w:val="18"/>
+                <w:sz w:val="16"/>
+                <w:szCs w:val="16"/>
+                <w:lang w:val="uk-UA"/>
+              </w:rPr>
+            </w:pPr>
+            <w:r>
+              <w:rPr>
+                <w:sz w:val="16"/>
+                <w:szCs w:val="16"/>
                 <w:lang w:val="uk-UA"/>
               </w:rPr>
               <w:t xml:space="preserve">    </w:t>
@@ -7158,16 +7264,16 @@
             <w:proofErr w:type="spellStart"/>
             <w:r>
               <w:rPr>
-                <w:sz w:val="18"/>
-                <w:szCs w:val="18"/>
+                <w:sz w:val="16"/>
+                <w:szCs w:val="16"/>
               </w:rPr>
               <w:t>Неприбутковості</w:t>
             </w:r>
             <w:proofErr w:type="spellEnd"/>
             <w:r>
               <w:rPr>
-                <w:sz w:val="18"/>
-                <w:szCs w:val="18"/>
+                <w:sz w:val="16"/>
+                <w:szCs w:val="16"/>
                 <w:lang w:val="uk-UA"/>
               </w:rPr>
               <w:t xml:space="preserve"> 0032</w:t>
@@ -7177,8 +7283,8 @@
             <w:pPr>
               <w:ind w:left="180"/>
               <w:rPr>
-                <w:sz w:val="18"/>
-                <w:szCs w:val="18"/>
+                <w:sz w:val="16"/>
+                <w:szCs w:val="16"/>
                 <w:lang w:val="uk-UA"/>
               </w:rPr>
             </w:pPr>
@@ -7191,21 +7297,8 @@
               <w:rPr>
                 <w:b/>
                 <w:bCs/>
-                <w:sz w:val="18"/>
-                <w:szCs w:val="18"/>
-              </w:rPr>
-            </w:pPr>
-          </w:p>
-          <w:p>
-            <w:pPr>
-              <w:pStyle w:val="a3"/>
-              <w:ind w:right="-1"/>
-              <w:jc w:val="left"/>
-              <w:rPr>
-                <w:b/>
-                <w:bCs/>
-                <w:sz w:val="18"/>
-                <w:szCs w:val="18"/>
+                <w:sz w:val="16"/>
+                <w:szCs w:val="16"/>
               </w:rPr>
             </w:pPr>
           </w:p>
@@ -7217,8 +7310,8 @@
               <w:rPr>
                 <w:b/>
                 <w:bCs/>
-                <w:sz w:val="18"/>
-                <w:szCs w:val="18"/>
+                <w:sz w:val="16"/>
+                <w:szCs w:val="16"/>
                 <w:lang w:val="ru-RU"/>
               </w:rPr>
             </w:pPr>
@@ -7226,8 +7319,8 @@
               <w:rPr>
                 <w:b/>
                 <w:bCs/>
-                <w:sz w:val="18"/>
-                <w:szCs w:val="18"/>
+                <w:sz w:val="16"/>
+                <w:szCs w:val="16"/>
               </w:rPr>
               <w:t>____________________   /</w:t>
             </w:r>
@@ -7235,8 +7328,8 @@
               <w:rPr>
                 <w:b/>
                 <w:bCs/>
-                <w:sz w:val="18"/>
-                <w:szCs w:val="18"/>
+                <w:sz w:val="16"/>
+                <w:szCs w:val="16"/>
                 <w:lang w:val="en-US"/>
               </w:rPr>
               <w:t>_______________</w:t>
@@ -7245,8 +7338,8 @@
               <w:rPr>
                 <w:b/>
                 <w:bCs/>
-                <w:sz w:val="18"/>
-                <w:szCs w:val="18"/>
+                <w:sz w:val="16"/>
+                <w:szCs w:val="16"/>
               </w:rPr>
               <w:t>/</w:t>
             </w:r>
@@ -7255,23 +7348,23 @@
             <w:pPr>
               <w:pStyle w:val="a3"/>
               <w:rPr>
-                <w:sz w:val="18"/>
-                <w:szCs w:val="18"/>
+                <w:sz w:val="16"/>
+                <w:szCs w:val="16"/>
                 <w:vertAlign w:val="superscript"/>
               </w:rPr>
             </w:pPr>
             <w:r>
               <w:rPr>
                 <w:bCs/>
-                <w:sz w:val="18"/>
-                <w:szCs w:val="18"/>
+                <w:sz w:val="16"/>
+                <w:szCs w:val="16"/>
               </w:rPr>
               <w:t xml:space="preserve">         М.П.</w:t>
             </w:r>
             <w:r>
               <w:rPr>
-                <w:sz w:val="18"/>
-                <w:szCs w:val="18"/>
+                <w:sz w:val="16"/>
+                <w:szCs w:val="16"/>
                 <w:vertAlign w:val="superscript"/>
               </w:rPr>
               <w:t xml:space="preserve">           (підпис)                                                      </w:t>
@@ -7281,8 +7374,8 @@
             <w:pPr>
               <w:jc w:val="both"/>
               <w:rPr>
-                <w:sz w:val="18"/>
-                <w:szCs w:val="18"/>
+                <w:sz w:val="16"/>
+                <w:szCs w:val="16"/>
                 <w:lang w:val="uk-UA"/>
               </w:rPr>
             </w:pPr>
@@ -7297,15 +7390,15 @@
               <w:jc w:val="center"/>
               <w:rPr>
                 <w:b/>
-                <w:sz w:val="18"/>
-                <w:szCs w:val="18"/>
-              </w:rPr>
-            </w:pPr>
-            <w:r>
-              <w:rPr>
-                <w:b/>
-                <w:sz w:val="18"/>
-                <w:szCs w:val="18"/>
+                <w:sz w:val="16"/>
+                <w:szCs w:val="16"/>
+              </w:rPr>
+            </w:pPr>
+            <w:r>
+              <w:rPr>
+                <w:b/>
+                <w:sz w:val="16"/>
+                <w:szCs w:val="16"/>
               </w:rPr>
               <w:t>_______________________________</w:t>
             </w:r>
@@ -7314,22 +7407,22 @@
             <w:pPr>
               <w:jc w:val="center"/>
               <w:rPr>
-                <w:sz w:val="18"/>
-                <w:szCs w:val="18"/>
-                <w:lang w:val="uk-UA"/>
-              </w:rPr>
-            </w:pPr>
-            <w:r>
-              <w:rPr>
-                <w:sz w:val="18"/>
-                <w:szCs w:val="18"/>
+                <w:sz w:val="16"/>
+                <w:szCs w:val="16"/>
+                <w:lang w:val="uk-UA"/>
+              </w:rPr>
+            </w:pPr>
+            <w:r>
+              <w:rPr>
+                <w:sz w:val="16"/>
+                <w:szCs w:val="16"/>
               </w:rPr>
               <w:t>(</w:t>
             </w:r>
             <w:r>
               <w:rPr>
-                <w:sz w:val="18"/>
-                <w:szCs w:val="18"/>
+                <w:sz w:val="16"/>
+                <w:szCs w:val="16"/>
                 <w:lang w:val="uk-UA"/>
               </w:rPr>
               <w:t>ПІБ)</w:t>
@@ -7340,8 +7433,8 @@
               <w:jc w:val="both"/>
               <w:rPr>
                 <w:b/>
-                <w:sz w:val="18"/>
-                <w:szCs w:val="18"/>
+                <w:sz w:val="16"/>
+                <w:szCs w:val="16"/>
                 <w:lang w:val="uk-UA"/>
               </w:rPr>
             </w:pPr>
@@ -7351,16 +7444,16 @@
               <w:jc w:val="both"/>
               <w:rPr>
                 <w:b/>
-                <w:sz w:val="18"/>
-                <w:szCs w:val="18"/>
-                <w:lang w:val="uk-UA"/>
-              </w:rPr>
-            </w:pPr>
-            <w:r>
-              <w:rPr>
-                <w:b/>
-                <w:sz w:val="18"/>
-                <w:szCs w:val="18"/>
+                <w:sz w:val="16"/>
+                <w:szCs w:val="16"/>
+                <w:lang w:val="uk-UA"/>
+              </w:rPr>
+            </w:pPr>
+            <w:r>
+              <w:rPr>
+                <w:b/>
+                <w:sz w:val="16"/>
+                <w:szCs w:val="16"/>
                 <w:lang w:val="uk-UA"/>
               </w:rPr>
               <w:t>мешкає та зареєстрований за адресою:</w:t>
@@ -7370,60 +7463,36 @@
             <w:pPr>
               <w:jc w:val="both"/>
               <w:rPr>
-                <w:sz w:val="18"/>
-                <w:szCs w:val="18"/>
-                <w:lang w:val="uk-UA"/>
-              </w:rPr>
-            </w:pPr>
-            <w:r>
-              <w:rPr>
-                <w:sz w:val="18"/>
-                <w:szCs w:val="18"/>
-                <w:lang w:val="uk-UA"/>
-              </w:rPr>
-              <w:t xml:space="preserve">_____________________________________,паспорт Серія _______ № ______________, виданий ____________________________________ від «___» ________________ ______ </w:t>
-            </w:r>
-            <w:r>
-              <w:rPr>
-                <w:sz w:val="18"/>
-                <w:szCs w:val="18"/>
-                <w:lang w:val="uk-UA"/>
-              </w:rPr>
-              <w:t xml:space="preserve">р., </w:t>
+                <w:sz w:val="16"/>
+                <w:szCs w:val="16"/>
+                <w:lang w:val="uk-UA"/>
+              </w:rPr>
+            </w:pPr>
+            <w:r>
+              <w:rPr>
+                <w:sz w:val="16"/>
+                <w:szCs w:val="16"/>
+                <w:lang w:val="uk-UA"/>
+              </w:rPr>
+              <w:t xml:space="preserve">_____________________________________,паспорт Серія _______ № ______________, виданий ____________________________________ від «___» ________________ ______ р., </w:t>
             </w:r>
           </w:p>
           <w:p>
             <w:pPr>
               <w:jc w:val="both"/>
               <w:rPr>
-                <w:sz w:val="18"/>
-                <w:szCs w:val="18"/>
-                <w:lang w:val="uk-UA"/>
-              </w:rPr>
-            </w:pPr>
-            <w:r>
-              <w:rPr>
-                <w:sz w:val="18"/>
-                <w:szCs w:val="18"/>
-                <w:lang w:val="uk-UA"/>
-              </w:rPr>
-              <w:t>РНОКПП</w:t>
-            </w:r>
-            <w:r>
-              <w:rPr>
-                <w:sz w:val="18"/>
-                <w:szCs w:val="18"/>
-                <w:lang w:val="uk-UA"/>
-              </w:rPr>
-              <w:t xml:space="preserve">: </w:t>
-            </w:r>
-            <w:r>
-              <w:rPr>
-                <w:sz w:val="18"/>
-                <w:szCs w:val="18"/>
-                <w:lang w:val="uk-UA"/>
-              </w:rPr>
-              <w:t>___________________</w:t>
+                <w:sz w:val="16"/>
+                <w:szCs w:val="16"/>
+                <w:lang w:val="uk-UA"/>
+              </w:rPr>
+            </w:pPr>
+            <w:r>
+              <w:rPr>
+                <w:sz w:val="16"/>
+                <w:szCs w:val="16"/>
+                <w:lang w:val="uk-UA"/>
+              </w:rPr>
+              <w:t>РНОКПП: ___________________</w:t>
             </w:r>
           </w:p>
           <w:p>
@@ -7431,16 +7500,16 @@
               <w:jc w:val="both"/>
               <w:rPr>
                 <w:b/>
-                <w:sz w:val="18"/>
-                <w:szCs w:val="18"/>
-                <w:lang w:val="uk-UA"/>
-              </w:rPr>
-            </w:pPr>
-            <w:r>
-              <w:rPr>
-                <w:b/>
-                <w:sz w:val="18"/>
-                <w:szCs w:val="18"/>
+                <w:sz w:val="16"/>
+                <w:szCs w:val="16"/>
+                <w:lang w:val="uk-UA"/>
+              </w:rPr>
+            </w:pPr>
+            <w:r>
+              <w:rPr>
+                <w:b/>
+                <w:sz w:val="16"/>
+                <w:szCs w:val="16"/>
                 <w:lang w:val="uk-UA"/>
               </w:rPr>
               <w:t>Банківські реквізити карткового</w:t>
@@ -7451,16 +7520,16 @@
               <w:jc w:val="both"/>
               <w:rPr>
                 <w:b/>
-                <w:sz w:val="18"/>
-                <w:szCs w:val="18"/>
-                <w:lang w:val="uk-UA"/>
-              </w:rPr>
-            </w:pPr>
-            <w:r>
-              <w:rPr>
-                <w:b/>
-                <w:sz w:val="18"/>
-                <w:szCs w:val="18"/>
+                <w:sz w:val="16"/>
+                <w:szCs w:val="16"/>
+                <w:lang w:val="uk-UA"/>
+              </w:rPr>
+            </w:pPr>
+            <w:r>
+              <w:rPr>
+                <w:b/>
+                <w:sz w:val="16"/>
+                <w:szCs w:val="16"/>
                 <w:lang w:val="uk-UA"/>
               </w:rPr>
               <w:t>рахунку:</w:t>
@@ -7470,24 +7539,24 @@
             <w:pPr>
               <w:jc w:val="both"/>
               <w:rPr>
-                <w:sz w:val="18"/>
-                <w:szCs w:val="18"/>
-                <w:lang w:val="uk-UA"/>
-              </w:rPr>
-            </w:pPr>
-            <w:r>
-              <w:rPr>
-                <w:b/>
-                <w:sz w:val="18"/>
-                <w:szCs w:val="18"/>
+                <w:sz w:val="16"/>
+                <w:szCs w:val="16"/>
+                <w:lang w:val="uk-UA"/>
+              </w:rPr>
+            </w:pPr>
+            <w:r>
+              <w:rPr>
+                <w:b/>
+                <w:sz w:val="16"/>
+                <w:szCs w:val="16"/>
                 <w:lang w:val="uk-UA"/>
               </w:rPr>
               <w:t>Банк: ___________________________</w:t>
             </w:r>
             <w:r>
               <w:rPr>
-                <w:sz w:val="18"/>
-                <w:szCs w:val="18"/>
+                <w:sz w:val="16"/>
+                <w:szCs w:val="16"/>
                 <w:lang w:val="uk-UA"/>
               </w:rPr>
               <w:t xml:space="preserve">, </w:t>
@@ -7497,15 +7566,15 @@
             <w:pPr>
               <w:jc w:val="both"/>
               <w:rPr>
-                <w:sz w:val="18"/>
-                <w:szCs w:val="18"/>
-                <w:lang w:val="uk-UA"/>
-              </w:rPr>
-            </w:pPr>
-            <w:r>
-              <w:rPr>
-                <w:sz w:val="18"/>
-                <w:szCs w:val="18"/>
+                <w:sz w:val="16"/>
+                <w:szCs w:val="16"/>
+                <w:lang w:val="uk-UA"/>
+              </w:rPr>
+            </w:pPr>
+            <w:r>
+              <w:rPr>
+                <w:sz w:val="16"/>
+                <w:szCs w:val="16"/>
                 <w:lang w:val="uk-UA"/>
               </w:rPr>
               <w:t>МФО: ___________________________</w:t>
@@ -7515,44 +7584,44 @@
             <w:pPr>
               <w:jc w:val="both"/>
               <w:rPr>
-                <w:sz w:val="18"/>
-                <w:szCs w:val="18"/>
-                <w:lang w:val="uk-UA"/>
-              </w:rPr>
-            </w:pPr>
-            <w:r>
-              <w:rPr>
-                <w:sz w:val="18"/>
-                <w:szCs w:val="18"/>
-                <w:lang w:val="uk-UA"/>
-              </w:rPr>
-              <w:t>ОКПО: ___________________________</w:t>
+                <w:sz w:val="16"/>
+                <w:szCs w:val="16"/>
+                <w:lang w:val="uk-UA"/>
+              </w:rPr>
+            </w:pPr>
+            <w:r>
+              <w:rPr>
+                <w:sz w:val="16"/>
+                <w:szCs w:val="16"/>
+                <w:lang w:val="uk-UA"/>
+              </w:rPr>
+              <w:t>ЄДРПОУ</w:t>
+            </w:r>
+            <w:r>
+              <w:rPr>
+                <w:sz w:val="16"/>
+                <w:szCs w:val="16"/>
+                <w:lang w:val="uk-UA"/>
+              </w:rPr>
+              <w:t>: ___________________________</w:t>
             </w:r>
           </w:p>
           <w:p>
             <w:pPr>
               <w:jc w:val="both"/>
               <w:rPr>
-                <w:sz w:val="18"/>
-                <w:szCs w:val="18"/>
-                <w:lang w:val="uk-UA"/>
-              </w:rPr>
-            </w:pPr>
-            <w:r>
-              <w:rPr>
-                <w:sz w:val="18"/>
-                <w:szCs w:val="18"/>
-                <w:lang w:val="uk-UA"/>
-              </w:rPr>
-              <w:t>Ка</w:t>
-            </w:r>
-            <w:r>
-              <w:rPr>
-                <w:sz w:val="18"/>
-                <w:szCs w:val="18"/>
-                <w:lang w:val="uk-UA"/>
-              </w:rPr>
-              <w:t>ртковий рахунок : _______________________</w:t>
+                <w:sz w:val="16"/>
+                <w:szCs w:val="16"/>
+                <w:lang w:val="uk-UA"/>
+              </w:rPr>
+            </w:pPr>
+            <w:r>
+              <w:rPr>
+                <w:sz w:val="16"/>
+                <w:szCs w:val="16"/>
+                <w:lang w:val="uk-UA"/>
+              </w:rPr>
+              <w:t>Картковий рахунок : _______________________</w:t>
             </w:r>
           </w:p>
           <w:p>
@@ -7562,15 +7631,15 @@
               </w:tabs>
               <w:jc w:val="both"/>
               <w:rPr>
-                <w:sz w:val="18"/>
-                <w:szCs w:val="18"/>
-                <w:lang w:val="uk-UA"/>
-              </w:rPr>
-            </w:pPr>
-            <w:r>
-              <w:rPr>
-                <w:sz w:val="18"/>
-                <w:szCs w:val="18"/>
+                <w:sz w:val="16"/>
+                <w:szCs w:val="16"/>
+                <w:lang w:val="uk-UA"/>
+              </w:rPr>
+            </w:pPr>
+            <w:r>
+              <w:rPr>
+                <w:sz w:val="16"/>
+                <w:szCs w:val="16"/>
                 <w:lang w:val="uk-UA"/>
               </w:rPr>
               <w:t>Картка №:  _______________________________</w:t>
@@ -7583,16 +7652,16 @@
               </w:tabs>
               <w:jc w:val="both"/>
               <w:rPr>
-                <w:sz w:val="18"/>
-                <w:szCs w:val="18"/>
+                <w:sz w:val="16"/>
+                <w:szCs w:val="16"/>
                 <w:lang w:val="uk-UA"/>
               </w:rPr>
             </w:pPr>
             <w:proofErr w:type="spellStart"/>
             <w:r>
               <w:rPr>
-                <w:sz w:val="18"/>
-                <w:szCs w:val="18"/>
+                <w:sz w:val="16"/>
+                <w:szCs w:val="16"/>
                 <w:lang w:val="uk-UA"/>
               </w:rPr>
               <w:t>Тел</w:t>
@@ -7600,8 +7669,8 @@
             <w:proofErr w:type="spellEnd"/>
             <w:r>
               <w:rPr>
-                <w:sz w:val="18"/>
-                <w:szCs w:val="18"/>
+                <w:sz w:val="16"/>
+                <w:szCs w:val="16"/>
                 <w:lang w:val="uk-UA"/>
               </w:rPr>
               <w:t>.: _____________________________</w:t>
@@ -7637,8 +7706,8 @@
             <w:r>
               <w:rPr>
                 <w:b/>
-                <w:sz w:val="18"/>
-                <w:szCs w:val="18"/>
+                <w:sz w:val="16"/>
+                <w:szCs w:val="16"/>
                 <w:lang w:val="uk-UA"/>
               </w:rPr>
               <w:t xml:space="preserve"> </w:t>
@@ -7646,8 +7715,8 @@
             <w:r>
               <w:rPr>
                 <w:b/>
-                <w:sz w:val="18"/>
-                <w:szCs w:val="18"/>
+                <w:sz w:val="16"/>
+                <w:szCs w:val="16"/>
                 <w:lang w:val="en-US"/>
               </w:rPr>
               <w:t>/____________/</w:t>
@@ -7657,8 +7726,8 @@
             <w:pPr>
               <w:jc w:val="center"/>
               <w:rPr>
-                <w:sz w:val="18"/>
-                <w:szCs w:val="18"/>
+                <w:sz w:val="16"/>
+                <w:szCs w:val="16"/>
                 <w:lang w:val="uk-UA"/>
               </w:rPr>
             </w:pPr>
@@ -7676,7 +7745,7 @@
     </w:tbl>
     <w:p/>
     <w:sectPr>
-      <w:footerReference w:type="default" r:id="rId7"/>
+      <w:footerReference w:type="default" r:id="rId9"/>
       <w:pgSz w:w="11906" w:h="16838"/>
       <w:pgMar w:top="709" w:right="851" w:bottom="1134" w:left="1418" w:header="709" w:footer="709" w:gutter="0"/>
       <w:cols w:space="708"/>
@@ -7688,7 +7757,7 @@
 </file>
 
 <file path=word/endnotes.xml><?xml version="1.0" encoding="utf-8"?>
-<w:endnotes xmlns:wpc="http://schemas.microsoft.com/office/word/2010/wordprocessingCanvas" xmlns:cx="http://schemas.microsoft.com/office/drawing/2014/chartex" xmlns:cx1="http://schemas.microsoft.com/office/drawing/2015/9/8/chartex" xmlns:cx2="http://schemas.microsoft.com/office/drawing/2015/10/21/chartex" xmlns:cx3="http://schemas.microsoft.com/office/drawing/2016/5/9/chartex" xmlns:cx4="http://schemas.microsoft.com/office/drawing/2016/5/10/chartex" xmlns:cx5="http://schemas.microsoft.com/office/drawing/2016/5/11/chartex" xmlns:cx6="http://schemas.microsoft.com/office/drawing/2016/5/12/chartex" xmlns:cx7="http://schemas.microsoft.com/office/drawing/2016/5/13/chartex" xmlns:cx8="http://schemas.microsoft.com/office/drawing/2016/5/14/chartex" xmlns:mc="http://schemas.openxmlformats.org/markup-compatibility/2006" xmlns:aink="http://schemas.microsoft.com/office/drawing/2016/ink" xmlns:am3d="http://schemas.microsoft.com/office/drawing/2017/model3d" xmlns:o="urn:schemas-microsoft-com:office:office" xmlns:r="http://schemas.openxmlformats.org/officeDocument/2006/relationships" xmlns:m="http://schemas.openxmlformats.org/officeDocument/2006/math" xmlns:v="urn:schemas-microsoft-com:vml" xmlns:wp14="http://schemas.microsoft.com/office/word/2010/wordprocessingDrawing" xmlns:wp="http://schemas.openxmlformats.org/drawingml/2006/wordprocessingDrawing" xmlns:w10="urn:schemas-microsoft-com:office:word" xmlns:w="http://schemas.openxmlformats.org/wordprocessingml/2006/main" xmlns:w14="http://schemas.microsoft.com/office/word/2010/wordml" xmlns:w15="http://schemas.microsoft.com/office/word/2012/wordml" xmlns:w16cid="http://schemas.microsoft.com/office/word/2016/wordml/cid" xmlns:w16se="http://schemas.microsoft.com/office/word/2015/wordml/symex" xmlns:wpg="http://schemas.microsoft.com/office/word/2010/wordprocessingGroup" xmlns:wpi="http://schemas.microsoft.com/office/word/2010/wordprocessingInk" xmlns:wne="http://schemas.microsoft.com/office/word/2006/wordml" xmlns:wps="http://schemas.microsoft.com/office/word/2010/wordprocessingShape" mc:Ignorable="w14 w15 w16se w16cid wp14">
+<w:endnotes xmlns:wpc="http://schemas.microsoft.com/office/word/2010/wordprocessingCanvas" xmlns:mc="http://schemas.openxmlformats.org/markup-compatibility/2006" xmlns:o="urn:schemas-microsoft-com:office:office" xmlns:r="http://schemas.openxmlformats.org/officeDocument/2006/relationships" xmlns:m="http://schemas.openxmlformats.org/officeDocument/2006/math" xmlns:v="urn:schemas-microsoft-com:vml" xmlns:wp14="http://schemas.microsoft.com/office/word/2010/wordprocessingDrawing" xmlns:wp="http://schemas.openxmlformats.org/drawingml/2006/wordprocessingDrawing" xmlns:w10="urn:schemas-microsoft-com:office:word" xmlns:w="http://schemas.openxmlformats.org/wordprocessingml/2006/main" xmlns:w14="http://schemas.microsoft.com/office/word/2010/wordml" xmlns:w15="http://schemas.microsoft.com/office/word/2012/wordml" xmlns:wpg="http://schemas.microsoft.com/office/word/2010/wordprocessingGroup" xmlns:wpi="http://schemas.microsoft.com/office/word/2010/wordprocessingInk" xmlns:wne="http://schemas.microsoft.com/office/word/2006/wordml" xmlns:wps="http://schemas.microsoft.com/office/word/2010/wordprocessingShape" mc:Ignorable="w14 w15 wp14">
   <w:endnote w:type="separator" w:id="-1">
     <w:p>
       <w:r>
@@ -7707,7 +7776,7 @@
 </file>
 
 <file path=word/footer1.xml><?xml version="1.0" encoding="utf-8"?>
-<w:ftr xmlns:wpc="http://schemas.microsoft.com/office/word/2010/wordprocessingCanvas" xmlns:cx="http://schemas.microsoft.com/office/drawing/2014/chartex" xmlns:cx1="http://schemas.microsoft.com/office/drawing/2015/9/8/chartex" xmlns:cx2="http://schemas.microsoft.com/office/drawing/2015/10/21/chartex" xmlns:cx3="http://schemas.microsoft.com/office/drawing/2016/5/9/chartex" xmlns:cx4="http://schemas.microsoft.com/office/drawing/2016/5/10/chartex" xmlns:cx5="http://schemas.microsoft.com/office/drawing/2016/5/11/chartex" xmlns:cx6="http://schemas.microsoft.com/office/drawing/2016/5/12/chartex" xmlns:cx7="http://schemas.microsoft.com/office/drawing/2016/5/13/chartex" xmlns:cx8="http://schemas.microsoft.com/office/drawing/2016/5/14/chartex" xmlns:mc="http://schemas.openxmlformats.org/markup-compatibility/2006" xmlns:aink="http://schemas.microsoft.com/office/drawing/2016/ink" xmlns:am3d="http://schemas.microsoft.com/office/drawing/2017/model3d" xmlns:o="urn:schemas-microsoft-com:office:office" xmlns:r="http://schemas.openxmlformats.org/officeDocument/2006/relationships" xmlns:m="http://schemas.openxmlformats.org/officeDocument/2006/math" xmlns:v="urn:schemas-microsoft-com:vml" xmlns:wp14="http://schemas.microsoft.com/office/word/2010/wordprocessingDrawing" xmlns:wp="http://schemas.openxmlformats.org/drawingml/2006/wordprocessingDrawing" xmlns:w10="urn:schemas-microsoft-com:office:word" xmlns:w="http://schemas.openxmlformats.org/wordprocessingml/2006/main" xmlns:w14="http://schemas.microsoft.com/office/word/2010/wordml" xmlns:w15="http://schemas.microsoft.com/office/word/2012/wordml" xmlns:w16cid="http://schemas.microsoft.com/office/word/2016/wordml/cid" xmlns:w16se="http://schemas.microsoft.com/office/word/2015/wordml/symex" xmlns:wpg="http://schemas.microsoft.com/office/word/2010/wordprocessingGroup" xmlns:wpi="http://schemas.microsoft.com/office/word/2010/wordprocessingInk" xmlns:wne="http://schemas.microsoft.com/office/word/2006/wordml" xmlns:wps="http://schemas.microsoft.com/office/word/2010/wordprocessingShape" mc:Ignorable="w14 w15 w16se w16cid wp14">
+<w:ftr xmlns:wpc="http://schemas.microsoft.com/office/word/2010/wordprocessingCanvas" xmlns:mc="http://schemas.openxmlformats.org/markup-compatibility/2006" xmlns:o="urn:schemas-microsoft-com:office:office" xmlns:r="http://schemas.openxmlformats.org/officeDocument/2006/relationships" xmlns:m="http://schemas.openxmlformats.org/officeDocument/2006/math" xmlns:v="urn:schemas-microsoft-com:vml" xmlns:wp14="http://schemas.microsoft.com/office/word/2010/wordprocessingDrawing" xmlns:wp="http://schemas.openxmlformats.org/drawingml/2006/wordprocessingDrawing" xmlns:w10="urn:schemas-microsoft-com:office:word" xmlns:w="http://schemas.openxmlformats.org/wordprocessingml/2006/main" xmlns:w14="http://schemas.microsoft.com/office/word/2010/wordml" xmlns:w15="http://schemas.microsoft.com/office/word/2012/wordml" xmlns:wpg="http://schemas.microsoft.com/office/word/2010/wordprocessingGroup" xmlns:wpi="http://schemas.microsoft.com/office/word/2010/wordprocessingInk" xmlns:wne="http://schemas.microsoft.com/office/word/2006/wordml" xmlns:wps="http://schemas.microsoft.com/office/word/2010/wordprocessingShape" mc:Ignorable="w14 w15 wp14">
   <w:p>
     <w:pPr>
       <w:pStyle w:val="a6"/>
@@ -7807,7 +7876,7 @@
 </file>
 
 <file path=word/footnotes.xml><?xml version="1.0" encoding="utf-8"?>
-<w:footnotes xmlns:wpc="http://schemas.microsoft.com/office/word/2010/wordprocessingCanvas" xmlns:cx="http://schemas.microsoft.com/office/drawing/2014/chartex" xmlns:cx1="http://schemas.microsoft.com/office/drawing/2015/9/8/chartex" xmlns:cx2="http://schemas.microsoft.com/office/drawing/2015/10/21/chartex" xmlns:cx3="http://schemas.microsoft.com/office/drawing/2016/5/9/chartex" xmlns:cx4="http://schemas.microsoft.com/office/drawing/2016/5/10/chartex" xmlns:cx5="http://schemas.microsoft.com/office/drawing/2016/5/11/chartex" xmlns:cx6="http://schemas.microsoft.com/office/drawing/2016/5/12/chartex" xmlns:cx7="http://schemas.microsoft.com/office/drawing/2016/5/13/chartex" xmlns:cx8="http://schemas.microsoft.com/office/drawing/2016/5/14/chartex" xmlns:mc="http://schemas.openxmlformats.org/markup-compatibility/2006" xmlns:aink="http://schemas.microsoft.com/office/drawing/2016/ink" xmlns:am3d="http://schemas.microsoft.com/office/drawing/2017/model3d" xmlns:o="urn:schemas-microsoft-com:office:office" xmlns:r="http://schemas.openxmlformats.org/officeDocument/2006/relationships" xmlns:m="http://schemas.openxmlformats.org/officeDocument/2006/math" xmlns:v="urn:schemas-microsoft-com:vml" xmlns:wp14="http://schemas.microsoft.com/office/word/2010/wordprocessingDrawing" xmlns:wp="http://schemas.openxmlformats.org/drawingml/2006/wordprocessingDrawing" xmlns:w10="urn:schemas-microsoft-com:office:word" xmlns:w="http://schemas.openxmlformats.org/wordprocessingml/2006/main" xmlns:w14="http://schemas.microsoft.com/office/word/2010/wordml" xmlns:w15="http://schemas.microsoft.com/office/word/2012/wordml" xmlns:w16cid="http://schemas.microsoft.com/office/word/2016/wordml/cid" xmlns:w16se="http://schemas.microsoft.com/office/word/2015/wordml/symex" xmlns:wpg="http://schemas.microsoft.com/office/word/2010/wordprocessingGroup" xmlns:wpi="http://schemas.microsoft.com/office/word/2010/wordprocessingInk" xmlns:wne="http://schemas.microsoft.com/office/word/2006/wordml" xmlns:wps="http://schemas.microsoft.com/office/word/2010/wordprocessingShape" mc:Ignorable="w14 w15 w16se w16cid wp14">
+<w:footnotes xmlns:wpc="http://schemas.microsoft.com/office/word/2010/wordprocessingCanvas" xmlns:mc="http://schemas.openxmlformats.org/markup-compatibility/2006" xmlns:o="urn:schemas-microsoft-com:office:office" xmlns:r="http://schemas.openxmlformats.org/officeDocument/2006/relationships" xmlns:m="http://schemas.openxmlformats.org/officeDocument/2006/math" xmlns:v="urn:schemas-microsoft-com:vml" xmlns:wp14="http://schemas.microsoft.com/office/word/2010/wordprocessingDrawing" xmlns:wp="http://schemas.openxmlformats.org/drawingml/2006/wordprocessingDrawing" xmlns:w10="urn:schemas-microsoft-com:office:word" xmlns:w="http://schemas.openxmlformats.org/wordprocessingml/2006/main" xmlns:w14="http://schemas.microsoft.com/office/word/2010/wordml" xmlns:w15="http://schemas.microsoft.com/office/word/2012/wordml" xmlns:wpg="http://schemas.microsoft.com/office/word/2010/wordprocessingGroup" xmlns:wpi="http://schemas.microsoft.com/office/word/2010/wordprocessingInk" xmlns:wne="http://schemas.microsoft.com/office/word/2006/wordml" xmlns:wps="http://schemas.microsoft.com/office/word/2010/wordprocessingShape" mc:Ignorable="w14 w15 wp14">
   <w:footnote w:type="separator" w:id="-1">
     <w:p>
       <w:r>
@@ -7826,8 +7895,8 @@
 </file>
 
 <file path=word/numbering.xml><?xml version="1.0" encoding="utf-8"?>
-<w:numbering xmlns:wpc="http://schemas.microsoft.com/office/word/2010/wordprocessingCanvas" xmlns:cx="http://schemas.microsoft.com/office/drawing/2014/chartex" xmlns:cx1="http://schemas.microsoft.com/office/drawing/2015/9/8/chartex" xmlns:cx2="http://schemas.microsoft.com/office/drawing/2015/10/21/chartex" xmlns:cx3="http://schemas.microsoft.com/office/drawing/2016/5/9/chartex" xmlns:cx4="http://schemas.microsoft.com/office/drawing/2016/5/10/chartex" xmlns:cx5="http://schemas.microsoft.com/office/drawing/2016/5/11/chartex" xmlns:cx6="http://schemas.microsoft.com/office/drawing/2016/5/12/chartex" xmlns:cx7="http://schemas.microsoft.com/office/drawing/2016/5/13/chartex" xmlns:cx8="http://schemas.microsoft.com/office/drawing/2016/5/14/chartex" xmlns:mc="http://schemas.openxmlformats.org/markup-compatibility/2006" xmlns:aink="http://schemas.microsoft.com/office/drawing/2016/ink" xmlns:am3d="http://schemas.microsoft.com/office/drawing/2017/model3d" xmlns:o="urn:schemas-microsoft-com:office:office" xmlns:r="http://schemas.openxmlformats.org/officeDocument/2006/relationships" xmlns:m="http://schemas.openxmlformats.org/officeDocument/2006/math" xmlns:v="urn:schemas-microsoft-com:vml" xmlns:wp14="http://schemas.microsoft.com/office/word/2010/wordprocessingDrawing" xmlns:wp="http://schemas.openxmlformats.org/drawingml/2006/wordprocessingDrawing" xmlns:w10="urn:schemas-microsoft-com:office:word" xmlns:w="http://schemas.openxmlformats.org/wordprocessingml/2006/main" xmlns:w14="http://schemas.microsoft.com/office/word/2010/wordml" xmlns:w15="http://schemas.microsoft.com/office/word/2012/wordml" xmlns:w16cid="http://schemas.microsoft.com/office/word/2016/wordml/cid" xmlns:w16se="http://schemas.microsoft.com/office/word/2015/wordml/symex" xmlns:wpg="http://schemas.microsoft.com/office/word/2010/wordprocessingGroup" xmlns:wpi="http://schemas.microsoft.com/office/word/2010/wordprocessingInk" xmlns:wne="http://schemas.microsoft.com/office/word/2006/wordml" xmlns:wps="http://schemas.microsoft.com/office/word/2010/wordprocessingShape" mc:Ignorable="w14 w15 w16se w16cid wp14">
-  <w:abstractNum w:abstractNumId="0" w15:restartNumberingAfterBreak="0">
+<w:numbering xmlns:wpc="http://schemas.microsoft.com/office/word/2010/wordprocessingCanvas" xmlns:mc="http://schemas.openxmlformats.org/markup-compatibility/2006" xmlns:o="urn:schemas-microsoft-com:office:office" xmlns:r="http://schemas.openxmlformats.org/officeDocument/2006/relationships" xmlns:m="http://schemas.openxmlformats.org/officeDocument/2006/math" xmlns:v="urn:schemas-microsoft-com:vml" xmlns:wp14="http://schemas.microsoft.com/office/word/2010/wordprocessingDrawing" xmlns:wp="http://schemas.openxmlformats.org/drawingml/2006/wordprocessingDrawing" xmlns:w10="urn:schemas-microsoft-com:office:word" xmlns:w="http://schemas.openxmlformats.org/wordprocessingml/2006/main" xmlns:w14="http://schemas.microsoft.com/office/word/2010/wordml" xmlns:w15="http://schemas.microsoft.com/office/word/2012/wordml" xmlns:wpg="http://schemas.microsoft.com/office/word/2010/wordprocessingGroup" xmlns:wpi="http://schemas.microsoft.com/office/word/2010/wordprocessingInk" xmlns:wne="http://schemas.microsoft.com/office/word/2006/wordml" xmlns:wps="http://schemas.microsoft.com/office/word/2010/wordprocessingShape" mc:Ignorable="w14 w15 wp14">
+  <w:abstractNum w:abstractNumId="0">
     <w:nsid w:val="02CB663F"/>
     <w:multiLevelType w:val="hybridMultilevel"/>
     <w:tmpl w:val="29365D60"/>
@@ -7941,7 +8010,7 @@
       </w:rPr>
     </w:lvl>
   </w:abstractNum>
-  <w:abstractNum w:abstractNumId="1" w15:restartNumberingAfterBreak="0">
+  <w:abstractNum w:abstractNumId="1">
     <w:nsid w:val="05A0011B"/>
     <w:multiLevelType w:val="hybridMultilevel"/>
     <w:tmpl w:val="58DA3E60"/>
@@ -8030,7 +8099,7 @@
       </w:pPr>
     </w:lvl>
   </w:abstractNum>
-  <w:abstractNum w:abstractNumId="2" w15:restartNumberingAfterBreak="0">
+  <w:abstractNum w:abstractNumId="2">
     <w:nsid w:val="07E46976"/>
     <w:multiLevelType w:val="multilevel"/>
     <w:tmpl w:val="B498D698"/>
@@ -8145,7 +8214,7 @@
       </w:rPr>
     </w:lvl>
   </w:abstractNum>
-  <w:abstractNum w:abstractNumId="3" w15:restartNumberingAfterBreak="0">
+  <w:abstractNum w:abstractNumId="3">
     <w:nsid w:val="08AC716D"/>
     <w:multiLevelType w:val="multilevel"/>
     <w:tmpl w:val="C53AD432"/>
@@ -8261,7 +8330,7 @@
       </w:rPr>
     </w:lvl>
   </w:abstractNum>
-  <w:abstractNum w:abstractNumId="4" w15:restartNumberingAfterBreak="0">
+  <w:abstractNum w:abstractNumId="4">
     <w:nsid w:val="3F03146D"/>
     <w:multiLevelType w:val="hybridMultilevel"/>
     <w:tmpl w:val="B6AC9BB2"/>
@@ -8374,7 +8443,7 @@
       </w:pPr>
     </w:lvl>
   </w:abstractNum>
-  <w:abstractNum w:abstractNumId="5" w15:restartNumberingAfterBreak="0">
+  <w:abstractNum w:abstractNumId="5">
     <w:nsid w:val="5F2E2FEF"/>
     <w:multiLevelType w:val="multilevel"/>
     <w:tmpl w:val="3ED4CCFC"/>
@@ -8509,7 +8578,7 @@
 </file>
 
 <file path=word/styles.xml><?xml version="1.0" encoding="utf-8"?>
-<w:styles xmlns:mc="http://schemas.openxmlformats.org/markup-compatibility/2006" xmlns:r="http://schemas.openxmlformats.org/officeDocument/2006/relationships" xmlns:w="http://schemas.openxmlformats.org/wordprocessingml/2006/main" xmlns:w14="http://schemas.microsoft.com/office/word/2010/wordml" xmlns:w15="http://schemas.microsoft.com/office/word/2012/wordml" xmlns:w16cid="http://schemas.microsoft.com/office/word/2016/wordml/cid" xmlns:w16se="http://schemas.microsoft.com/office/word/2015/wordml/symex" mc:Ignorable="w14 w15 w16se w16cid">
+<w:styles xmlns:mc="http://schemas.openxmlformats.org/markup-compatibility/2006" xmlns:r="http://schemas.openxmlformats.org/officeDocument/2006/relationships" xmlns:w="http://schemas.openxmlformats.org/wordprocessingml/2006/main" xmlns:w14="http://schemas.microsoft.com/office/word/2010/wordml" xmlns:w15="http://schemas.microsoft.com/office/word/2012/wordml" mc:Ignorable="w14 w15">
   <w:docDefaults>
     <w:rPrDefault>
       <w:rPr>
@@ -8525,7 +8594,7 @@
       </w:pPr>
     </w:pPrDefault>
   </w:docDefaults>
-  <w:latentStyles w:defLockedState="0" w:defUIPriority="99" w:defSemiHidden="0" w:defUnhideWhenUsed="0" w:defQFormat="0" w:count="375">
+  <w:latentStyles w:defLockedState="0" w:defUIPriority="99" w:defSemiHidden="0" w:defUnhideWhenUsed="0" w:defQFormat="0" w:count="371">
     <w:lsdException w:name="Normal" w:uiPriority="0" w:qFormat="1"/>
     <w:lsdException w:name="heading 1" w:uiPriority="9" w:qFormat="1"/>
     <w:lsdException w:name="heading 2" w:semiHidden="1" w:uiPriority="9" w:unhideWhenUsed="1" w:qFormat="1"/>
@@ -8897,10 +8966,6 @@
     <w:lsdException w:name="List Table 5 Dark Accent 6" w:uiPriority="50"/>
     <w:lsdException w:name="List Table 6 Colorful Accent 6" w:uiPriority="51"/>
     <w:lsdException w:name="List Table 7 Colorful Accent 6" w:uiPriority="52"/>
-    <w:lsdException w:name="Mention" w:semiHidden="1" w:unhideWhenUsed="1"/>
-    <w:lsdException w:name="Smart Hyperlink" w:semiHidden="1" w:unhideWhenUsed="1"/>
-    <w:lsdException w:name="Hashtag" w:semiHidden="1" w:unhideWhenUsed="1"/>
-    <w:lsdException w:name="Unresolved Mention" w:semiHidden="1" w:unhideWhenUsed="1"/>
   </w:latentStyles>
   <w:style w:type="paragraph" w:default="1" w:styleId="a">
     <w:name w:val="Normal"/>
@@ -9053,7 +9118,7 @@
     </w:pPr>
     <w:rPr>
       <w:rFonts w:eastAsiaTheme="minorEastAsia"/>
-      <w:lang w:val="ru-UA" w:eastAsia="ru-UA"/>
+      <w:lang w:val="aa-ET" w:eastAsia="aa-ET"/>
     </w:rPr>
   </w:style>
   <w:style w:type="paragraph" w:styleId="a9">
@@ -9123,590 +9188,18 @@
     </w:rPr>
   </w:style>
   <w:style w:type="character" w:styleId="ad">
-    <w:name w:val="Placeholder Text"/>
+    <w:name w:val="Hyperlink"/>
     <w:basedOn w:val="a0"/>
     <w:uiPriority w:val="99"/>
     <w:semiHidden/>
-    <w:rsid w:val="002726D1"/>
+    <w:unhideWhenUsed/>
+    <w:rsid w:val="007E4F21"/>
     <w:rPr>
-      <w:color w:val="808080"/>
+      <w:color w:val="0000FF"/>
+      <w:u w:val="single"/>
     </w:rPr>
   </w:style>
 </w:styles>
-</file>
-
-<file path=word/glossary/document.xml><?xml version="1.0" encoding="utf-8"?>
-<w:glossaryDocument xmlns:wpc="http://schemas.microsoft.com/office/word/2010/wordprocessingCanvas" xmlns:cx="http://schemas.microsoft.com/office/drawing/2014/chartex" xmlns:cx1="http://schemas.microsoft.com/office/drawing/2015/9/8/chartex" xmlns:cx2="http://schemas.microsoft.com/office/drawing/2015/10/21/chartex" xmlns:cx3="http://schemas.microsoft.com/office/drawing/2016/5/9/chartex" xmlns:cx4="http://schemas.microsoft.com/office/drawing/2016/5/10/chartex" xmlns:cx5="http://schemas.microsoft.com/office/drawing/2016/5/11/chartex" xmlns:cx6="http://schemas.microsoft.com/office/drawing/2016/5/12/chartex" xmlns:cx7="http://schemas.microsoft.com/office/drawing/2016/5/13/chartex" xmlns:cx8="http://schemas.microsoft.com/office/drawing/2016/5/14/chartex" xmlns:mc="http://schemas.openxmlformats.org/markup-compatibility/2006" xmlns:aink="http://schemas.microsoft.com/office/drawing/2016/ink" xmlns:am3d="http://schemas.microsoft.com/office/drawing/2017/model3d" xmlns:o="urn:schemas-microsoft-com:office:office" xmlns:r="http://schemas.openxmlformats.org/officeDocument/2006/relationships" xmlns:m="http://schemas.openxmlformats.org/officeDocument/2006/math" xmlns:v="urn:schemas-microsoft-com:vml" xmlns:wp14="http://schemas.microsoft.com/office/word/2010/wordprocessingDrawing" xmlns:wp="http://schemas.openxmlformats.org/drawingml/2006/wordprocessingDrawing" xmlns:w10="urn:schemas-microsoft-com:office:word" xmlns:w="http://schemas.openxmlformats.org/wordprocessingml/2006/main" xmlns:w14="http://schemas.microsoft.com/office/word/2010/wordml" xmlns:w15="http://schemas.microsoft.com/office/word/2012/wordml" xmlns:w16cid="http://schemas.microsoft.com/office/word/2016/wordml/cid" xmlns:w16se="http://schemas.microsoft.com/office/word/2015/wordml/symex" xmlns:wpg="http://schemas.microsoft.com/office/word/2010/wordprocessingGroup" xmlns:wpi="http://schemas.microsoft.com/office/word/2010/wordprocessingInk" xmlns:wne="http://schemas.microsoft.com/office/word/2006/wordml" xmlns:wps="http://schemas.microsoft.com/office/word/2010/wordprocessingShape" mc:Ignorable="w14 w15 w16se w16cid wp14">
-  <w:docParts>
-    <w:docPart>
-      <w:docPartPr>
-        <w:name w:val="DefaultPlaceholder_-1854013440"/>
-        <w:category>
-          <w:name w:val="Общие"/>
-          <w:gallery w:val="placeholder"/>
-        </w:category>
-        <w:types>
-          <w:type w:val="bbPlcHdr"/>
-        </w:types>
-        <w:behaviors>
-          <w:behavior w:val="content"/>
-        </w:behaviors>
-        <w:guid w:val="{E2407477-D614-4183-815A-DF94BC9EC4D8}"/>
-      </w:docPartPr>
-      <w:docPartBody>
-        <w:p>
-          <w:r>
-            <w:rPr>
-              <w:rStyle w:val="a3"/>
-            </w:rPr>
-            <w:t>Место для ввода текста.</w:t>
-          </w:r>
-        </w:p>
-      </w:docPartBody>
-    </w:docPart>
-  </w:docParts>
-</w:glossaryDocument>
-</file>
-
-<file path=word/glossary/fontTable.xml><?xml version="1.0" encoding="utf-8"?>
-<w:fonts xmlns:mc="http://schemas.openxmlformats.org/markup-compatibility/2006" xmlns:r="http://schemas.openxmlformats.org/officeDocument/2006/relationships" xmlns:w="http://schemas.openxmlformats.org/wordprocessingml/2006/main" xmlns:w14="http://schemas.microsoft.com/office/word/2010/wordml" xmlns:w15="http://schemas.microsoft.com/office/word/2012/wordml" xmlns:w16cid="http://schemas.microsoft.com/office/word/2016/wordml/cid" xmlns:w16se="http://schemas.microsoft.com/office/word/2015/wordml/symex" mc:Ignorable="w14 w15 w16se w16cid">
-  <w:font w:name="Times New Roman">
-    <w:panose1 w:val="02020603050405020304"/>
-    <w:charset w:val="CC"/>
-    <w:family w:val="roman"/>
-    <w:pitch w:val="variable"/>
-    <w:sig w:usb0="E0002EFF" w:usb1="C000785B" w:usb2="00000009" w:usb3="00000000" w:csb0="000001FF" w:csb1="00000000"/>
-  </w:font>
-  <w:font w:name="Calibri">
-    <w:panose1 w:val="020F0502020204030204"/>
-    <w:charset w:val="CC"/>
-    <w:family w:val="swiss"/>
-    <w:pitch w:val="variable"/>
-    <w:sig w:usb0="E0002AFF" w:usb1="C000247B" w:usb2="00000009" w:usb3="00000000" w:csb0="000001FF" w:csb1="00000000"/>
-  </w:font>
-  <w:font w:name="Arial Unicode MS">
-    <w:panose1 w:val="020B0604020202020204"/>
-    <w:charset w:val="80"/>
-    <w:family w:val="swiss"/>
-    <w:pitch w:val="variable"/>
-    <w:sig w:usb0="F7FFAFFF" w:usb1="E9DFFFFF" w:usb2="0000003F" w:usb3="00000000" w:csb0="003F01FF" w:csb1="00000000"/>
-  </w:font>
-  <w:font w:name="Segoe UI">
-    <w:panose1 w:val="020B0502040204020203"/>
-    <w:charset w:val="CC"/>
-    <w:family w:val="swiss"/>
-    <w:pitch w:val="variable"/>
-    <w:sig w:usb0="E4002EFF" w:usb1="C000E47F" w:usb2="00000009" w:usb3="00000000" w:csb0="000001FF" w:csb1="00000000"/>
-  </w:font>
-  <w:font w:name="Times New Roman CYR">
-    <w:panose1 w:val="02020603050405020304"/>
-    <w:charset w:val="CC"/>
-    <w:family w:val="roman"/>
-    <w:pitch w:val="variable"/>
-    <w:sig w:usb0="E0002EFF" w:usb1="C000785B" w:usb2="00000009" w:usb3="00000000" w:csb0="000001FF" w:csb1="00000000"/>
-  </w:font>
-  <w:font w:name="Arial">
-    <w:panose1 w:val="020B0604020202020204"/>
-    <w:charset w:val="CC"/>
-    <w:family w:val="swiss"/>
-    <w:pitch w:val="variable"/>
-    <w:sig w:usb0="E0002EFF" w:usb1="C000785B" w:usb2="00000009" w:usb3="00000000" w:csb0="000001FF" w:csb1="00000000"/>
-  </w:font>
-  <w:font w:name="Calibri Light">
-    <w:panose1 w:val="020F0302020204030204"/>
-    <w:charset w:val="CC"/>
-    <w:family w:val="swiss"/>
-    <w:pitch w:val="variable"/>
-    <w:sig w:usb0="E0002AFF" w:usb1="C000247B" w:usb2="00000009" w:usb3="00000000" w:csb0="000001FF" w:csb1="00000000"/>
-  </w:font>
-</w:fonts>
-</file>
-
-<file path=word/glossary/settings.xml><?xml version="1.0" encoding="utf-8"?>
-<w:settings xmlns:mc="http://schemas.openxmlformats.org/markup-compatibility/2006" xmlns:o="urn:schemas-microsoft-com:office:office" xmlns:r="http://schemas.openxmlformats.org/officeDocument/2006/relationships" xmlns:m="http://schemas.openxmlformats.org/officeDocument/2006/math" xmlns:v="urn:schemas-microsoft-com:vml" xmlns:w10="urn:schemas-microsoft-com:office:word" xmlns:w="http://schemas.openxmlformats.org/wordprocessingml/2006/main" xmlns:w14="http://schemas.microsoft.com/office/word/2010/wordml" xmlns:w15="http://schemas.microsoft.com/office/word/2012/wordml" xmlns:w16cid="http://schemas.microsoft.com/office/word/2016/wordml/cid" xmlns:w16se="http://schemas.microsoft.com/office/word/2015/wordml/symex" xmlns:sl="http://schemas.openxmlformats.org/schemaLibrary/2006/main" mc:Ignorable="w14 w15 w16se w16cid">
-  <w:view w:val="normal"/>
-  <w:revisionView w:comments="0" w:formatting="0"/>
-  <w:defaultTabStop w:val="708"/>
-  <w:characterSpacingControl w:val="doNotCompress"/>
-  <w:compat>
-    <w:useFELayout/>
-    <w:compatSetting w:name="compatibilityMode" w:uri="http://schemas.microsoft.com/office/word" w:val="15"/>
-    <w:compatSetting w:name="overrideTableStyleFontSizeAndJustification" w:uri="http://schemas.microsoft.com/office/word" w:val="1"/>
-    <w:compatSetting w:name="enableOpenTypeFeatures" w:uri="http://schemas.microsoft.com/office/word" w:val="1"/>
-    <w:compatSetting w:name="doNotFlipMirrorIndents" w:uri="http://schemas.microsoft.com/office/word" w:val="1"/>
-    <w:compatSetting w:name="differentiateMultirowTableHeaders" w:uri="http://schemas.microsoft.com/office/word" w:val="1"/>
-    <w:compatSetting w:name="useWord2013TrackBottomHyphenation" w:uri="http://schemas.microsoft.com/office/word" w:val="0"/>
-  </w:compat>
-  <w:rsids>
-    <w:rsidRoot w:val="00B52DFC"/>
-    <w:rsid w:val="00285984"/>
-    <w:rsid w:val="00B52DFC"/>
-    <w:rsid w:val="00C311FB"/>
-  </w:rsids>
-  <m:mathPr>
-    <m:mathFont m:val="Cambria Math"/>
-    <m:brkBin m:val="before"/>
-    <m:brkBinSub m:val="--"/>
-    <m:smallFrac m:val="0"/>
-    <m:dispDef/>
-    <m:lMargin m:val="0"/>
-    <m:rMargin m:val="0"/>
-    <m:defJc m:val="centerGroup"/>
-    <m:wrapIndent m:val="1440"/>
-    <m:intLim m:val="subSup"/>
-    <m:naryLim m:val="undOvr"/>
-  </m:mathPr>
-  <w:themeFontLang w:val="ru-RU"/>
-  <w:clrSchemeMapping w:bg1="light1" w:t1="dark1" w:bg2="light2" w:t2="dark2" w:accent1="accent1" w:accent2="accent2" w:accent3="accent3" w:accent4="accent4" w:accent5="accent5" w:accent6="accent6" w:hyperlink="hyperlink" w:followedHyperlink="followedHyperlink"/>
-  <w:decimalSymbol w:val=","/>
-  <w:listSeparator w:val=";"/>
-  <w15:chartTrackingRefBased/>
-</w:settings>
-</file>
-
-<file path=word/glossary/styles.xml><?xml version="1.0" encoding="utf-8"?>
-<w:styles xmlns:mc="http://schemas.openxmlformats.org/markup-compatibility/2006" xmlns:r="http://schemas.openxmlformats.org/officeDocument/2006/relationships" xmlns:w="http://schemas.openxmlformats.org/wordprocessingml/2006/main" xmlns:w14="http://schemas.microsoft.com/office/word/2010/wordml" xmlns:w15="http://schemas.microsoft.com/office/word/2012/wordml" xmlns:w16cid="http://schemas.microsoft.com/office/word/2016/wordml/cid" xmlns:w16se="http://schemas.microsoft.com/office/word/2015/wordml/symex" mc:Ignorable="w14 w15 w16se w16cid">
-  <w:docDefaults>
-    <w:rPrDefault>
-      <w:rPr>
-        <w:rFonts w:asciiTheme="minorHAnsi" w:eastAsiaTheme="minorEastAsia" w:hAnsiTheme="minorHAnsi" w:cstheme="minorBidi"/>
-        <w:sz w:val="22"/>
-        <w:szCs w:val="22"/>
-        <w:lang w:val="ru-RU" w:eastAsia="ru-RU" w:bidi="ar-SA"/>
-      </w:rPr>
-    </w:rPrDefault>
-    <w:pPrDefault>
-      <w:pPr>
-        <w:spacing w:after="160" w:line="259" w:lineRule="auto"/>
-      </w:pPr>
-    </w:pPrDefault>
-  </w:docDefaults>
-  <w:latentStyles w:defLockedState="0" w:defUIPriority="99" w:defSemiHidden="0" w:defUnhideWhenUsed="0" w:defQFormat="0" w:count="375">
-    <w:lsdException w:name="Normal" w:uiPriority="0" w:qFormat="1"/>
-    <w:lsdException w:name="heading 1" w:uiPriority="9" w:qFormat="1"/>
-    <w:lsdException w:name="heading 2" w:semiHidden="1" w:uiPriority="9" w:unhideWhenUsed="1" w:qFormat="1"/>
-    <w:lsdException w:name="heading 3" w:semiHidden="1" w:uiPriority="9" w:unhideWhenUsed="1" w:qFormat="1"/>
-    <w:lsdException w:name="heading 4" w:semiHidden="1" w:uiPriority="9" w:unhideWhenUsed="1" w:qFormat="1"/>
-    <w:lsdException w:name="heading 5" w:semiHidden="1" w:uiPriority="9" w:unhideWhenUsed="1" w:qFormat="1"/>
-    <w:lsdException w:name="heading 6" w:semiHidden="1" w:uiPriority="9" w:unhideWhenUsed="1" w:qFormat="1"/>
-    <w:lsdException w:name="heading 7" w:semiHidden="1" w:uiPriority="9" w:unhideWhenUsed="1" w:qFormat="1"/>
-    <w:lsdException w:name="heading 8" w:semiHidden="1" w:uiPriority="9" w:unhideWhenUsed="1" w:qFormat="1"/>
-    <w:lsdException w:name="heading 9" w:semiHidden="1" w:uiPriority="9" w:unhideWhenUsed="1" w:qFormat="1"/>
-    <w:lsdException w:name="index 1" w:semiHidden="1" w:unhideWhenUsed="1"/>
-    <w:lsdException w:name="index 2" w:semiHidden="1" w:unhideWhenUsed="1"/>
-    <w:lsdException w:name="index 3" w:semiHidden="1" w:unhideWhenUsed="1"/>
-    <w:lsdException w:name="index 4" w:semiHidden="1" w:unhideWhenUsed="1"/>
-    <w:lsdException w:name="index 5" w:semiHidden="1" w:unhideWhenUsed="1"/>
-    <w:lsdException w:name="index 6" w:semiHidden="1" w:unhideWhenUsed="1"/>
-    <w:lsdException w:name="index 7" w:semiHidden="1" w:unhideWhenUsed="1"/>
-    <w:lsdException w:name="index 8" w:semiHidden="1" w:unhideWhenUsed="1"/>
-    <w:lsdException w:name="index 9" w:semiHidden="1" w:unhideWhenUsed="1"/>
-    <w:lsdException w:name="toc 1" w:semiHidden="1" w:uiPriority="39" w:unhideWhenUsed="1"/>
-    <w:lsdException w:name="toc 2" w:semiHidden="1" w:uiPriority="39" w:unhideWhenUsed="1"/>
-    <w:lsdException w:name="toc 3" w:semiHidden="1" w:uiPriority="39" w:unhideWhenUsed="1"/>
-    <w:lsdException w:name="toc 4" w:semiHidden="1" w:uiPriority="39" w:unhideWhenUsed="1"/>
-    <w:lsdException w:name="toc 5" w:semiHidden="1" w:uiPriority="39" w:unhideWhenUsed="1"/>
-    <w:lsdException w:name="toc 6" w:semiHidden="1" w:uiPriority="39" w:unhideWhenUsed="1"/>
-    <w:lsdException w:name="toc 7" w:semiHidden="1" w:uiPriority="39" w:unhideWhenUsed="1"/>
-    <w:lsdException w:name="toc 8" w:semiHidden="1" w:uiPriority="39" w:unhideWhenUsed="1"/>
-    <w:lsdException w:name="toc 9" w:semiHidden="1" w:uiPriority="39" w:unhideWhenUsed="1"/>
-    <w:lsdException w:name="Normal Indent" w:semiHidden="1" w:unhideWhenUsed="1"/>
-    <w:lsdException w:name="footnote text" w:semiHidden="1" w:unhideWhenUsed="1"/>
-    <w:lsdException w:name="annotation text" w:semiHidden="1" w:unhideWhenUsed="1"/>
-    <w:lsdException w:name="header" w:semiHidden="1" w:unhideWhenUsed="1"/>
-    <w:lsdException w:name="footer" w:semiHidden="1" w:unhideWhenUsed="1"/>
-    <w:lsdException w:name="index heading" w:semiHidden="1" w:unhideWhenUsed="1"/>
-    <w:lsdException w:name="caption" w:semiHidden="1" w:uiPriority="35" w:unhideWhenUsed="1" w:qFormat="1"/>
-    <w:lsdException w:name="table of figures" w:semiHidden="1" w:unhideWhenUsed="1"/>
-    <w:lsdException w:name="envelope address" w:semiHidden="1" w:unhideWhenUsed="1"/>
-    <w:lsdException w:name="envelope return" w:semiHidden="1" w:unhideWhenUsed="1"/>
-    <w:lsdException w:name="footnote reference" w:semiHidden="1" w:unhideWhenUsed="1"/>
-    <w:lsdException w:name="annotation reference" w:semiHidden="1" w:unhideWhenUsed="1"/>
-    <w:lsdException w:name="line number" w:semiHidden="1" w:unhideWhenUsed="1"/>
-    <w:lsdException w:name="page number" w:semiHidden="1" w:unhideWhenUsed="1"/>
-    <w:lsdException w:name="endnote reference" w:semiHidden="1" w:unhideWhenUsed="1"/>
-    <w:lsdException w:name="endnote text" w:semiHidden="1" w:unhideWhenUsed="1"/>
-    <w:lsdException w:name="table of authorities" w:semiHidden="1" w:unhideWhenUsed="1"/>
-    <w:lsdException w:name="macro" w:semiHidden="1" w:unhideWhenUsed="1"/>
-    <w:lsdException w:name="toa heading" w:semiHidden="1" w:unhideWhenUsed="1"/>
-    <w:lsdException w:name="List" w:semiHidden="1" w:unhideWhenUsed="1"/>
-    <w:lsdException w:name="List Bullet" w:semiHidden="1" w:unhideWhenUsed="1"/>
-    <w:lsdException w:name="List Number" w:semiHidden="1" w:unhideWhenUsed="1"/>
-    <w:lsdException w:name="List 2" w:semiHidden="1" w:unhideWhenUsed="1"/>
-    <w:lsdException w:name="List 3" w:semiHidden="1" w:unhideWhenUsed="1"/>
-    <w:lsdException w:name="List 4" w:semiHidden="1" w:unhideWhenUsed="1"/>
-    <w:lsdException w:name="List 5" w:semiHidden="1" w:unhideWhenUsed="1"/>
-    <w:lsdException w:name="List Bullet 2" w:semiHidden="1" w:unhideWhenUsed="1"/>
-    <w:lsdException w:name="List Bullet 3" w:semiHidden="1" w:unhideWhenUsed="1"/>
-    <w:lsdException w:name="List Bullet 4" w:semiHidden="1" w:unhideWhenUsed="1"/>
-    <w:lsdException w:name="List Bullet 5" w:semiHidden="1" w:unhideWhenUsed="1"/>
-    <w:lsdException w:name="List Number 2" w:semiHidden="1" w:unhideWhenUsed="1"/>
-    <w:lsdException w:name="List Number 3" w:semiHidden="1" w:unhideWhenUsed="1"/>
-    <w:lsdException w:name="List Number 4" w:semiHidden="1" w:unhideWhenUsed="1"/>
-    <w:lsdException w:name="List Number 5" w:semiHidden="1" w:unhideWhenUsed="1"/>
-    <w:lsdException w:name="Title" w:uiPriority="10" w:qFormat="1"/>
-    <w:lsdException w:name="Closing" w:semiHidden="1" w:unhideWhenUsed="1"/>
-    <w:lsdException w:name="Signature" w:semiHidden="1" w:unhideWhenUsed="1"/>
-    <w:lsdException w:name="Default Paragraph Font" w:semiHidden="1" w:uiPriority="1" w:unhideWhenUsed="1"/>
-    <w:lsdException w:name="Body Text" w:semiHidden="1" w:unhideWhenUsed="1"/>
-    <w:lsdException w:name="Body Text Indent" w:semiHidden="1" w:unhideWhenUsed="1"/>
-    <w:lsdException w:name="List Continue" w:semiHidden="1" w:unhideWhenUsed="1"/>
-    <w:lsdException w:name="List Continue 2" w:semiHidden="1" w:unhideWhenUsed="1"/>
-    <w:lsdException w:name="List Continue 3" w:semiHidden="1" w:unhideWhenUsed="1"/>
-    <w:lsdException w:name="List Continue 4" w:semiHidden="1" w:unhideWhenUsed="1"/>
-    <w:lsdException w:name="List Continue 5" w:semiHidden="1" w:unhideWhenUsed="1"/>
-    <w:lsdException w:name="Message Header" w:semiHidden="1" w:unhideWhenUsed="1"/>
-    <w:lsdException w:name="Subtitle" w:uiPriority="11" w:qFormat="1"/>
-    <w:lsdException w:name="Salutation" w:semiHidden="1" w:unhideWhenUsed="1"/>
-    <w:lsdException w:name="Date" w:semiHidden="1" w:unhideWhenUsed="1"/>
-    <w:lsdException w:name="Body Text First Indent" w:semiHidden="1" w:unhideWhenUsed="1"/>
-    <w:lsdException w:name="Body Text First Indent 2" w:semiHidden="1" w:unhideWhenUsed="1"/>
-    <w:lsdException w:name="Note Heading" w:semiHidden="1" w:unhideWhenUsed="1"/>
-    <w:lsdException w:name="Body Text 2" w:semiHidden="1" w:unhideWhenUsed="1"/>
-    <w:lsdException w:name="Body Text 3" w:semiHidden="1" w:unhideWhenUsed="1"/>
-    <w:lsdException w:name="Body Text Indent 2" w:semiHidden="1" w:unhideWhenUsed="1"/>
-    <w:lsdException w:name="Body Text Indent 3" w:semiHidden="1" w:unhideWhenUsed="1"/>
-    <w:lsdException w:name="Block Text" w:semiHidden="1" w:unhideWhenUsed="1"/>
-    <w:lsdException w:name="Hyperlink" w:semiHidden="1" w:unhideWhenUsed="1"/>
-    <w:lsdException w:name="FollowedHyperlink" w:semiHidden="1" w:unhideWhenUsed="1"/>
-    <w:lsdException w:name="Strong" w:uiPriority="22" w:qFormat="1"/>
-    <w:lsdException w:name="Emphasis" w:uiPriority="20" w:qFormat="1"/>
-    <w:lsdException w:name="Document Map" w:semiHidden="1" w:unhideWhenUsed="1"/>
-    <w:lsdException w:name="Plain Text" w:semiHidden="1" w:unhideWhenUsed="1"/>
-    <w:lsdException w:name="E-mail Signature" w:semiHidden="1" w:unhideWhenUsed="1"/>
-    <w:lsdException w:name="HTML Top of Form" w:semiHidden="1" w:unhideWhenUsed="1"/>
-    <w:lsdException w:name="HTML Bottom of Form" w:semiHidden="1" w:unhideWhenUsed="1"/>
-    <w:lsdException w:name="Normal (Web)" w:semiHidden="1" w:unhideWhenUsed="1"/>
-    <w:lsdException w:name="HTML Acronym" w:semiHidden="1" w:unhideWhenUsed="1"/>
-    <w:lsdException w:name="HTML Address" w:semiHidden="1" w:unhideWhenUsed="1"/>
-    <w:lsdException w:name="HTML Cite" w:semiHidden="1" w:unhideWhenUsed="1"/>
-    <w:lsdException w:name="HTML Code" w:semiHidden="1" w:unhideWhenUsed="1"/>
-    <w:lsdException w:name="HTML Definition" w:semiHidden="1" w:unhideWhenUsed="1"/>
-    <w:lsdException w:name="HTML Keyboard" w:semiHidden="1" w:unhideWhenUsed="1"/>
-    <w:lsdException w:name="HTML Preformatted" w:semiHidden="1" w:unhideWhenUsed="1"/>
-    <w:lsdException w:name="HTML Sample" w:semiHidden="1" w:unhideWhenUsed="1"/>
-    <w:lsdException w:name="HTML Typewriter" w:semiHidden="1" w:unhideWhenUsed="1"/>
-    <w:lsdException w:name="HTML Variable" w:semiHidden="1" w:unhideWhenUsed="1"/>
-    <w:lsdException w:name="Normal Table" w:semiHidden="1" w:unhideWhenUsed="1"/>
-    <w:lsdException w:name="annotation subject" w:semiHidden="1" w:unhideWhenUsed="1"/>
-    <w:lsdException w:name="No List" w:semiHidden="1" w:unhideWhenUsed="1"/>
-    <w:lsdException w:name="Outline List 1" w:semiHidden="1" w:unhideWhenUsed="1"/>
-    <w:lsdException w:name="Outline List 2" w:semiHidden="1" w:unhideWhenUsed="1"/>
-    <w:lsdException w:name="Outline List 3" w:semiHidden="1" w:unhideWhenUsed="1"/>
-    <w:lsdException w:name="Table Simple 1" w:semiHidden="1" w:unhideWhenUsed="1"/>
-    <w:lsdException w:name="Table Simple 2" w:semiHidden="1" w:unhideWhenUsed="1"/>
-    <w:lsdException w:name="Table Simple 3" w:semiHidden="1" w:unhideWhenUsed="1"/>
-    <w:lsdException w:name="Table Classic 1" w:semiHidden="1" w:unhideWhenUsed="1"/>
-    <w:lsdException w:name="Table Classic 2" w:semiHidden="1" w:unhideWhenUsed="1"/>
-    <w:lsdException w:name="Table Classic 3" w:semiHidden="1" w:unhideWhenUsed="1"/>
-    <w:lsdException w:name="Table Classic 4" w:semiHidden="1" w:unhideWhenUsed="1"/>
-    <w:lsdException w:name="Table Colorful 1" w:semiHidden="1" w:unhideWhenUsed="1"/>
-    <w:lsdException w:name="Table Colorful 2" w:semiHidden="1" w:unhideWhenUsed="1"/>
-    <w:lsdException w:name="Table Colorful 3" w:semiHidden="1" w:unhideWhenUsed="1"/>
-    <w:lsdException w:name="Table Columns 1" w:semiHidden="1" w:unhideWhenUsed="1"/>
-    <w:lsdException w:name="Table Columns 2" w:semiHidden="1" w:unhideWhenUsed="1"/>
-    <w:lsdException w:name="Table Columns 3" w:semiHidden="1" w:unhideWhenUsed="1"/>
-    <w:lsdException w:name="Table Columns 4" w:semiHidden="1" w:unhideWhenUsed="1"/>
-    <w:lsdException w:name="Table Columns 5" w:semiHidden="1" w:unhideWhenUsed="1"/>
-    <w:lsdException w:name="Table Grid 1" w:semiHidden="1" w:unhideWhenUsed="1"/>
-    <w:lsdException w:name="Table Grid 2" w:semiHidden="1" w:unhideWhenUsed="1"/>
-    <w:lsdException w:name="Table Grid 3" w:semiHidden="1" w:unhideWhenUsed="1"/>
-    <w:lsdException w:name="Table Grid 4" w:semiHidden="1" w:unhideWhenUsed="1"/>
-    <w:lsdException w:name="Table Grid 5" w:semiHidden="1" w:unhideWhenUsed="1"/>
-    <w:lsdException w:name="Table Grid 6" w:semiHidden="1" w:unhideWhenUsed="1"/>
-    <w:lsdException w:name="Table Grid 7" w:semiHidden="1" w:unhideWhenUsed="1"/>
-    <w:lsdException w:name="Table Grid 8" w:semiHidden="1" w:unhideWhenUsed="1"/>
-    <w:lsdException w:name="Table List 1" w:semiHidden="1" w:unhideWhenUsed="1"/>
-    <w:lsdException w:name="Table List 2" w:semiHidden="1" w:unhideWhenUsed="1"/>
-    <w:lsdException w:name="Table List 3" w:semiHidden="1" w:unhideWhenUsed="1"/>
-    <w:lsdException w:name="Table List 4" w:semiHidden="1" w:unhideWhenUsed="1"/>
-    <w:lsdException w:name="Table List 5" w:semiHidden="1" w:unhideWhenUsed="1"/>
-    <w:lsdException w:name="Table List 6" w:semiHidden="1" w:unhideWhenUsed="1"/>
-    <w:lsdException w:name="Table List 7" w:semiHidden="1" w:unhideWhenUsed="1"/>
-    <w:lsdException w:name="Table List 8" w:semiHidden="1" w:unhideWhenUsed="1"/>
-    <w:lsdException w:name="Table 3D effects 1" w:semiHidden="1" w:unhideWhenUsed="1"/>
-    <w:lsdException w:name="Table 3D effects 2" w:semiHidden="1" w:unhideWhenUsed="1"/>
-    <w:lsdException w:name="Table 3D effects 3" w:semiHidden="1" w:unhideWhenUsed="1"/>
-    <w:lsdException w:name="Table Contemporary" w:semiHidden="1" w:unhideWhenUsed="1"/>
-    <w:lsdException w:name="Table Elegant" w:semiHidden="1" w:unhideWhenUsed="1"/>
-    <w:lsdException w:name="Table Professional" w:semiHidden="1" w:unhideWhenUsed="1"/>
-    <w:lsdException w:name="Table Subtle 1" w:semiHidden="1" w:unhideWhenUsed="1"/>
-    <w:lsdException w:name="Table Subtle 2" w:semiHidden="1" w:unhideWhenUsed="1"/>
-    <w:lsdException w:name="Table Web 1" w:semiHidden="1" w:unhideWhenUsed="1"/>
-    <w:lsdException w:name="Table Web 2" w:semiHidden="1" w:unhideWhenUsed="1"/>
-    <w:lsdException w:name="Table Web 3" w:semiHidden="1" w:unhideWhenUsed="1"/>
-    <w:lsdException w:name="Balloon Text" w:semiHidden="1" w:unhideWhenUsed="1"/>
-    <w:lsdException w:name="Table Grid" w:uiPriority="39"/>
-    <w:lsdException w:name="Table Theme" w:semiHidden="1" w:unhideWhenUsed="1"/>
-    <w:lsdException w:name="Placeholder Text" w:semiHidden="1"/>
-    <w:lsdException w:name="No Spacing" w:uiPriority="1" w:qFormat="1"/>
-    <w:lsdException w:name="Light Shading" w:uiPriority="60"/>
-    <w:lsdException w:name="Light List" w:uiPriority="61"/>
-    <w:lsdException w:name="Light Grid" w:uiPriority="62"/>
-    <w:lsdException w:name="Medium Shading 1" w:uiPriority="63"/>
-    <w:lsdException w:name="Medium Shading 2" w:uiPriority="64"/>
-    <w:lsdException w:name="Medium List 1" w:uiPriority="65"/>
-    <w:lsdException w:name="Medium List 2" w:uiPriority="66"/>
-    <w:lsdException w:name="Medium Grid 1" w:uiPriority="67"/>
-    <w:lsdException w:name="Medium Grid 2" w:uiPriority="68"/>
-    <w:lsdException w:name="Medium Grid 3" w:uiPriority="69"/>
-    <w:lsdException w:name="Dark List" w:uiPriority="70"/>
-    <w:lsdException w:name="Colorful Shading" w:uiPriority="71"/>
-    <w:lsdException w:name="Colorful List" w:uiPriority="72"/>
-    <w:lsdException w:name="Colorful Grid" w:uiPriority="73"/>
-    <w:lsdException w:name="Light Shading Accent 1" w:uiPriority="60"/>
-    <w:lsdException w:name="Light List Accent 1" w:uiPriority="61"/>
-    <w:lsdException w:name="Light Grid Accent 1" w:uiPriority="62"/>
-    <w:lsdException w:name="Medium Shading 1 Accent 1" w:uiPriority="63"/>
-    <w:lsdException w:name="Medium Shading 2 Accent 1" w:uiPriority="64"/>
-    <w:lsdException w:name="Medium List 1 Accent 1" w:uiPriority="65"/>
-    <w:lsdException w:name="Revision" w:semiHidden="1"/>
-    <w:lsdException w:name="List Paragraph" w:uiPriority="34" w:qFormat="1"/>
-    <w:lsdException w:name="Quote" w:uiPriority="29" w:qFormat="1"/>
-    <w:lsdException w:name="Intense Quote" w:uiPriority="30" w:qFormat="1"/>
-    <w:lsdException w:name="Medium List 2 Accent 1" w:uiPriority="66"/>
-    <w:lsdException w:name="Medium Grid 1 Accent 1" w:uiPriority="67"/>
-    <w:lsdException w:name="Medium Grid 2 Accent 1" w:uiPriority="68"/>
-    <w:lsdException w:name="Medium Grid 3 Accent 1" w:uiPriority="69"/>
-    <w:lsdException w:name="Dark List Accent 1" w:uiPriority="70"/>
-    <w:lsdException w:name="Colorful Shading Accent 1" w:uiPriority="71"/>
-    <w:lsdException w:name="Colorful List Accent 1" w:uiPriority="72"/>
-    <w:lsdException w:name="Colorful Grid Accent 1" w:uiPriority="73"/>
-    <w:lsdException w:name="Light Shading Accent 2" w:uiPriority="60"/>
-    <w:lsdException w:name="Light List Accent 2" w:uiPriority="61"/>
-    <w:lsdException w:name="Light Grid Accent 2" w:uiPriority="62"/>
-    <w:lsdException w:name="Medium Shading 1 Accent 2" w:uiPriority="63"/>
-    <w:lsdException w:name="Medium Shading 2 Accent 2" w:uiPriority="64"/>
-    <w:lsdException w:name="Medium List 1 Accent 2" w:uiPriority="65"/>
-    <w:lsdException w:name="Medium List 2 Accent 2" w:uiPriority="66"/>
-    <w:lsdException w:name="Medium Grid 1 Accent 2" w:uiPriority="67"/>
-    <w:lsdException w:name="Medium Grid 2 Accent 2" w:uiPriority="68"/>
-    <w:lsdException w:name="Medium Grid 3 Accent 2" w:uiPriority="69"/>
-    <w:lsdException w:name="Dark List Accent 2" w:uiPriority="70"/>
-    <w:lsdException w:name="Colorful Shading Accent 2" w:uiPriority="71"/>
-    <w:lsdException w:name="Colorful List Accent 2" w:uiPriority="72"/>
-    <w:lsdException w:name="Colorful Grid Accent 2" w:uiPriority="73"/>
-    <w:lsdException w:name="Light Shading Accent 3" w:uiPriority="60"/>
-    <w:lsdException w:name="Light List Accent 3" w:uiPriority="61"/>
-    <w:lsdException w:name="Light Grid Accent 3" w:uiPriority="62"/>
-    <w:lsdException w:name="Medium Shading 1 Accent 3" w:uiPriority="63"/>
-    <w:lsdException w:name="Medium Shading 2 Accent 3" w:uiPriority="64"/>
-    <w:lsdException w:name="Medium List 1 Accent 3" w:uiPriority="65"/>
-    <w:lsdException w:name="Medium List 2 Accent 3" w:uiPriority="66"/>
-    <w:lsdException w:name="Medium Grid 1 Accent 3" w:uiPriority="67"/>
-    <w:lsdException w:name="Medium Grid 2 Accent 3" w:uiPriority="68"/>
-    <w:lsdException w:name="Medium Grid 3 Accent 3" w:uiPriority="69"/>
-    <w:lsdException w:name="Dark List Accent 3" w:uiPriority="70"/>
-    <w:lsdException w:name="Colorful Shading Accent 3" w:uiPriority="71"/>
-    <w:lsdException w:name="Colorful List Accent 3" w:uiPriority="72"/>
-    <w:lsdException w:name="Colorful Grid Accent 3" w:uiPriority="73"/>
-    <w:lsdException w:name="Light Shading Accent 4" w:uiPriority="60"/>
-    <w:lsdException w:name="Light List Accent 4" w:uiPriority="61"/>
-    <w:lsdException w:name="Light Grid Accent 4" w:uiPriority="62"/>
-    <w:lsdException w:name="Medium Shading 1 Accent 4" w:uiPriority="63"/>
-    <w:lsdException w:name="Medium Shading 2 Accent 4" w:uiPriority="64"/>
-    <w:lsdException w:name="Medium List 1 Accent 4" w:uiPriority="65"/>
-    <w:lsdException w:name="Medium List 2 Accent 4" w:uiPriority="66"/>
-    <w:lsdException w:name="Medium Grid 1 Accent 4" w:uiPriority="67"/>
-    <w:lsdException w:name="Medium Grid 2 Accent 4" w:uiPriority="68"/>
-    <w:lsdException w:name="Medium Grid 3 Accent 4" w:uiPriority="69"/>
-    <w:lsdException w:name="Dark List Accent 4" w:uiPriority="70"/>
-    <w:lsdException w:name="Colorful Shading Accent 4" w:uiPriority="71"/>
-    <w:lsdException w:name="Colorful List Accent 4" w:uiPriority="72"/>
-    <w:lsdException w:name="Colorful Grid Accent 4" w:uiPriority="73"/>
-    <w:lsdException w:name="Light Shading Accent 5" w:uiPriority="60"/>
-    <w:lsdException w:name="Light List Accent 5" w:uiPriority="61"/>
-    <w:lsdException w:name="Light Grid Accent 5" w:uiPriority="62"/>
-    <w:lsdException w:name="Medium Shading 1 Accent 5" w:uiPriority="63"/>
-    <w:lsdException w:name="Medium Shading 2 Accent 5" w:uiPriority="64"/>
-    <w:lsdException w:name="Medium List 1 Accent 5" w:uiPriority="65"/>
-    <w:lsdException w:name="Medium List 2 Accent 5" w:uiPriority="66"/>
-    <w:lsdException w:name="Medium Grid 1 Accent 5" w:uiPriority="67"/>
-    <w:lsdException w:name="Medium Grid 2 Accent 5" w:uiPriority="68"/>
-    <w:lsdException w:name="Medium Grid 3 Accent 5" w:uiPriority="69"/>
-    <w:lsdException w:name="Dark List Accent 5" w:uiPriority="70"/>
-    <w:lsdException w:name="Colorful Shading Accent 5" w:uiPriority="71"/>
-    <w:lsdException w:name="Colorful List Accent 5" w:uiPriority="72"/>
-    <w:lsdException w:name="Colorful Grid Accent 5" w:uiPriority="73"/>
-    <w:lsdException w:name="Light Shading Accent 6" w:uiPriority="60"/>
-    <w:lsdException w:name="Light List Accent 6" w:uiPriority="61"/>
-    <w:lsdException w:name="Light Grid Accent 6" w:uiPriority="62"/>
-    <w:lsdException w:name="Medium Shading 1 Accent 6" w:uiPriority="63"/>
-    <w:lsdException w:name="Medium Shading 2 Accent 6" w:uiPriority="64"/>
-    <w:lsdException w:name="Medium List 1 Accent 6" w:uiPriority="65"/>
-    <w:lsdException w:name="Medium List 2 Accent 6" w:uiPriority="66"/>
-    <w:lsdException w:name="Medium Grid 1 Accent 6" w:uiPriority="67"/>
-    <w:lsdException w:name="Medium Grid 2 Accent 6" w:uiPriority="68"/>
-    <w:lsdException w:name="Medium Grid 3 Accent 6" w:uiPriority="69"/>
-    <w:lsdException w:name="Dark List Accent 6" w:uiPriority="70"/>
-    <w:lsdException w:name="Colorful Shading Accent 6" w:uiPriority="71"/>
-    <w:lsdException w:name="Colorful List Accent 6" w:uiPriority="72"/>
-    <w:lsdException w:name="Colorful Grid Accent 6" w:uiPriority="73"/>
-    <w:lsdException w:name="Subtle Emphasis" w:uiPriority="19" w:qFormat="1"/>
-    <w:lsdException w:name="Intense Emphasis" w:uiPriority="21" w:qFormat="1"/>
-    <w:lsdException w:name="Subtle Reference" w:uiPriority="31" w:qFormat="1"/>
-    <w:lsdException w:name="Intense Reference" w:uiPriority="32" w:qFormat="1"/>
-    <w:lsdException w:name="Book Title" w:uiPriority="33" w:qFormat="1"/>
-    <w:lsdException w:name="Bibliography" w:semiHidden="1" w:uiPriority="37" w:unhideWhenUsed="1"/>
-    <w:lsdException w:name="TOC Heading" w:semiHidden="1" w:uiPriority="39" w:unhideWhenUsed="1" w:qFormat="1"/>
-    <w:lsdException w:name="Plain Table 1" w:uiPriority="41"/>
-    <w:lsdException w:name="Plain Table 2" w:uiPriority="42"/>
-    <w:lsdException w:name="Plain Table 3" w:uiPriority="43"/>
-    <w:lsdException w:name="Plain Table 4" w:uiPriority="44"/>
-    <w:lsdException w:name="Plain Table 5" w:uiPriority="45"/>
-    <w:lsdException w:name="Grid Table Light" w:uiPriority="40"/>
-    <w:lsdException w:name="Grid Table 1 Light" w:uiPriority="46"/>
-    <w:lsdException w:name="Grid Table 2" w:uiPriority="47"/>
-    <w:lsdException w:name="Grid Table 3" w:uiPriority="48"/>
-    <w:lsdException w:name="Grid Table 4" w:uiPriority="49"/>
-    <w:lsdException w:name="Grid Table 5 Dark" w:uiPriority="50"/>
-    <w:lsdException w:name="Grid Table 6 Colorful" w:uiPriority="51"/>
-    <w:lsdException w:name="Grid Table 7 Colorful" w:uiPriority="52"/>
-    <w:lsdException w:name="Grid Table 1 Light Accent 1" w:uiPriority="46"/>
-    <w:lsdException w:name="Grid Table 2 Accent 1" w:uiPriority="47"/>
-    <w:lsdException w:name="Grid Table 3 Accent 1" w:uiPriority="48"/>
-    <w:lsdException w:name="Grid Table 4 Accent 1" w:uiPriority="49"/>
-    <w:lsdException w:name="Grid Table 5 Dark Accent 1" w:uiPriority="50"/>
-    <w:lsdException w:name="Grid Table 6 Colorful Accent 1" w:uiPriority="51"/>
-    <w:lsdException w:name="Grid Table 7 Colorful Accent 1" w:uiPriority="52"/>
-    <w:lsdException w:name="Grid Table 1 Light Accent 2" w:uiPriority="46"/>
-    <w:lsdException w:name="Grid Table 2 Accent 2" w:uiPriority="47"/>
-    <w:lsdException w:name="Grid Table 3 Accent 2" w:uiPriority="48"/>
-    <w:lsdException w:name="Grid Table 4 Accent 2" w:uiPriority="49"/>
-    <w:lsdException w:name="Grid Table 5 Dark Accent 2" w:uiPriority="50"/>
-    <w:lsdException w:name="Grid Table 6 Colorful Accent 2" w:uiPriority="51"/>
-    <w:lsdException w:name="Grid Table 7 Colorful Accent 2" w:uiPriority="52"/>
-    <w:lsdException w:name="Grid Table 1 Light Accent 3" w:uiPriority="46"/>
-    <w:lsdException w:name="Grid Table 2 Accent 3" w:uiPriority="47"/>
-    <w:lsdException w:name="Grid Table 3 Accent 3" w:uiPriority="48"/>
-    <w:lsdException w:name="Grid Table 4 Accent 3" w:uiPriority="49"/>
-    <w:lsdException w:name="Grid Table 5 Dark Accent 3" w:uiPriority="50"/>
-    <w:lsdException w:name="Grid Table 6 Colorful Accent 3" w:uiPriority="51"/>
-    <w:lsdException w:name="Grid Table 7 Colorful Accent 3" w:uiPriority="52"/>
-    <w:lsdException w:name="Grid Table 1 Light Accent 4" w:uiPriority="46"/>
-    <w:lsdException w:name="Grid Table 2 Accent 4" w:uiPriority="47"/>
-    <w:lsdException w:name="Grid Table 3 Accent 4" w:uiPriority="48"/>
-    <w:lsdException w:name="Grid Table 4 Accent 4" w:uiPriority="49"/>
-    <w:lsdException w:name="Grid Table 5 Dark Accent 4" w:uiPriority="50"/>
-    <w:lsdException w:name="Grid Table 6 Colorful Accent 4" w:uiPriority="51"/>
-    <w:lsdException w:name="Grid Table 7 Colorful Accent 4" w:uiPriority="52"/>
-    <w:lsdException w:name="Grid Table 1 Light Accent 5" w:uiPriority="46"/>
-    <w:lsdException w:name="Grid Table 2 Accent 5" w:uiPriority="47"/>
-    <w:lsdException w:name="Grid Table 3 Accent 5" w:uiPriority="48"/>
-    <w:lsdException w:name="Grid Table 4 Accent 5" w:uiPriority="49"/>
-    <w:lsdException w:name="Grid Table 5 Dark Accent 5" w:uiPriority="50"/>
-    <w:lsdException w:name="Grid Table 6 Colorful Accent 5" w:uiPriority="51"/>
-    <w:lsdException w:name="Grid Table 7 Colorful Accent 5" w:uiPriority="52"/>
-    <w:lsdException w:name="Grid Table 1 Light Accent 6" w:uiPriority="46"/>
-    <w:lsdException w:name="Grid Table 2 Accent 6" w:uiPriority="47"/>
-    <w:lsdException w:name="Grid Table 3 Accent 6" w:uiPriority="48"/>
-    <w:lsdException w:name="Grid Table 4 Accent 6" w:uiPriority="49"/>
-    <w:lsdException w:name="Grid Table 5 Dark Accent 6" w:uiPriority="50"/>
-    <w:lsdException w:name="Grid Table 6 Colorful Accent 6" w:uiPriority="51"/>
-    <w:lsdException w:name="Grid Table 7 Colorful Accent 6" w:uiPriority="52"/>
-    <w:lsdException w:name="List Table 1 Light" w:uiPriority="46"/>
-    <w:lsdException w:name="List Table 2" w:uiPriority="47"/>
-    <w:lsdException w:name="List Table 3" w:uiPriority="48"/>
-    <w:lsdException w:name="List Table 4" w:uiPriority="49"/>
-    <w:lsdException w:name="List Table 5 Dark" w:uiPriority="50"/>
-    <w:lsdException w:name="List Table 6 Colorful" w:uiPriority="51"/>
-    <w:lsdException w:name="List Table 7 Colorful" w:uiPriority="52"/>
-    <w:lsdException w:name="List Table 1 Light Accent 1" w:uiPriority="46"/>
-    <w:lsdException w:name="List Table 2 Accent 1" w:uiPriority="47"/>
-    <w:lsdException w:name="List Table 3 Accent 1" w:uiPriority="48"/>
-    <w:lsdException w:name="List Table 4 Accent 1" w:uiPriority="49"/>
-    <w:lsdException w:name="List Table 5 Dark Accent 1" w:uiPriority="50"/>
-    <w:lsdException w:name="List Table 6 Colorful Accent 1" w:uiPriority="51"/>
-    <w:lsdException w:name="List Table 7 Colorful Accent 1" w:uiPriority="52"/>
-    <w:lsdException w:name="List Table 1 Light Accent 2" w:uiPriority="46"/>
-    <w:lsdException w:name="List Table 2 Accent 2" w:uiPriority="47"/>
-    <w:lsdException w:name="List Table 3 Accent 2" w:uiPriority="48"/>
-    <w:lsdException w:name="List Table 4 Accent 2" w:uiPriority="49"/>
-    <w:lsdException w:name="List Table 5 Dark Accent 2" w:uiPriority="50"/>
-    <w:lsdException w:name="List Table 6 Colorful Accent 2" w:uiPriority="51"/>
-    <w:lsdException w:name="List Table 7 Colorful Accent 2" w:uiPriority="52"/>
-    <w:lsdException w:name="List Table 1 Light Accent 3" w:uiPriority="46"/>
-    <w:lsdException w:name="List Table 2 Accent 3" w:uiPriority="47"/>
-    <w:lsdException w:name="List Table 3 Accent 3" w:uiPriority="48"/>
-    <w:lsdException w:name="List Table 4 Accent 3" w:uiPriority="49"/>
-    <w:lsdException w:name="List Table 5 Dark Accent 3" w:uiPriority="50"/>
-    <w:lsdException w:name="List Table 6 Colorful Accent 3" w:uiPriority="51"/>
-    <w:lsdException w:name="List Table 7 Colorful Accent 3" w:uiPriority="52"/>
-    <w:lsdException w:name="List Table 1 Light Accent 4" w:uiPriority="46"/>
-    <w:lsdException w:name="List Table 2 Accent 4" w:uiPriority="47"/>
-    <w:lsdException w:name="List Table 3 Accent 4" w:uiPriority="48"/>
-    <w:lsdException w:name="List Table 4 Accent 4" w:uiPriority="49"/>
-    <w:lsdException w:name="List Table 5 Dark Accent 4" w:uiPriority="50"/>
-    <w:lsdException w:name="List Table 6 Colorful Accent 4" w:uiPriority="51"/>
-    <w:lsdException w:name="List Table 7 Colorful Accent 4" w:uiPriority="52"/>
-    <w:lsdException w:name="List Table 1 Light Accent 5" w:uiPriority="46"/>
-    <w:lsdException w:name="List Table 2 Accent 5" w:uiPriority="47"/>
-    <w:lsdException w:name="List Table 3 Accent 5" w:uiPriority="48"/>
-    <w:lsdException w:name="List Table 4 Accent 5" w:uiPriority="49"/>
-    <w:lsdException w:name="List Table 5 Dark Accent 5" w:uiPriority="50"/>
-    <w:lsdException w:name="List Table 6 Colorful Accent 5" w:uiPriority="51"/>
-    <w:lsdException w:name="List Table 7 Colorful Accent 5" w:uiPriority="52"/>
-    <w:lsdException w:name="List Table 1 Light Accent 6" w:uiPriority="46"/>
-    <w:lsdException w:name="List Table 2 Accent 6" w:uiPriority="47"/>
-    <w:lsdException w:name="List Table 3 Accent 6" w:uiPriority="48"/>
-    <w:lsdException w:name="List Table 4 Accent 6" w:uiPriority="49"/>
-    <w:lsdException w:name="List Table 5 Dark Accent 6" w:uiPriority="50"/>
-    <w:lsdException w:name="List Table 6 Colorful Accent 6" w:uiPriority="51"/>
-    <w:lsdException w:name="List Table 7 Colorful Accent 6" w:uiPriority="52"/>
-    <w:lsdException w:name="Mention" w:semiHidden="1" w:unhideWhenUsed="1"/>
-    <w:lsdException w:name="Smart Hyperlink" w:semiHidden="1" w:unhideWhenUsed="1"/>
-    <w:lsdException w:name="Hashtag" w:semiHidden="1" w:unhideWhenUsed="1"/>
-    <w:lsdException w:name="Unresolved Mention" w:semiHidden="1" w:unhideWhenUsed="1"/>
-  </w:latentStyles>
-  <w:style w:type="paragraph" w:default="1" w:styleId="a">
-    <w:name w:val="Normal"/>
-    <w:qFormat/>
-  </w:style>
-  <w:style w:type="character" w:default="1" w:styleId="a0">
-    <w:name w:val="Default Paragraph Font"/>
-    <w:uiPriority w:val="1"/>
-    <w:semiHidden/>
-    <w:unhideWhenUsed/>
-  </w:style>
-  <w:style w:type="table" w:default="1" w:styleId="a1">
-    <w:name w:val="Normal Table"/>
-    <w:uiPriority w:val="99"/>
-    <w:semiHidden/>
-    <w:unhideWhenUsed/>
-    <w:tblPr>
-      <w:tblInd w:w="0" w:type="dxa"/>
-      <w:tblCellMar>
-        <w:top w:w="0" w:type="dxa"/>
-        <w:left w:w="108" w:type="dxa"/>
-        <w:bottom w:w="0" w:type="dxa"/>
-        <w:right w:w="108" w:type="dxa"/>
-      </w:tblCellMar>
-    </w:tblPr>
-  </w:style>
-  <w:style w:type="numbering" w:default="1" w:styleId="a2">
-    <w:name w:val="No List"/>
-    <w:uiPriority w:val="99"/>
-    <w:semiHidden/>
-    <w:unhideWhenUsed/>
-  </w:style>
-  <w:style w:type="character" w:styleId="a3">
-    <w:name w:val="Placeholder Text"/>
-    <w:basedOn w:val="a0"/>
-    <w:uiPriority w:val="99"/>
-    <w:semiHidden/>
-    <w:rsid w:val="00B52DFC"/>
-    <w:rPr>
-      <w:color w:val="808080"/>
-    </w:rPr>
-  </w:style>
-</w:styles>
-</file>
-
-<file path=word/glossary/webSettings.xml><?xml version="1.0" encoding="utf-8"?>
-<w:webSettings xmlns:mc="http://schemas.openxmlformats.org/markup-compatibility/2006" xmlns:r="http://schemas.openxmlformats.org/officeDocument/2006/relationships" xmlns:w="http://schemas.openxmlformats.org/wordprocessingml/2006/main" xmlns:w14="http://schemas.microsoft.com/office/word/2010/wordml" xmlns:w15="http://schemas.microsoft.com/office/word/2012/wordml" xmlns:w16cid="http://schemas.microsoft.com/office/word/2016/wordml/cid" xmlns:w16se="http://schemas.microsoft.com/office/word/2015/wordml/symex" mc:Ignorable="w14 w15 w16se w16cid">
-  <w:optimizeForBrowser/>
-  <w:allowPNG/>
-</w:webSettings>
 </file>
 
 <file path=word/theme/theme1.xml><?xml version="1.0" encoding="utf-8"?>
